--- a/Lab2/lab2.docx
+++ b/Lab2/lab2.docx
@@ -987,6 +987,7 @@
       </w:pPr>
       <w:r>
         <w:rPr>
+          <w:rFonts w:ascii="Times New Roman" w:hAnsi="Times New Roman" w:cs="Times New Roman"/>
           <w:noProof/>
           <w14:ligatures w14:val="standardContextual"/>
         </w:rPr>
@@ -1028,6 +1029,4796 @@
         </w:drawing>
       </w:r>
     </w:p>
+    <w:p>
+      <w:pPr>
+        <w:rPr>
+          <w:rFonts w:ascii="Times New Roman" w:hAnsi="Times New Roman" w:cs="Times New Roman"/>
+          <w:sz w:val="24"/>
+          <w:szCs w:val="24"/>
+          <w:lang w:val="ru-RU"/>
+        </w:rPr>
+      </w:pPr>
+    </w:p>
+    <w:p>
+      <w:pPr>
+        <w:rPr>
+          <w:rFonts w:ascii="Times New Roman" w:hAnsi="Times New Roman" w:cs="Times New Roman"/>
+          <w:b/>
+          <w:bCs/>
+          <w:sz w:val="24"/>
+          <w:szCs w:val="24"/>
+          <w:lang w:val="ru-RU"/>
+        </w:rPr>
+      </w:pPr>
+      <w:r>
+        <w:rPr>
+          <w:rFonts w:ascii="Times New Roman" w:hAnsi="Times New Roman" w:cs="Times New Roman"/>
+          <w:b/>
+          <w:bCs/>
+          <w:sz w:val="24"/>
+          <w:szCs w:val="24"/>
+          <w:lang w:val="ru-RU"/>
+        </w:rPr>
+        <w:t>1. Введение</w:t>
+      </w:r>
+    </w:p>
+    <w:p>
+      <w:pPr>
+        <w:rPr>
+          <w:rFonts w:ascii="Times New Roman" w:hAnsi="Times New Roman" w:cs="Times New Roman"/>
+          <w:sz w:val="24"/>
+          <w:szCs w:val="24"/>
+          <w:lang w:val="ru-RU"/>
+        </w:rPr>
+      </w:pPr>
+      <w:r>
+        <w:rPr>
+          <w:rFonts w:ascii="Times New Roman" w:hAnsi="Times New Roman" w:cs="Times New Roman"/>
+          <w:sz w:val="24"/>
+          <w:szCs w:val="24"/>
+          <w:lang w:val="ru-RU"/>
+        </w:rPr>
+        <w:t>В работе проводится</w:t>
+      </w:r>
+      <w:r>
+        <w:rPr>
+          <w:rFonts w:ascii="Times New Roman" w:hAnsi="Times New Roman" w:cs="Times New Roman"/>
+          <w:sz w:val="24"/>
+          <w:szCs w:val="24"/>
+        </w:rPr>
+        <w:t> </w:t>
+      </w:r>
+      <w:r>
+        <w:rPr>
+          <w:rFonts w:ascii="Times New Roman" w:hAnsi="Times New Roman" w:cs="Times New Roman"/>
+          <w:sz w:val="24"/>
+          <w:szCs w:val="24"/>
+          <w:lang w:val="ru-RU"/>
+        </w:rPr>
+        <w:t>интеграционное тестирование</w:t>
+      </w:r>
+      <w:r>
+        <w:rPr>
+          <w:rFonts w:ascii="Times New Roman" w:hAnsi="Times New Roman" w:cs="Times New Roman"/>
+          <w:sz w:val="24"/>
+          <w:szCs w:val="24"/>
+        </w:rPr>
+        <w:t> </w:t>
+      </w:r>
+      <w:r>
+        <w:rPr>
+          <w:rFonts w:ascii="Times New Roman" w:hAnsi="Times New Roman" w:cs="Times New Roman"/>
+          <w:sz w:val="24"/>
+          <w:szCs w:val="24"/>
+          <w:lang w:val="ru-RU"/>
+        </w:rPr>
+        <w:t>сложной математической системы, состоящей из тригонометрической и логарифмической ветвей.</w:t>
+      </w:r>
+      <w:r>
+        <w:rPr>
+          <w:rFonts w:ascii="Times New Roman" w:hAnsi="Times New Roman" w:cs="Times New Roman"/>
+          <w:sz w:val="24"/>
+          <w:szCs w:val="24"/>
+          <w:lang w:val="ru-RU"/>
+        </w:rPr>
+        <w:br/>
+        <w:t>Интеграция выполняется</w:t>
+      </w:r>
+      <w:r>
+        <w:rPr>
+          <w:rFonts w:ascii="Times New Roman" w:hAnsi="Times New Roman" w:cs="Times New Roman"/>
+          <w:sz w:val="24"/>
+          <w:szCs w:val="24"/>
+        </w:rPr>
+        <w:t> </w:t>
+      </w:r>
+      <w:r>
+        <w:rPr>
+          <w:rFonts w:ascii="Times New Roman" w:hAnsi="Times New Roman" w:cs="Times New Roman"/>
+          <w:sz w:val="24"/>
+          <w:szCs w:val="24"/>
+          <w:lang w:val="ru-RU"/>
+        </w:rPr>
+        <w:t>сверху-вниз (</w:t>
+      </w:r>
+      <w:r>
+        <w:rPr>
+          <w:rFonts w:ascii="Times New Roman" w:hAnsi="Times New Roman" w:cs="Times New Roman"/>
+          <w:sz w:val="24"/>
+          <w:szCs w:val="24"/>
+        </w:rPr>
+        <w:t>top</w:t>
+      </w:r>
+      <w:r>
+        <w:rPr>
+          <w:rFonts w:ascii="Times New Roman" w:hAnsi="Times New Roman" w:cs="Times New Roman"/>
+          <w:sz w:val="24"/>
+          <w:szCs w:val="24"/>
+          <w:lang w:val="ru-RU"/>
+        </w:rPr>
+        <w:noBreakHyphen/>
+      </w:r>
+      <w:r>
+        <w:rPr>
+          <w:rFonts w:ascii="Times New Roman" w:hAnsi="Times New Roman" w:cs="Times New Roman"/>
+          <w:sz w:val="24"/>
+          <w:szCs w:val="24"/>
+        </w:rPr>
+        <w:t>down</w:t>
+      </w:r>
+      <w:r>
+        <w:rPr>
+          <w:rFonts w:ascii="Times New Roman" w:hAnsi="Times New Roman" w:cs="Times New Roman"/>
+          <w:sz w:val="24"/>
+          <w:szCs w:val="24"/>
+          <w:lang w:val="ru-RU"/>
+        </w:rPr>
+        <w:t>)</w:t>
+      </w:r>
+      <w:r>
+        <w:rPr>
+          <w:rFonts w:ascii="Times New Roman" w:hAnsi="Times New Roman" w:cs="Times New Roman"/>
+          <w:sz w:val="24"/>
+          <w:szCs w:val="24"/>
+        </w:rPr>
+        <w:t> </w:t>
+      </w:r>
+      <w:r>
+        <w:rPr>
+          <w:rFonts w:ascii="Times New Roman" w:hAnsi="Times New Roman" w:cs="Times New Roman"/>
+          <w:sz w:val="24"/>
+          <w:szCs w:val="24"/>
+          <w:lang w:val="ru-RU"/>
+        </w:rPr>
+        <w:t>с использованием</w:t>
+      </w:r>
+      <w:r>
+        <w:rPr>
+          <w:rFonts w:ascii="Times New Roman" w:hAnsi="Times New Roman" w:cs="Times New Roman"/>
+          <w:sz w:val="24"/>
+          <w:szCs w:val="24"/>
+        </w:rPr>
+        <w:t> </w:t>
+      </w:r>
+      <w:r>
+        <w:rPr>
+          <w:rFonts w:ascii="Times New Roman" w:hAnsi="Times New Roman" w:cs="Times New Roman"/>
+          <w:sz w:val="24"/>
+          <w:szCs w:val="24"/>
+          <w:lang w:val="ru-RU"/>
+        </w:rPr>
+        <w:t>табличных заглушек (</w:t>
+      </w:r>
+      <w:r>
+        <w:rPr>
+          <w:rFonts w:ascii="Times New Roman" w:hAnsi="Times New Roman" w:cs="Times New Roman"/>
+          <w:sz w:val="24"/>
+          <w:szCs w:val="24"/>
+        </w:rPr>
+        <w:t>stubs</w:t>
+      </w:r>
+      <w:r>
+        <w:rPr>
+          <w:rFonts w:ascii="Times New Roman" w:hAnsi="Times New Roman" w:cs="Times New Roman"/>
+          <w:sz w:val="24"/>
+          <w:szCs w:val="24"/>
+          <w:lang w:val="ru-RU"/>
+        </w:rPr>
+        <w:t>), сгенерированных на основе эталонных значений (</w:t>
+      </w:r>
+      <w:r>
+        <w:rPr>
+          <w:rFonts w:ascii="Times New Roman" w:hAnsi="Times New Roman" w:cs="Times New Roman"/>
+          <w:sz w:val="24"/>
+          <w:szCs w:val="24"/>
+        </w:rPr>
+        <w:t>CSV</w:t>
+      </w:r>
+      <w:r>
+        <w:rPr>
+          <w:rFonts w:ascii="Times New Roman" w:hAnsi="Times New Roman" w:cs="Times New Roman"/>
+          <w:sz w:val="24"/>
+          <w:szCs w:val="24"/>
+          <w:lang w:val="ru-RU"/>
+        </w:rPr>
+        <w:t>, полученных через</w:t>
+      </w:r>
+      <w:r>
+        <w:rPr>
+          <w:rFonts w:ascii="Times New Roman" w:hAnsi="Times New Roman" w:cs="Times New Roman"/>
+          <w:sz w:val="24"/>
+          <w:szCs w:val="24"/>
+        </w:rPr>
+        <w:t> Math</w:t>
+      </w:r>
+      <w:r>
+        <w:rPr>
+          <w:rFonts w:ascii="Times New Roman" w:hAnsi="Times New Roman" w:cs="Times New Roman"/>
+          <w:sz w:val="24"/>
+          <w:szCs w:val="24"/>
+          <w:lang w:val="ru-RU"/>
+        </w:rPr>
+        <w:t>.*).</w:t>
+      </w:r>
+    </w:p>
+    <w:p>
+      <w:pPr>
+        <w:rPr>
+          <w:rFonts w:ascii="Times New Roman" w:hAnsi="Times New Roman" w:cs="Times New Roman"/>
+          <w:sz w:val="24"/>
+          <w:szCs w:val="24"/>
+        </w:rPr>
+      </w:pPr>
+      <w:r>
+        <w:rPr>
+          <w:rFonts w:ascii="Times New Roman" w:hAnsi="Times New Roman" w:cs="Times New Roman"/>
+          <w:sz w:val="24"/>
+          <w:szCs w:val="24"/>
+        </w:rPr>
+        <w:t>Цели:</w:t>
+      </w:r>
+    </w:p>
+    <w:p>
+      <w:pPr>
+        <w:numPr>
+          <w:ilvl w:val="0"/>
+          <w:numId w:val="4"/>
+        </w:numPr>
+        <w:rPr>
+          <w:rFonts w:ascii="Times New Roman" w:hAnsi="Times New Roman" w:cs="Times New Roman"/>
+          <w:sz w:val="24"/>
+          <w:szCs w:val="24"/>
+          <w:lang w:val="ru-RU"/>
+        </w:rPr>
+      </w:pPr>
+      <w:r>
+        <w:rPr>
+          <w:rFonts w:ascii="Times New Roman" w:hAnsi="Times New Roman" w:cs="Times New Roman"/>
+          <w:sz w:val="24"/>
+          <w:szCs w:val="24"/>
+          <w:lang w:val="ru-RU"/>
+        </w:rPr>
+        <w:t>проверить корректность взаимодействия модулей (</w:t>
+      </w:r>
+      <w:r>
+        <w:rPr>
+          <w:rFonts w:ascii="Times New Roman" w:hAnsi="Times New Roman" w:cs="Times New Roman"/>
+          <w:sz w:val="24"/>
+          <w:szCs w:val="24"/>
+        </w:rPr>
+        <w:t>Sin</w:t>
+      </w:r>
+      <w:r>
+        <w:rPr>
+          <w:rFonts w:ascii="Times New Roman" w:hAnsi="Times New Roman" w:cs="Times New Roman"/>
+          <w:sz w:val="24"/>
+          <w:szCs w:val="24"/>
+          <w:lang w:val="ru-RU"/>
+        </w:rPr>
+        <w:t xml:space="preserve">, </w:t>
+      </w:r>
+      <w:r>
+        <w:rPr>
+          <w:rFonts w:ascii="Times New Roman" w:hAnsi="Times New Roman" w:cs="Times New Roman"/>
+          <w:sz w:val="24"/>
+          <w:szCs w:val="24"/>
+        </w:rPr>
+        <w:t>Cos</w:t>
+      </w:r>
+      <w:r>
+        <w:rPr>
+          <w:rFonts w:ascii="Times New Roman" w:hAnsi="Times New Roman" w:cs="Times New Roman"/>
+          <w:sz w:val="24"/>
+          <w:szCs w:val="24"/>
+          <w:lang w:val="ru-RU"/>
+        </w:rPr>
+        <w:t xml:space="preserve">, </w:t>
+      </w:r>
+      <w:r>
+        <w:rPr>
+          <w:rFonts w:ascii="Times New Roman" w:hAnsi="Times New Roman" w:cs="Times New Roman"/>
+          <w:sz w:val="24"/>
+          <w:szCs w:val="24"/>
+        </w:rPr>
+        <w:t>Tan</w:t>
+      </w:r>
+      <w:r>
+        <w:rPr>
+          <w:rFonts w:ascii="Times New Roman" w:hAnsi="Times New Roman" w:cs="Times New Roman"/>
+          <w:sz w:val="24"/>
+          <w:szCs w:val="24"/>
+          <w:lang w:val="ru-RU"/>
+        </w:rPr>
+        <w:t xml:space="preserve">, </w:t>
+      </w:r>
+      <w:r>
+        <w:rPr>
+          <w:rFonts w:ascii="Times New Roman" w:hAnsi="Times New Roman" w:cs="Times New Roman"/>
+          <w:sz w:val="24"/>
+          <w:szCs w:val="24"/>
+        </w:rPr>
+        <w:t>Ln</w:t>
+      </w:r>
+      <w:r>
+        <w:rPr>
+          <w:rFonts w:ascii="Times New Roman" w:hAnsi="Times New Roman" w:cs="Times New Roman"/>
+          <w:sz w:val="24"/>
+          <w:szCs w:val="24"/>
+          <w:lang w:val="ru-RU"/>
+        </w:rPr>
+        <w:t xml:space="preserve">, </w:t>
+      </w:r>
+      <w:r>
+        <w:rPr>
+          <w:rFonts w:ascii="Times New Roman" w:hAnsi="Times New Roman" w:cs="Times New Roman"/>
+          <w:sz w:val="24"/>
+          <w:szCs w:val="24"/>
+        </w:rPr>
+        <w:t>Log</w:t>
+      </w:r>
+      <w:r>
+        <w:rPr>
+          <w:rFonts w:ascii="Times New Roman" w:hAnsi="Times New Roman" w:cs="Times New Roman"/>
+          <w:sz w:val="24"/>
+          <w:szCs w:val="24"/>
+          <w:lang w:val="ru-RU"/>
+        </w:rPr>
+        <w:t>2 и др.),</w:t>
+      </w:r>
+    </w:p>
+    <w:p>
+      <w:pPr>
+        <w:numPr>
+          <w:ilvl w:val="0"/>
+          <w:numId w:val="4"/>
+        </w:numPr>
+        <w:rPr>
+          <w:rFonts w:ascii="Times New Roman" w:hAnsi="Times New Roman" w:cs="Times New Roman"/>
+          <w:sz w:val="24"/>
+          <w:szCs w:val="24"/>
+          <w:lang w:val="ru-RU"/>
+        </w:rPr>
+      </w:pPr>
+      <w:r>
+        <w:rPr>
+          <w:rFonts w:ascii="Times New Roman" w:hAnsi="Times New Roman" w:cs="Times New Roman"/>
+          <w:sz w:val="24"/>
+          <w:szCs w:val="24"/>
+          <w:lang w:val="ru-RU"/>
+        </w:rPr>
+        <w:t>убедиться, что итоговая функция вычисляется с заданной точностью,</w:t>
+      </w:r>
+    </w:p>
+    <w:p>
+      <w:pPr>
+        <w:numPr>
+          <w:ilvl w:val="0"/>
+          <w:numId w:val="4"/>
+        </w:numPr>
+        <w:rPr>
+          <w:rFonts w:ascii="Times New Roman" w:hAnsi="Times New Roman" w:cs="Times New Roman"/>
+          <w:sz w:val="24"/>
+          <w:szCs w:val="24"/>
+          <w:lang w:val="ru-RU"/>
+        </w:rPr>
+      </w:pPr>
+      <w:r>
+        <w:rPr>
+          <w:rFonts w:ascii="Times New Roman" w:hAnsi="Times New Roman" w:cs="Times New Roman"/>
+          <w:sz w:val="24"/>
+          <w:szCs w:val="24"/>
+          <w:lang w:val="ru-RU"/>
+        </w:rPr>
+        <w:t>зафиксировать процесс замены заглушек на реальные реализации.</w:t>
+      </w:r>
+    </w:p>
+    <w:p>
+      <w:pPr>
+        <w:rPr>
+          <w:rFonts w:ascii="Times New Roman" w:hAnsi="Times New Roman" w:cs="Times New Roman"/>
+          <w:sz w:val="24"/>
+          <w:szCs w:val="24"/>
+        </w:rPr>
+      </w:pPr>
+    </w:p>
+    <w:p>
+      <w:pPr>
+        <w:rPr>
+          <w:rFonts w:ascii="Times New Roman" w:hAnsi="Times New Roman" w:cs="Times New Roman"/>
+          <w:b/>
+          <w:bCs/>
+          <w:sz w:val="24"/>
+          <w:szCs w:val="24"/>
+          <w:lang w:val="ru-RU"/>
+        </w:rPr>
+      </w:pPr>
+      <w:r>
+        <w:rPr>
+          <w:rFonts w:ascii="Times New Roman" w:hAnsi="Times New Roman" w:cs="Times New Roman"/>
+          <w:b/>
+          <w:bCs/>
+          <w:sz w:val="24"/>
+          <w:szCs w:val="24"/>
+          <w:lang w:val="ru-RU"/>
+        </w:rPr>
+        <w:t>2. Архитектура системы и уровни интеграции</w:t>
+      </w:r>
+    </w:p>
+    <w:p>
+      <w:pPr>
+        <w:rPr>
+          <w:rFonts w:ascii="Times New Roman" w:hAnsi="Times New Roman" w:cs="Times New Roman"/>
+          <w:sz w:val="24"/>
+          <w:szCs w:val="24"/>
+        </w:rPr>
+      </w:pPr>
+      <w:r>
+        <w:rPr>
+          <w:rFonts w:ascii="Times New Roman" w:hAnsi="Times New Roman" w:cs="Times New Roman"/>
+          <w:sz w:val="24"/>
+          <w:szCs w:val="24"/>
+          <w:lang w:val="ru-RU"/>
+        </w:rPr>
+        <w:t>Выделены</w:t>
+      </w:r>
+      <w:r>
+        <w:rPr>
+          <w:rFonts w:ascii="Times New Roman" w:hAnsi="Times New Roman" w:cs="Times New Roman"/>
+          <w:sz w:val="24"/>
+          <w:szCs w:val="24"/>
+        </w:rPr>
+        <w:t> </w:t>
+      </w:r>
+      <w:r>
+        <w:rPr>
+          <w:rFonts w:ascii="Times New Roman" w:hAnsi="Times New Roman" w:cs="Times New Roman"/>
+          <w:sz w:val="24"/>
+          <w:szCs w:val="24"/>
+          <w:lang w:val="ru-RU"/>
+        </w:rPr>
+        <w:t>4 уровня зависимостей:</w:t>
+      </w:r>
+    </w:p>
+    <w:tbl>
+      <w:tblPr>
+        <w:tblStyle w:val="ae"/>
+        <w:tblW w:w="9715" w:type="dxa"/>
+        <w:tblLook w:val="04A0" w:firstRow="1" w:lastRow="0" w:firstColumn="1" w:lastColumn="0" w:noHBand="0" w:noVBand="1"/>
+      </w:tblPr>
+      <w:tblGrid>
+        <w:gridCol w:w="2335"/>
+        <w:gridCol w:w="4050"/>
+        <w:gridCol w:w="3330"/>
+      </w:tblGrid>
+      <w:tr>
+        <w:tc>
+          <w:tcPr>
+            <w:tcW w:w="2335" w:type="dxa"/>
+            <w:vAlign w:val="center"/>
+          </w:tcPr>
+          <w:p>
+            <w:pPr>
+              <w:rPr>
+                <w:rFonts w:ascii="Times New Roman" w:hAnsi="Times New Roman" w:cs="Times New Roman"/>
+                <w:sz w:val="24"/>
+                <w:szCs w:val="24"/>
+              </w:rPr>
+            </w:pPr>
+            <w:r>
+              <w:rPr>
+                <w:rFonts w:ascii="Times New Roman" w:hAnsi="Times New Roman" w:cs="Times New Roman"/>
+                <w:sz w:val="24"/>
+                <w:szCs w:val="24"/>
+                <w:lang w:val="en-US"/>
+              </w:rPr>
+              <w:t>Уровень</w:t>
+            </w:r>
+          </w:p>
+        </w:tc>
+        <w:tc>
+          <w:tcPr>
+            <w:tcW w:w="4050" w:type="dxa"/>
+            <w:vAlign w:val="center"/>
+          </w:tcPr>
+          <w:p>
+            <w:pPr>
+              <w:rPr>
+                <w:rFonts w:ascii="Times New Roman" w:hAnsi="Times New Roman" w:cs="Times New Roman"/>
+                <w:sz w:val="24"/>
+                <w:szCs w:val="24"/>
+              </w:rPr>
+            </w:pPr>
+            <w:r>
+              <w:rPr>
+                <w:rFonts w:ascii="Times New Roman" w:hAnsi="Times New Roman" w:cs="Times New Roman"/>
+                <w:sz w:val="24"/>
+                <w:szCs w:val="24"/>
+                <w:lang w:val="en-US"/>
+              </w:rPr>
+              <w:t>Функции</w:t>
+            </w:r>
+          </w:p>
+        </w:tc>
+        <w:tc>
+          <w:tcPr>
+            <w:tcW w:w="3330" w:type="dxa"/>
+            <w:vAlign w:val="center"/>
+          </w:tcPr>
+          <w:p>
+            <w:pPr>
+              <w:rPr>
+                <w:rFonts w:ascii="Times New Roman" w:hAnsi="Times New Roman" w:cs="Times New Roman"/>
+                <w:sz w:val="24"/>
+                <w:szCs w:val="24"/>
+              </w:rPr>
+            </w:pPr>
+            <w:r>
+              <w:rPr>
+                <w:rFonts w:ascii="Times New Roman" w:hAnsi="Times New Roman" w:cs="Times New Roman"/>
+                <w:sz w:val="24"/>
+                <w:szCs w:val="24"/>
+                <w:lang w:val="en-US"/>
+              </w:rPr>
+              <w:t>От кого зависят</w:t>
+            </w:r>
+          </w:p>
+        </w:tc>
+      </w:tr>
+      <w:tr>
+        <w:tc>
+          <w:tcPr>
+            <w:tcW w:w="2335" w:type="dxa"/>
+            <w:vAlign w:val="center"/>
+          </w:tcPr>
+          <w:p>
+            <w:pPr>
+              <w:rPr>
+                <w:rFonts w:ascii="Times New Roman" w:hAnsi="Times New Roman" w:cs="Times New Roman"/>
+                <w:sz w:val="24"/>
+                <w:szCs w:val="24"/>
+              </w:rPr>
+            </w:pPr>
+            <w:r>
+              <w:rPr>
+                <w:rFonts w:ascii="Times New Roman" w:hAnsi="Times New Roman" w:cs="Times New Roman"/>
+                <w:sz w:val="24"/>
+                <w:szCs w:val="24"/>
+                <w:lang w:val="en-US"/>
+              </w:rPr>
+              <w:t>4 (базовый)</w:t>
+            </w:r>
+          </w:p>
+        </w:tc>
+        <w:tc>
+          <w:tcPr>
+            <w:tcW w:w="4050" w:type="dxa"/>
+            <w:vAlign w:val="center"/>
+          </w:tcPr>
+          <w:p>
+            <w:pPr>
+              <w:rPr>
+                <w:rFonts w:ascii="Times New Roman" w:hAnsi="Times New Roman" w:cs="Times New Roman"/>
+                <w:sz w:val="24"/>
+                <w:szCs w:val="24"/>
+              </w:rPr>
+            </w:pPr>
+            <w:r>
+              <w:rPr>
+                <w:rFonts w:ascii="Times New Roman" w:hAnsi="Times New Roman" w:cs="Times New Roman"/>
+                <w:sz w:val="24"/>
+                <w:szCs w:val="24"/>
+                <w:lang w:val="en-US"/>
+              </w:rPr>
+              <w:t>Sin, Ln</w:t>
+            </w:r>
+          </w:p>
+        </w:tc>
+        <w:tc>
+          <w:tcPr>
+            <w:tcW w:w="3330" w:type="dxa"/>
+            <w:vAlign w:val="center"/>
+          </w:tcPr>
+          <w:p>
+            <w:pPr>
+              <w:rPr>
+                <w:rFonts w:ascii="Times New Roman" w:hAnsi="Times New Roman" w:cs="Times New Roman"/>
+                <w:sz w:val="24"/>
+                <w:szCs w:val="24"/>
+              </w:rPr>
+            </w:pPr>
+            <w:r>
+              <w:rPr>
+                <w:rFonts w:ascii="Times New Roman" w:hAnsi="Times New Roman" w:cs="Times New Roman"/>
+                <w:sz w:val="24"/>
+                <w:szCs w:val="24"/>
+                <w:lang w:val="en-US"/>
+              </w:rPr>
+              <w:t>ни от кого</w:t>
+            </w:r>
+          </w:p>
+        </w:tc>
+      </w:tr>
+      <w:tr>
+        <w:tc>
+          <w:tcPr>
+            <w:tcW w:w="2335" w:type="dxa"/>
+            <w:vAlign w:val="center"/>
+          </w:tcPr>
+          <w:p>
+            <w:pPr>
+              <w:rPr>
+                <w:rFonts w:ascii="Times New Roman" w:hAnsi="Times New Roman" w:cs="Times New Roman"/>
+                <w:sz w:val="24"/>
+                <w:szCs w:val="24"/>
+              </w:rPr>
+            </w:pPr>
+            <w:r>
+              <w:rPr>
+                <w:rFonts w:ascii="Times New Roman" w:hAnsi="Times New Roman" w:cs="Times New Roman"/>
+                <w:sz w:val="24"/>
+                <w:szCs w:val="24"/>
+                <w:lang w:val="en-US"/>
+              </w:rPr>
+              <w:t>3</w:t>
+            </w:r>
+          </w:p>
+        </w:tc>
+        <w:tc>
+          <w:tcPr>
+            <w:tcW w:w="4050" w:type="dxa"/>
+            <w:vAlign w:val="center"/>
+          </w:tcPr>
+          <w:p>
+            <w:pPr>
+              <w:rPr>
+                <w:rFonts w:ascii="Times New Roman" w:hAnsi="Times New Roman" w:cs="Times New Roman"/>
+                <w:sz w:val="24"/>
+                <w:szCs w:val="24"/>
+              </w:rPr>
+            </w:pPr>
+            <w:r>
+              <w:rPr>
+                <w:rFonts w:ascii="Times New Roman" w:hAnsi="Times New Roman" w:cs="Times New Roman"/>
+                <w:sz w:val="24"/>
+                <w:szCs w:val="24"/>
+                <w:lang w:val="en-US"/>
+              </w:rPr>
+              <w:t>Cos, Csc, Log2, Log3</w:t>
+            </w:r>
+          </w:p>
+        </w:tc>
+        <w:tc>
+          <w:tcPr>
+            <w:tcW w:w="3330" w:type="dxa"/>
+            <w:vAlign w:val="center"/>
+          </w:tcPr>
+          <w:p>
+            <w:pPr>
+              <w:rPr>
+                <w:rFonts w:ascii="Times New Roman" w:hAnsi="Times New Roman" w:cs="Times New Roman"/>
+                <w:sz w:val="24"/>
+                <w:szCs w:val="24"/>
+              </w:rPr>
+            </w:pPr>
+            <w:r>
+              <w:rPr>
+                <w:rFonts w:ascii="Times New Roman" w:hAnsi="Times New Roman" w:cs="Times New Roman"/>
+                <w:sz w:val="24"/>
+                <w:szCs w:val="24"/>
+                <w:lang w:val="en-US"/>
+              </w:rPr>
+              <w:t>от Sin или Ln</w:t>
+            </w:r>
+          </w:p>
+        </w:tc>
+      </w:tr>
+      <w:tr>
+        <w:tc>
+          <w:tcPr>
+            <w:tcW w:w="2335" w:type="dxa"/>
+            <w:vAlign w:val="center"/>
+          </w:tcPr>
+          <w:p>
+            <w:pPr>
+              <w:rPr>
+                <w:rFonts w:ascii="Times New Roman" w:hAnsi="Times New Roman" w:cs="Times New Roman"/>
+                <w:sz w:val="24"/>
+                <w:szCs w:val="24"/>
+              </w:rPr>
+            </w:pPr>
+            <w:r>
+              <w:rPr>
+                <w:rFonts w:ascii="Times New Roman" w:hAnsi="Times New Roman" w:cs="Times New Roman"/>
+                <w:sz w:val="24"/>
+                <w:szCs w:val="24"/>
+                <w:lang w:val="en-US"/>
+              </w:rPr>
+              <w:t>2</w:t>
+            </w:r>
+          </w:p>
+        </w:tc>
+        <w:tc>
+          <w:tcPr>
+            <w:tcW w:w="4050" w:type="dxa"/>
+            <w:vAlign w:val="center"/>
+          </w:tcPr>
+          <w:p>
+            <w:pPr>
+              <w:rPr>
+                <w:rFonts w:ascii="Times New Roman" w:hAnsi="Times New Roman" w:cs="Times New Roman"/>
+                <w:sz w:val="24"/>
+                <w:szCs w:val="24"/>
+              </w:rPr>
+            </w:pPr>
+            <w:r>
+              <w:rPr>
+                <w:rFonts w:ascii="Times New Roman" w:hAnsi="Times New Roman" w:cs="Times New Roman"/>
+                <w:sz w:val="24"/>
+                <w:szCs w:val="24"/>
+                <w:lang w:val="en-US"/>
+              </w:rPr>
+              <w:t>Tan, Cot, Sec</w:t>
+            </w:r>
+          </w:p>
+        </w:tc>
+        <w:tc>
+          <w:tcPr>
+            <w:tcW w:w="3330" w:type="dxa"/>
+            <w:vAlign w:val="center"/>
+          </w:tcPr>
+          <w:p>
+            <w:pPr>
+              <w:rPr>
+                <w:rFonts w:ascii="Times New Roman" w:hAnsi="Times New Roman" w:cs="Times New Roman"/>
+                <w:sz w:val="24"/>
+                <w:szCs w:val="24"/>
+              </w:rPr>
+            </w:pPr>
+            <w:r>
+              <w:rPr>
+                <w:rFonts w:ascii="Times New Roman" w:hAnsi="Times New Roman" w:cs="Times New Roman"/>
+                <w:sz w:val="24"/>
+                <w:szCs w:val="24"/>
+                <w:lang w:val="en-US"/>
+              </w:rPr>
+              <w:t>от Sin и Cos</w:t>
+            </w:r>
+          </w:p>
+        </w:tc>
+      </w:tr>
+      <w:tr>
+        <w:tc>
+          <w:tcPr>
+            <w:tcW w:w="2335" w:type="dxa"/>
+            <w:vAlign w:val="center"/>
+          </w:tcPr>
+          <w:p>
+            <w:pPr>
+              <w:rPr>
+                <w:rFonts w:ascii="Times New Roman" w:hAnsi="Times New Roman" w:cs="Times New Roman"/>
+                <w:sz w:val="24"/>
+                <w:szCs w:val="24"/>
+              </w:rPr>
+            </w:pPr>
+            <w:r>
+              <w:rPr>
+                <w:rFonts w:ascii="Times New Roman" w:hAnsi="Times New Roman" w:cs="Times New Roman"/>
+                <w:sz w:val="24"/>
+                <w:szCs w:val="24"/>
+                <w:lang w:val="en-US"/>
+              </w:rPr>
+              <w:t>1 (ветви)</w:t>
+            </w:r>
+          </w:p>
+        </w:tc>
+        <w:tc>
+          <w:tcPr>
+            <w:tcW w:w="4050" w:type="dxa"/>
+            <w:vAlign w:val="center"/>
+          </w:tcPr>
+          <w:p>
+            <w:pPr>
+              <w:rPr>
+                <w:rFonts w:ascii="Times New Roman" w:hAnsi="Times New Roman" w:cs="Times New Roman"/>
+                <w:sz w:val="24"/>
+                <w:szCs w:val="24"/>
+              </w:rPr>
+            </w:pPr>
+            <w:r>
+              <w:rPr>
+                <w:rFonts w:ascii="Times New Roman" w:hAnsi="Times New Roman" w:cs="Times New Roman"/>
+                <w:sz w:val="24"/>
+                <w:szCs w:val="24"/>
+                <w:lang w:val="en-US"/>
+              </w:rPr>
+              <w:t>TrigBranch, LogBranch</w:t>
+            </w:r>
+          </w:p>
+        </w:tc>
+        <w:tc>
+          <w:tcPr>
+            <w:tcW w:w="3330" w:type="dxa"/>
+            <w:vAlign w:val="center"/>
+          </w:tcPr>
+          <w:p>
+            <w:pPr>
+              <w:rPr>
+                <w:rFonts w:ascii="Times New Roman" w:hAnsi="Times New Roman" w:cs="Times New Roman"/>
+                <w:sz w:val="24"/>
+                <w:szCs w:val="24"/>
+              </w:rPr>
+            </w:pPr>
+            <w:r>
+              <w:rPr>
+                <w:rFonts w:ascii="Times New Roman" w:hAnsi="Times New Roman" w:cs="Times New Roman"/>
+                <w:sz w:val="24"/>
+                <w:szCs w:val="24"/>
+                <w:lang w:val="en-US"/>
+              </w:rPr>
+              <w:t>от всех нижележащих</w:t>
+            </w:r>
+          </w:p>
+        </w:tc>
+      </w:tr>
+      <w:tr>
+        <w:tc>
+          <w:tcPr>
+            <w:tcW w:w="2335" w:type="dxa"/>
+            <w:vAlign w:val="center"/>
+          </w:tcPr>
+          <w:p>
+            <w:pPr>
+              <w:rPr>
+                <w:rFonts w:ascii="Times New Roman" w:hAnsi="Times New Roman" w:cs="Times New Roman"/>
+                <w:sz w:val="24"/>
+                <w:szCs w:val="24"/>
+              </w:rPr>
+            </w:pPr>
+            <w:r>
+              <w:rPr>
+                <w:rFonts w:ascii="Times New Roman" w:hAnsi="Times New Roman" w:cs="Times New Roman"/>
+                <w:sz w:val="24"/>
+                <w:szCs w:val="24"/>
+                <w:lang w:val="en-US"/>
+              </w:rPr>
+              <w:t>0 (система)</w:t>
+            </w:r>
+          </w:p>
+        </w:tc>
+        <w:tc>
+          <w:tcPr>
+            <w:tcW w:w="4050" w:type="dxa"/>
+            <w:vAlign w:val="center"/>
+          </w:tcPr>
+          <w:p>
+            <w:pPr>
+              <w:rPr>
+                <w:rFonts w:ascii="Times New Roman" w:hAnsi="Times New Roman" w:cs="Times New Roman"/>
+                <w:sz w:val="24"/>
+                <w:szCs w:val="24"/>
+              </w:rPr>
+            </w:pPr>
+            <w:r>
+              <w:rPr>
+                <w:rFonts w:ascii="Times New Roman" w:hAnsi="Times New Roman" w:cs="Times New Roman"/>
+                <w:sz w:val="24"/>
+                <w:szCs w:val="24"/>
+                <w:lang w:val="en-US"/>
+              </w:rPr>
+              <w:t>SystemFunction</w:t>
+            </w:r>
+          </w:p>
+        </w:tc>
+        <w:tc>
+          <w:tcPr>
+            <w:tcW w:w="3330" w:type="dxa"/>
+            <w:vAlign w:val="center"/>
+          </w:tcPr>
+          <w:p>
+            <w:pPr>
+              <w:rPr>
+                <w:rFonts w:ascii="Times New Roman" w:hAnsi="Times New Roman" w:cs="Times New Roman"/>
+                <w:sz w:val="24"/>
+                <w:szCs w:val="24"/>
+              </w:rPr>
+            </w:pPr>
+            <w:r>
+              <w:rPr>
+                <w:rFonts w:ascii="Times New Roman" w:hAnsi="Times New Roman" w:cs="Times New Roman"/>
+                <w:sz w:val="24"/>
+                <w:szCs w:val="24"/>
+                <w:lang w:val="en-US"/>
+              </w:rPr>
+              <w:t>от TrigBranch, LogBranch</w:t>
+            </w:r>
+          </w:p>
+        </w:tc>
+      </w:tr>
+    </w:tbl>
+    <w:p>
+      <w:pPr>
+        <w:rPr>
+          <w:rFonts w:ascii="Times New Roman" w:hAnsi="Times New Roman" w:cs="Times New Roman"/>
+          <w:sz w:val="24"/>
+          <w:szCs w:val="24"/>
+          <w:lang w:val="ru-RU"/>
+        </w:rPr>
+      </w:pPr>
+      <w:r>
+        <w:rPr>
+          <w:rFonts w:ascii="Times New Roman" w:hAnsi="Times New Roman" w:cs="Times New Roman"/>
+          <w:sz w:val="24"/>
+          <w:szCs w:val="24"/>
+          <w:lang w:val="ru-RU"/>
+        </w:rPr>
+        <w:t>Интеграция идёт</w:t>
+      </w:r>
+      <w:r>
+        <w:rPr>
+          <w:rFonts w:ascii="Times New Roman" w:hAnsi="Times New Roman" w:cs="Times New Roman"/>
+          <w:sz w:val="24"/>
+          <w:szCs w:val="24"/>
+        </w:rPr>
+        <w:t> </w:t>
+      </w:r>
+      <w:r>
+        <w:rPr>
+          <w:rFonts w:ascii="Times New Roman" w:hAnsi="Times New Roman" w:cs="Times New Roman"/>
+          <w:sz w:val="24"/>
+          <w:szCs w:val="24"/>
+          <w:lang w:val="ru-RU"/>
+        </w:rPr>
+        <w:t>сверху-вниз</w:t>
+      </w:r>
+      <w:r>
+        <w:rPr>
+          <w:rFonts w:ascii="Times New Roman" w:hAnsi="Times New Roman" w:cs="Times New Roman"/>
+          <w:sz w:val="24"/>
+          <w:szCs w:val="24"/>
+        </w:rPr>
+        <w:t> </w:t>
+      </w:r>
+      <w:r>
+        <w:rPr>
+          <w:rFonts w:ascii="Times New Roman" w:hAnsi="Times New Roman" w:cs="Times New Roman"/>
+          <w:sz w:val="24"/>
+          <w:szCs w:val="24"/>
+          <w:lang w:val="ru-RU"/>
+        </w:rPr>
+        <w:t>— сначала тестируется</w:t>
+      </w:r>
+      <w:r>
+        <w:rPr>
+          <w:rFonts w:ascii="Times New Roman" w:hAnsi="Times New Roman" w:cs="Times New Roman"/>
+          <w:sz w:val="24"/>
+          <w:szCs w:val="24"/>
+        </w:rPr>
+        <w:t> SystemFunction </w:t>
+      </w:r>
+      <w:r>
+        <w:rPr>
+          <w:rFonts w:ascii="Times New Roman" w:hAnsi="Times New Roman" w:cs="Times New Roman"/>
+          <w:sz w:val="24"/>
+          <w:szCs w:val="24"/>
+          <w:lang w:val="ru-RU"/>
+        </w:rPr>
+        <w:t>с заглушками, затем постепенно заменяются заглушки на реальные модули.</w:t>
+      </w:r>
+    </w:p>
+    <w:p>
+      <w:pPr>
+        <w:rPr>
+          <w:rFonts w:ascii="Times New Roman" w:hAnsi="Times New Roman" w:cs="Times New Roman"/>
+          <w:sz w:val="24"/>
+          <w:szCs w:val="24"/>
+        </w:rPr>
+      </w:pPr>
+    </w:p>
+    <w:p>
+      <w:pPr>
+        <w:rPr>
+          <w:rFonts w:ascii="Times New Roman" w:hAnsi="Times New Roman" w:cs="Times New Roman"/>
+          <w:sz w:val="24"/>
+          <w:szCs w:val="24"/>
+        </w:rPr>
+      </w:pPr>
+    </w:p>
+    <w:p>
+      <w:pPr>
+        <w:rPr>
+          <w:rFonts w:ascii="Times New Roman" w:hAnsi="Times New Roman" w:cs="Times New Roman"/>
+          <w:b/>
+          <w:bCs/>
+          <w:sz w:val="24"/>
+          <w:szCs w:val="24"/>
+          <w:lang w:val="ru-RU"/>
+        </w:rPr>
+      </w:pPr>
+      <w:r>
+        <w:rPr>
+          <w:rFonts w:ascii="Times New Roman" w:hAnsi="Times New Roman" w:cs="Times New Roman"/>
+          <w:b/>
+          <w:bCs/>
+          <w:sz w:val="24"/>
+          <w:szCs w:val="24"/>
+          <w:lang w:val="ru-RU"/>
+        </w:rPr>
+        <w:lastRenderedPageBreak/>
+        <w:t>3. Стратегия интеграции</w:t>
+      </w:r>
+    </w:p>
+    <w:p>
+      <w:pPr>
+        <w:rPr>
+          <w:rFonts w:ascii="Times New Roman" w:hAnsi="Times New Roman" w:cs="Times New Roman"/>
+          <w:sz w:val="24"/>
+          <w:szCs w:val="24"/>
+          <w:lang w:val="ru-RU"/>
+        </w:rPr>
+      </w:pPr>
+      <w:r>
+        <w:rPr>
+          <w:rFonts w:ascii="Times New Roman" w:hAnsi="Times New Roman" w:cs="Times New Roman"/>
+          <w:sz w:val="24"/>
+          <w:szCs w:val="24"/>
+          <w:lang w:val="ru-RU"/>
+        </w:rPr>
+        <w:t>Использована</w:t>
+      </w:r>
+      <w:r>
+        <w:rPr>
+          <w:rFonts w:ascii="Times New Roman" w:hAnsi="Times New Roman" w:cs="Times New Roman"/>
+          <w:sz w:val="24"/>
+          <w:szCs w:val="24"/>
+        </w:rPr>
+        <w:t> top</w:t>
+      </w:r>
+      <w:r>
+        <w:rPr>
+          <w:rFonts w:ascii="Times New Roman" w:hAnsi="Times New Roman" w:cs="Times New Roman"/>
+          <w:sz w:val="24"/>
+          <w:szCs w:val="24"/>
+          <w:lang w:val="ru-RU"/>
+        </w:rPr>
+        <w:noBreakHyphen/>
+      </w:r>
+      <w:r>
+        <w:rPr>
+          <w:rFonts w:ascii="Times New Roman" w:hAnsi="Times New Roman" w:cs="Times New Roman"/>
+          <w:sz w:val="24"/>
+          <w:szCs w:val="24"/>
+        </w:rPr>
+        <w:t>down</w:t>
+      </w:r>
+      <w:r>
+        <w:rPr>
+          <w:rFonts w:ascii="Times New Roman" w:hAnsi="Times New Roman" w:cs="Times New Roman"/>
+          <w:sz w:val="24"/>
+          <w:szCs w:val="24"/>
+          <w:lang w:val="ru-RU"/>
+        </w:rPr>
+        <w:t xml:space="preserve"> стратегия:</w:t>
+      </w:r>
+    </w:p>
+    <w:p>
+      <w:pPr>
+        <w:numPr>
+          <w:ilvl w:val="0"/>
+          <w:numId w:val="5"/>
+        </w:numPr>
+        <w:rPr>
+          <w:rFonts w:ascii="Times New Roman" w:hAnsi="Times New Roman" w:cs="Times New Roman"/>
+          <w:sz w:val="24"/>
+          <w:szCs w:val="24"/>
+          <w:lang w:val="ru-RU"/>
+        </w:rPr>
+      </w:pPr>
+      <w:r>
+        <w:rPr>
+          <w:rFonts w:ascii="Times New Roman" w:hAnsi="Times New Roman" w:cs="Times New Roman"/>
+          <w:sz w:val="24"/>
+          <w:szCs w:val="24"/>
+          <w:lang w:val="ru-RU"/>
+        </w:rPr>
+        <w:t>Этап 0</w:t>
+      </w:r>
+      <w:r>
+        <w:rPr>
+          <w:rFonts w:ascii="Times New Roman" w:hAnsi="Times New Roman" w:cs="Times New Roman"/>
+          <w:sz w:val="24"/>
+          <w:szCs w:val="24"/>
+        </w:rPr>
+        <w:t> </w:t>
+      </w:r>
+      <w:r>
+        <w:rPr>
+          <w:rFonts w:ascii="Times New Roman" w:hAnsi="Times New Roman" w:cs="Times New Roman"/>
+          <w:sz w:val="24"/>
+          <w:szCs w:val="24"/>
+          <w:lang w:val="ru-RU"/>
+        </w:rPr>
+        <w:t>–</w:t>
+      </w:r>
+      <w:r>
+        <w:rPr>
+          <w:rFonts w:ascii="Times New Roman" w:hAnsi="Times New Roman" w:cs="Times New Roman"/>
+          <w:sz w:val="24"/>
+          <w:szCs w:val="24"/>
+        </w:rPr>
+        <w:t> SystemFunction </w:t>
+      </w:r>
+      <w:r>
+        <w:rPr>
+          <w:rFonts w:ascii="Times New Roman" w:hAnsi="Times New Roman" w:cs="Times New Roman"/>
+          <w:sz w:val="24"/>
+          <w:szCs w:val="24"/>
+          <w:lang w:val="ru-RU"/>
+        </w:rPr>
+        <w:t>с заглушками (</w:t>
+      </w:r>
+      <w:r>
+        <w:rPr>
+          <w:rFonts w:ascii="Times New Roman" w:hAnsi="Times New Roman" w:cs="Times New Roman"/>
+          <w:sz w:val="24"/>
+          <w:szCs w:val="24"/>
+        </w:rPr>
+        <w:t>TrigBranchStub</w:t>
+      </w:r>
+      <w:r>
+        <w:rPr>
+          <w:rFonts w:ascii="Times New Roman" w:hAnsi="Times New Roman" w:cs="Times New Roman"/>
+          <w:sz w:val="24"/>
+          <w:szCs w:val="24"/>
+          <w:lang w:val="ru-RU"/>
+        </w:rPr>
+        <w:t>,</w:t>
+      </w:r>
+      <w:r>
+        <w:rPr>
+          <w:rFonts w:ascii="Times New Roman" w:hAnsi="Times New Roman" w:cs="Times New Roman"/>
+          <w:sz w:val="24"/>
+          <w:szCs w:val="24"/>
+        </w:rPr>
+        <w:t> LogBranchStub</w:t>
+      </w:r>
+      <w:r>
+        <w:rPr>
+          <w:rFonts w:ascii="Times New Roman" w:hAnsi="Times New Roman" w:cs="Times New Roman"/>
+          <w:sz w:val="24"/>
+          <w:szCs w:val="24"/>
+          <w:lang w:val="ru-RU"/>
+        </w:rPr>
+        <w:t>).</w:t>
+      </w:r>
+    </w:p>
+    <w:p>
+      <w:pPr>
+        <w:numPr>
+          <w:ilvl w:val="0"/>
+          <w:numId w:val="5"/>
+        </w:numPr>
+        <w:rPr>
+          <w:rFonts w:ascii="Times New Roman" w:hAnsi="Times New Roman" w:cs="Times New Roman"/>
+          <w:sz w:val="24"/>
+          <w:szCs w:val="24"/>
+          <w:lang w:val="ru-RU"/>
+        </w:rPr>
+      </w:pPr>
+      <w:r>
+        <w:rPr>
+          <w:rFonts w:ascii="Times New Roman" w:hAnsi="Times New Roman" w:cs="Times New Roman"/>
+          <w:sz w:val="24"/>
+          <w:szCs w:val="24"/>
+          <w:lang w:val="ru-RU"/>
+        </w:rPr>
+        <w:t>Этап 1</w:t>
+      </w:r>
+      <w:r>
+        <w:rPr>
+          <w:rFonts w:ascii="Times New Roman" w:hAnsi="Times New Roman" w:cs="Times New Roman"/>
+          <w:sz w:val="24"/>
+          <w:szCs w:val="24"/>
+        </w:rPr>
+        <w:t> </w:t>
+      </w:r>
+      <w:r>
+        <w:rPr>
+          <w:rFonts w:ascii="Times New Roman" w:hAnsi="Times New Roman" w:cs="Times New Roman"/>
+          <w:sz w:val="24"/>
+          <w:szCs w:val="24"/>
+          <w:lang w:val="ru-RU"/>
+        </w:rPr>
+        <w:t>–</w:t>
+      </w:r>
+      <w:r>
+        <w:rPr>
+          <w:rFonts w:ascii="Times New Roman" w:hAnsi="Times New Roman" w:cs="Times New Roman"/>
+          <w:sz w:val="24"/>
+          <w:szCs w:val="24"/>
+        </w:rPr>
+        <w:t> TrigBranch </w:t>
+      </w:r>
+      <w:r>
+        <w:rPr>
+          <w:rFonts w:ascii="Times New Roman" w:hAnsi="Times New Roman" w:cs="Times New Roman"/>
+          <w:sz w:val="24"/>
+          <w:szCs w:val="24"/>
+          <w:lang w:val="ru-RU"/>
+        </w:rPr>
+        <w:t>становится реальным, все его зависимости – заглушки.</w:t>
+      </w:r>
+    </w:p>
+    <w:p>
+      <w:pPr>
+        <w:numPr>
+          <w:ilvl w:val="0"/>
+          <w:numId w:val="5"/>
+        </w:numPr>
+        <w:rPr>
+          <w:rFonts w:ascii="Times New Roman" w:hAnsi="Times New Roman" w:cs="Times New Roman"/>
+          <w:sz w:val="24"/>
+          <w:szCs w:val="24"/>
+          <w:lang w:val="ru-RU"/>
+        </w:rPr>
+      </w:pPr>
+      <w:r>
+        <w:rPr>
+          <w:rFonts w:ascii="Times New Roman" w:hAnsi="Times New Roman" w:cs="Times New Roman"/>
+          <w:sz w:val="24"/>
+          <w:szCs w:val="24"/>
+          <w:lang w:val="ru-RU"/>
+        </w:rPr>
+        <w:t>Этап 2</w:t>
+      </w:r>
+      <w:r>
+        <w:rPr>
+          <w:rFonts w:ascii="Times New Roman" w:hAnsi="Times New Roman" w:cs="Times New Roman"/>
+          <w:sz w:val="24"/>
+          <w:szCs w:val="24"/>
+        </w:rPr>
+        <w:t> </w:t>
+      </w:r>
+      <w:r>
+        <w:rPr>
+          <w:rFonts w:ascii="Times New Roman" w:hAnsi="Times New Roman" w:cs="Times New Roman"/>
+          <w:sz w:val="24"/>
+          <w:szCs w:val="24"/>
+          <w:lang w:val="ru-RU"/>
+        </w:rPr>
+        <w:t>– внутри</w:t>
+      </w:r>
+      <w:r>
+        <w:rPr>
+          <w:rFonts w:ascii="Times New Roman" w:hAnsi="Times New Roman" w:cs="Times New Roman"/>
+          <w:sz w:val="24"/>
+          <w:szCs w:val="24"/>
+        </w:rPr>
+        <w:t> TrigBranch </w:t>
+      </w:r>
+      <w:r>
+        <w:rPr>
+          <w:rFonts w:ascii="Times New Roman" w:hAnsi="Times New Roman" w:cs="Times New Roman"/>
+          <w:sz w:val="24"/>
+          <w:szCs w:val="24"/>
+          <w:lang w:val="ru-RU"/>
+        </w:rPr>
+        <w:t>заменяются</w:t>
+      </w:r>
+      <w:r>
+        <w:rPr>
+          <w:rFonts w:ascii="Times New Roman" w:hAnsi="Times New Roman" w:cs="Times New Roman"/>
+          <w:sz w:val="24"/>
+          <w:szCs w:val="24"/>
+        </w:rPr>
+        <w:t> Tan</w:t>
+      </w:r>
+      <w:r>
+        <w:rPr>
+          <w:rFonts w:ascii="Times New Roman" w:hAnsi="Times New Roman" w:cs="Times New Roman"/>
+          <w:sz w:val="24"/>
+          <w:szCs w:val="24"/>
+          <w:lang w:val="ru-RU"/>
+        </w:rPr>
+        <w:t>,</w:t>
+      </w:r>
+      <w:r>
+        <w:rPr>
+          <w:rFonts w:ascii="Times New Roman" w:hAnsi="Times New Roman" w:cs="Times New Roman"/>
+          <w:sz w:val="24"/>
+          <w:szCs w:val="24"/>
+        </w:rPr>
+        <w:t> Cot</w:t>
+      </w:r>
+      <w:r>
+        <w:rPr>
+          <w:rFonts w:ascii="Times New Roman" w:hAnsi="Times New Roman" w:cs="Times New Roman"/>
+          <w:sz w:val="24"/>
+          <w:szCs w:val="24"/>
+          <w:lang w:val="ru-RU"/>
+        </w:rPr>
+        <w:t>,</w:t>
+      </w:r>
+      <w:r>
+        <w:rPr>
+          <w:rFonts w:ascii="Times New Roman" w:hAnsi="Times New Roman" w:cs="Times New Roman"/>
+          <w:sz w:val="24"/>
+          <w:szCs w:val="24"/>
+        </w:rPr>
+        <w:t> Sec </w:t>
+      </w:r>
+      <w:r>
+        <w:rPr>
+          <w:rFonts w:ascii="Times New Roman" w:hAnsi="Times New Roman" w:cs="Times New Roman"/>
+          <w:sz w:val="24"/>
+          <w:szCs w:val="24"/>
+          <w:lang w:val="ru-RU"/>
+        </w:rPr>
+        <w:t>(уровень 2).</w:t>
+      </w:r>
+    </w:p>
+    <w:p>
+      <w:pPr>
+        <w:numPr>
+          <w:ilvl w:val="0"/>
+          <w:numId w:val="5"/>
+        </w:numPr>
+        <w:rPr>
+          <w:rFonts w:ascii="Times New Roman" w:hAnsi="Times New Roman" w:cs="Times New Roman"/>
+          <w:sz w:val="24"/>
+          <w:szCs w:val="24"/>
+          <w:lang w:val="ru-RU"/>
+        </w:rPr>
+      </w:pPr>
+      <w:r>
+        <w:rPr>
+          <w:rFonts w:ascii="Times New Roman" w:hAnsi="Times New Roman" w:cs="Times New Roman"/>
+          <w:sz w:val="24"/>
+          <w:szCs w:val="24"/>
+          <w:lang w:val="ru-RU"/>
+        </w:rPr>
+        <w:t>Этап 3</w:t>
+      </w:r>
+      <w:r>
+        <w:rPr>
+          <w:rFonts w:ascii="Times New Roman" w:hAnsi="Times New Roman" w:cs="Times New Roman"/>
+          <w:sz w:val="24"/>
+          <w:szCs w:val="24"/>
+        </w:rPr>
+        <w:t> </w:t>
+      </w:r>
+      <w:r>
+        <w:rPr>
+          <w:rFonts w:ascii="Times New Roman" w:hAnsi="Times New Roman" w:cs="Times New Roman"/>
+          <w:sz w:val="24"/>
+          <w:szCs w:val="24"/>
+          <w:lang w:val="ru-RU"/>
+        </w:rPr>
+        <w:t>– заменяются</w:t>
+      </w:r>
+      <w:r>
+        <w:rPr>
+          <w:rFonts w:ascii="Times New Roman" w:hAnsi="Times New Roman" w:cs="Times New Roman"/>
+          <w:sz w:val="24"/>
+          <w:szCs w:val="24"/>
+        </w:rPr>
+        <w:t> Cos</w:t>
+      </w:r>
+      <w:r>
+        <w:rPr>
+          <w:rFonts w:ascii="Times New Roman" w:hAnsi="Times New Roman" w:cs="Times New Roman"/>
+          <w:sz w:val="24"/>
+          <w:szCs w:val="24"/>
+          <w:lang w:val="ru-RU"/>
+        </w:rPr>
+        <w:t>,</w:t>
+      </w:r>
+      <w:r>
+        <w:rPr>
+          <w:rFonts w:ascii="Times New Roman" w:hAnsi="Times New Roman" w:cs="Times New Roman"/>
+          <w:sz w:val="24"/>
+          <w:szCs w:val="24"/>
+        </w:rPr>
+        <w:t> Csc </w:t>
+      </w:r>
+      <w:r>
+        <w:rPr>
+          <w:rFonts w:ascii="Times New Roman" w:hAnsi="Times New Roman" w:cs="Times New Roman"/>
+          <w:sz w:val="24"/>
+          <w:szCs w:val="24"/>
+          <w:lang w:val="ru-RU"/>
+        </w:rPr>
+        <w:t>(уровень 3).</w:t>
+      </w:r>
+    </w:p>
+    <w:p>
+      <w:pPr>
+        <w:numPr>
+          <w:ilvl w:val="0"/>
+          <w:numId w:val="5"/>
+        </w:numPr>
+        <w:rPr>
+          <w:rFonts w:ascii="Times New Roman" w:hAnsi="Times New Roman" w:cs="Times New Roman"/>
+          <w:sz w:val="24"/>
+          <w:szCs w:val="24"/>
+        </w:rPr>
+      </w:pPr>
+      <w:r>
+        <w:rPr>
+          <w:rFonts w:ascii="Times New Roman" w:hAnsi="Times New Roman" w:cs="Times New Roman"/>
+          <w:sz w:val="24"/>
+          <w:szCs w:val="24"/>
+        </w:rPr>
+        <w:t>Этап 4 – заменяется Sin (уровень 4).</w:t>
+      </w:r>
+    </w:p>
+    <w:p>
+      <w:pPr>
+        <w:numPr>
+          <w:ilvl w:val="0"/>
+          <w:numId w:val="5"/>
+        </w:numPr>
+        <w:rPr>
+          <w:rFonts w:ascii="Times New Roman" w:hAnsi="Times New Roman" w:cs="Times New Roman"/>
+          <w:sz w:val="24"/>
+          <w:szCs w:val="24"/>
+          <w:lang w:val="ru-RU"/>
+        </w:rPr>
+      </w:pPr>
+      <w:r>
+        <w:rPr>
+          <w:rFonts w:ascii="Times New Roman" w:hAnsi="Times New Roman" w:cs="Times New Roman"/>
+          <w:sz w:val="24"/>
+          <w:szCs w:val="24"/>
+          <w:lang w:val="ru-RU"/>
+        </w:rPr>
+        <w:t>Этап 5</w:t>
+      </w:r>
+      <w:r>
+        <w:rPr>
+          <w:rFonts w:ascii="Times New Roman" w:hAnsi="Times New Roman" w:cs="Times New Roman"/>
+          <w:sz w:val="24"/>
+          <w:szCs w:val="24"/>
+        </w:rPr>
+        <w:t> </w:t>
+      </w:r>
+      <w:r>
+        <w:rPr>
+          <w:rFonts w:ascii="Times New Roman" w:hAnsi="Times New Roman" w:cs="Times New Roman"/>
+          <w:sz w:val="24"/>
+          <w:szCs w:val="24"/>
+          <w:lang w:val="ru-RU"/>
+        </w:rPr>
+        <w:t>– аналогично для логарифмической ветки.</w:t>
+      </w:r>
+    </w:p>
+    <w:p>
+      <w:pPr>
+        <w:numPr>
+          <w:ilvl w:val="0"/>
+          <w:numId w:val="5"/>
+        </w:numPr>
+        <w:rPr>
+          <w:rFonts w:ascii="Times New Roman" w:hAnsi="Times New Roman" w:cs="Times New Roman"/>
+          <w:sz w:val="24"/>
+          <w:szCs w:val="24"/>
+        </w:rPr>
+      </w:pPr>
+      <w:r>
+        <w:rPr>
+          <w:rFonts w:ascii="Times New Roman" w:hAnsi="Times New Roman" w:cs="Times New Roman"/>
+          <w:sz w:val="24"/>
+          <w:szCs w:val="24"/>
+        </w:rPr>
+        <w:t>Этап 6 – полностью реальная система.</w:t>
+      </w:r>
+    </w:p>
+    <w:p>
+      <w:pPr>
+        <w:rPr>
+          <w:rFonts w:ascii="Times New Roman" w:hAnsi="Times New Roman" w:cs="Times New Roman"/>
+          <w:sz w:val="24"/>
+          <w:szCs w:val="24"/>
+          <w:lang w:val="ru-RU"/>
+        </w:rPr>
+      </w:pPr>
+      <w:r>
+        <w:rPr>
+          <w:rFonts w:ascii="Times New Roman" w:hAnsi="Times New Roman" w:cs="Times New Roman"/>
+          <w:sz w:val="24"/>
+          <w:szCs w:val="24"/>
+          <w:lang w:val="ru-RU"/>
+        </w:rPr>
+        <w:t>На каждом этапе запускаются</w:t>
+      </w:r>
+      <w:r>
+        <w:rPr>
+          <w:rFonts w:ascii="Times New Roman" w:hAnsi="Times New Roman" w:cs="Times New Roman"/>
+          <w:sz w:val="24"/>
+          <w:szCs w:val="24"/>
+        </w:rPr>
+        <w:t> </w:t>
+      </w:r>
+      <w:r>
+        <w:rPr>
+          <w:rFonts w:ascii="Times New Roman" w:hAnsi="Times New Roman" w:cs="Times New Roman"/>
+          <w:sz w:val="24"/>
+          <w:szCs w:val="24"/>
+          <w:lang w:val="ru-RU"/>
+        </w:rPr>
+        <w:t>интеграционные тесты, сравнивающие частично реальную систему с эталонной заглушкой.</w:t>
+      </w:r>
+    </w:p>
+    <w:p>
+      <w:pPr>
+        <w:tabs>
+          <w:tab w:val="left" w:pos="3660"/>
+        </w:tabs>
+        <w:rPr>
+          <w:rFonts w:ascii="Times New Roman" w:hAnsi="Times New Roman" w:cs="Times New Roman"/>
+          <w:b/>
+          <w:bCs/>
+          <w:sz w:val="24"/>
+          <w:szCs w:val="24"/>
+          <w:lang w:val="ru-RU"/>
+        </w:rPr>
+      </w:pPr>
+      <w:r>
+        <w:rPr>
+          <w:rFonts w:ascii="Times New Roman" w:hAnsi="Times New Roman" w:cs="Times New Roman"/>
+          <w:b/>
+          <w:bCs/>
+          <w:sz w:val="24"/>
+          <w:szCs w:val="24"/>
+          <w:lang w:val="ru-RU"/>
+        </w:rPr>
+        <w:t>4. Тестовое покрытие</w:t>
+      </w:r>
+    </w:p>
+    <w:p>
+      <w:pPr>
+        <w:tabs>
+          <w:tab w:val="left" w:pos="3660"/>
+        </w:tabs>
+        <w:rPr>
+          <w:rFonts w:ascii="Times New Roman" w:hAnsi="Times New Roman" w:cs="Times New Roman"/>
+          <w:sz w:val="24"/>
+          <w:szCs w:val="24"/>
+        </w:rPr>
+      </w:pPr>
+      <w:r>
+        <w:rPr>
+          <w:rFonts w:ascii="Times New Roman" w:hAnsi="Times New Roman" w:cs="Times New Roman"/>
+          <w:sz w:val="24"/>
+          <w:szCs w:val="24"/>
+        </w:rPr>
+        <w:t>Обоснование выбора:</w:t>
+      </w:r>
+    </w:p>
+    <w:p>
+      <w:pPr>
+        <w:numPr>
+          <w:ilvl w:val="0"/>
+          <w:numId w:val="11"/>
+        </w:numPr>
+        <w:tabs>
+          <w:tab w:val="left" w:pos="3660"/>
+        </w:tabs>
+        <w:rPr>
+          <w:rFonts w:ascii="Times New Roman" w:hAnsi="Times New Roman" w:cs="Times New Roman"/>
+          <w:sz w:val="24"/>
+          <w:szCs w:val="24"/>
+          <w:lang w:val="ru-RU"/>
+        </w:rPr>
+      </w:pPr>
+      <w:r>
+        <w:rPr>
+          <w:rFonts w:ascii="Times New Roman" w:hAnsi="Times New Roman" w:cs="Times New Roman"/>
+          <w:sz w:val="24"/>
+          <w:szCs w:val="24"/>
+          <w:lang w:val="ru-RU"/>
+        </w:rPr>
+        <w:t>Точки взяты из реального графика (экстремумы, пересечения с нулём)</w:t>
+      </w:r>
+    </w:p>
+    <w:p>
+      <w:pPr>
+        <w:numPr>
+          <w:ilvl w:val="0"/>
+          <w:numId w:val="11"/>
+        </w:numPr>
+        <w:tabs>
+          <w:tab w:val="left" w:pos="3660"/>
+        </w:tabs>
+        <w:rPr>
+          <w:rFonts w:ascii="Times New Roman" w:hAnsi="Times New Roman" w:cs="Times New Roman"/>
+          <w:sz w:val="24"/>
+          <w:szCs w:val="24"/>
+          <w:lang w:val="ru-RU"/>
+        </w:rPr>
+      </w:pPr>
+      <w:r>
+        <w:rPr>
+          <w:rFonts w:ascii="Times New Roman" w:hAnsi="Times New Roman" w:cs="Times New Roman"/>
+          <w:sz w:val="24"/>
+          <w:szCs w:val="24"/>
+          <w:lang w:val="ru-RU"/>
+        </w:rPr>
+        <w:t xml:space="preserve">Каждый участок непрерывности содержит </w:t>
+      </w:r>
+      <w:r>
+        <w:rPr>
+          <w:rFonts w:ascii="Times New Roman" w:hAnsi="Times New Roman" w:cs="Times New Roman"/>
+          <w:sz w:val="24"/>
+          <w:szCs w:val="24"/>
+          <w:lang w:val="ru-RU"/>
+        </w:rPr>
+        <w:t>несколько точек</w:t>
+      </w:r>
+    </w:p>
+    <w:p>
+      <w:pPr>
+        <w:rPr>
+          <w:rFonts w:ascii="Times New Roman" w:hAnsi="Times New Roman" w:cs="Times New Roman"/>
+          <w:b/>
+          <w:bCs/>
+          <w:sz w:val="24"/>
+          <w:szCs w:val="24"/>
+          <w:lang w:val="ru-RU"/>
+        </w:rPr>
+      </w:pPr>
+      <w:r>
+        <w:rPr>
+          <w:rFonts w:ascii="Times New Roman" w:hAnsi="Times New Roman" w:cs="Times New Roman"/>
+          <w:b/>
+          <w:bCs/>
+          <w:sz w:val="24"/>
+          <w:szCs w:val="24"/>
+          <w:lang w:val="ru-RU"/>
+        </w:rPr>
+        <w:t>4.1. Точки для тригонометрической ветки (</w:t>
+      </w:r>
+      <w:r>
+        <w:rPr>
+          <w:rFonts w:ascii="Times New Roman" w:hAnsi="Times New Roman" w:cs="Times New Roman"/>
+          <w:b/>
+          <w:bCs/>
+          <w:sz w:val="24"/>
+          <w:szCs w:val="24"/>
+        </w:rPr>
+        <w:t>x</w:t>
+      </w:r>
+      <w:r>
+        <w:rPr>
+          <w:rFonts w:ascii="Times New Roman" w:hAnsi="Times New Roman" w:cs="Times New Roman"/>
+          <w:b/>
+          <w:bCs/>
+          <w:sz w:val="24"/>
+          <w:szCs w:val="24"/>
+          <w:lang w:val="ru-RU"/>
+        </w:rPr>
+        <w:t>≤0</w:t>
+      </w:r>
+      <w:r>
+        <w:rPr>
+          <w:rFonts w:ascii="Times New Roman" w:hAnsi="Times New Roman" w:cs="Times New Roman"/>
+          <w:b/>
+          <w:bCs/>
+          <w:i/>
+          <w:iCs/>
+          <w:sz w:val="24"/>
+          <w:szCs w:val="24"/>
+        </w:rPr>
+        <w:t>x</w:t>
+      </w:r>
+      <w:r>
+        <w:rPr>
+          <w:rFonts w:ascii="Times New Roman" w:hAnsi="Times New Roman" w:cs="Times New Roman"/>
+          <w:b/>
+          <w:bCs/>
+          <w:sz w:val="24"/>
+          <w:szCs w:val="24"/>
+          <w:lang w:val="ru-RU"/>
+        </w:rPr>
+        <w:t>≤0)</w:t>
+      </w:r>
+    </w:p>
+    <w:p>
+      <w:pPr>
+        <w:rPr>
+          <w:rFonts w:ascii="Times New Roman" w:hAnsi="Times New Roman" w:cs="Times New Roman"/>
+          <w:sz w:val="24"/>
+          <w:szCs w:val="24"/>
+          <w:lang w:val="ru-RU"/>
+        </w:rPr>
+      </w:pPr>
+      <w:r>
+        <w:rPr>
+          <w:rFonts w:ascii="Times New Roman" w:hAnsi="Times New Roman" w:cs="Times New Roman"/>
+          <w:sz w:val="24"/>
+          <w:szCs w:val="24"/>
+          <w:lang w:val="ru-RU"/>
+        </w:rPr>
+        <w:t>Выбраны</w:t>
+      </w:r>
+      <w:r>
+        <w:rPr>
+          <w:rFonts w:ascii="Times New Roman" w:hAnsi="Times New Roman" w:cs="Times New Roman"/>
+          <w:sz w:val="24"/>
+          <w:szCs w:val="24"/>
+        </w:rPr>
+        <w:t> </w:t>
+      </w:r>
+      <w:r>
+        <w:rPr>
+          <w:rFonts w:ascii="Times New Roman" w:hAnsi="Times New Roman" w:cs="Times New Roman"/>
+          <w:sz w:val="24"/>
+          <w:szCs w:val="24"/>
+          <w:lang w:val="ru-RU"/>
+        </w:rPr>
+        <w:t>особые точки</w:t>
+      </w:r>
+      <w:r>
+        <w:rPr>
+          <w:rFonts w:ascii="Times New Roman" w:hAnsi="Times New Roman" w:cs="Times New Roman"/>
+          <w:sz w:val="24"/>
+          <w:szCs w:val="24"/>
+        </w:rPr>
+        <w:t> </w:t>
+      </w:r>
+      <w:r>
+        <w:rPr>
+          <w:rFonts w:ascii="Times New Roman" w:hAnsi="Times New Roman" w:cs="Times New Roman"/>
+          <w:sz w:val="24"/>
+          <w:szCs w:val="24"/>
+          <w:lang w:val="ru-RU"/>
+        </w:rPr>
+        <w:t>по построенному</w:t>
+      </w:r>
+      <w:r>
+        <w:rPr>
+          <w:rFonts w:ascii="Times New Roman" w:hAnsi="Times New Roman" w:cs="Times New Roman"/>
+          <w:sz w:val="24"/>
+          <w:szCs w:val="24"/>
+          <w:lang w:val="ru-RU"/>
+        </w:rPr>
+        <w:t xml:space="preserve"> тригонометрическому</w:t>
+      </w:r>
+      <w:r>
+        <w:rPr>
+          <w:rFonts w:ascii="Times New Roman" w:hAnsi="Times New Roman" w:cs="Times New Roman"/>
+          <w:sz w:val="24"/>
+          <w:szCs w:val="24"/>
+          <w:lang w:val="ru-RU"/>
+        </w:rPr>
+        <w:t xml:space="preserve"> графику в </w:t>
+      </w:r>
+      <w:r>
+        <w:rPr>
+          <w:rFonts w:ascii="Times New Roman" w:hAnsi="Times New Roman" w:cs="Times New Roman"/>
+          <w:sz w:val="24"/>
+          <w:szCs w:val="24"/>
+        </w:rPr>
+        <w:t>desmos</w:t>
+      </w:r>
+    </w:p>
+    <w:p>
+      <w:pPr>
+        <w:rPr>
+          <w:rFonts w:ascii="Times New Roman" w:hAnsi="Times New Roman" w:cs="Times New Roman"/>
+          <w:sz w:val="24"/>
+          <w:szCs w:val="24"/>
+          <w:lang w:val="ru-RU"/>
+        </w:rPr>
+      </w:pPr>
+      <w:r>
+        <w:rPr>
+          <w:noProof/>
+          <w14:ligatures w14:val="standardContextual"/>
+        </w:rPr>
+        <w:lastRenderedPageBreak/>
+        <w:drawing>
+          <wp:inline distT="0" distB="0" distL="0" distR="0" wp14:anchorId="038EB13B" wp14:editId="1431D8A9">
+            <wp:extent cx="3038475" cy="4371975"/>
+            <wp:effectExtent l="0" t="0" r="9525" b="9525"/>
+            <wp:docPr id="7" name="Рисунок 7"/>
+            <wp:cNvGraphicFramePr>
+              <a:graphicFrameLocks xmlns:a="http://schemas.openxmlformats.org/drawingml/2006/main" noChangeAspect="1"/>
+            </wp:cNvGraphicFramePr>
+            <a:graphic xmlns:a="http://schemas.openxmlformats.org/drawingml/2006/main">
+              <a:graphicData uri="http://schemas.openxmlformats.org/drawingml/2006/picture">
+                <pic:pic xmlns:pic="http://schemas.openxmlformats.org/drawingml/2006/picture">
+                  <pic:nvPicPr>
+                    <pic:cNvPr id="1" name=""/>
+                    <pic:cNvPicPr/>
+                  </pic:nvPicPr>
+                  <pic:blipFill>
+                    <a:blip r:embed="rId7"/>
+                    <a:stretch>
+                      <a:fillRect/>
+                    </a:stretch>
+                  </pic:blipFill>
+                  <pic:spPr>
+                    <a:xfrm>
+                      <a:off x="0" y="0"/>
+                      <a:ext cx="3038475" cy="4371975"/>
+                    </a:xfrm>
+                    <a:prstGeom prst="rect">
+                      <a:avLst/>
+                    </a:prstGeom>
+                  </pic:spPr>
+                </pic:pic>
+              </a:graphicData>
+            </a:graphic>
+          </wp:inline>
+        </w:drawing>
+      </w:r>
+    </w:p>
+    <w:p>
+      <w:pPr>
+        <w:rPr>
+          <w:rFonts w:ascii="Times New Roman" w:hAnsi="Times New Roman" w:cs="Times New Roman"/>
+          <w:sz w:val="24"/>
+          <w:szCs w:val="24"/>
+          <w:lang w:val="ru-RU"/>
+        </w:rPr>
+      </w:pPr>
+      <w:r>
+        <w:rPr>
+          <w:noProof/>
+          <w14:ligatures w14:val="standardContextual"/>
+        </w:rPr>
+        <w:drawing>
+          <wp:inline distT="0" distB="0" distL="0" distR="0" wp14:anchorId="693D71D5" wp14:editId="0860460F">
+            <wp:extent cx="6152515" cy="3510280"/>
+            <wp:effectExtent l="0" t="0" r="635" b="0"/>
+            <wp:docPr id="8" name="Рисунок 8"/>
+            <wp:cNvGraphicFramePr>
+              <a:graphicFrameLocks xmlns:a="http://schemas.openxmlformats.org/drawingml/2006/main" noChangeAspect="1"/>
+            </wp:cNvGraphicFramePr>
+            <a:graphic xmlns:a="http://schemas.openxmlformats.org/drawingml/2006/main">
+              <a:graphicData uri="http://schemas.openxmlformats.org/drawingml/2006/picture">
+                <pic:pic xmlns:pic="http://schemas.openxmlformats.org/drawingml/2006/picture">
+                  <pic:nvPicPr>
+                    <pic:cNvPr id="1" name=""/>
+                    <pic:cNvPicPr/>
+                  </pic:nvPicPr>
+                  <pic:blipFill>
+                    <a:blip r:embed="rId8"/>
+                    <a:stretch>
+                      <a:fillRect/>
+                    </a:stretch>
+                  </pic:blipFill>
+                  <pic:spPr>
+                    <a:xfrm>
+                      <a:off x="0" y="0"/>
+                      <a:ext cx="6152515" cy="3510280"/>
+                    </a:xfrm>
+                    <a:prstGeom prst="rect">
+                      <a:avLst/>
+                    </a:prstGeom>
+                  </pic:spPr>
+                </pic:pic>
+              </a:graphicData>
+            </a:graphic>
+          </wp:inline>
+        </w:drawing>
+      </w:r>
+    </w:p>
+    <w:p>
+      <w:pPr>
+        <w:rPr>
+          <w:rFonts w:ascii="Times New Roman" w:hAnsi="Times New Roman" w:cs="Times New Roman"/>
+          <w:sz w:val="24"/>
+          <w:szCs w:val="24"/>
+          <w:lang w:val="ru-RU"/>
+        </w:rPr>
+      </w:pPr>
+      <w:r>
+        <w:rPr>
+          <w:noProof/>
+          <w14:ligatures w14:val="standardContextual"/>
+        </w:rPr>
+        <w:lastRenderedPageBreak/>
+        <w:drawing>
+          <wp:inline distT="0" distB="0" distL="0" distR="0" wp14:anchorId="78E40D1A" wp14:editId="142EB346">
+            <wp:extent cx="4686300" cy="3184498"/>
+            <wp:effectExtent l="0" t="0" r="0" b="0"/>
+            <wp:docPr id="2" name="Рисунок 2"/>
+            <wp:cNvGraphicFramePr>
+              <a:graphicFrameLocks xmlns:a="http://schemas.openxmlformats.org/drawingml/2006/main" noChangeAspect="1"/>
+            </wp:cNvGraphicFramePr>
+            <a:graphic xmlns:a="http://schemas.openxmlformats.org/drawingml/2006/main">
+              <a:graphicData uri="http://schemas.openxmlformats.org/drawingml/2006/picture">
+                <pic:pic xmlns:pic="http://schemas.openxmlformats.org/drawingml/2006/picture">
+                  <pic:nvPicPr>
+                    <pic:cNvPr id="1" name=""/>
+                    <pic:cNvPicPr/>
+                  </pic:nvPicPr>
+                  <pic:blipFill>
+                    <a:blip r:embed="rId9"/>
+                    <a:stretch>
+                      <a:fillRect/>
+                    </a:stretch>
+                  </pic:blipFill>
+                  <pic:spPr>
+                    <a:xfrm>
+                      <a:off x="0" y="0"/>
+                      <a:ext cx="4689267" cy="3186514"/>
+                    </a:xfrm>
+                    <a:prstGeom prst="rect">
+                      <a:avLst/>
+                    </a:prstGeom>
+                  </pic:spPr>
+                </pic:pic>
+              </a:graphicData>
+            </a:graphic>
+          </wp:inline>
+        </w:drawing>
+      </w:r>
+    </w:p>
+    <w:p>
+      <w:pPr>
+        <w:rPr>
+          <w:rFonts w:ascii="Times New Roman" w:hAnsi="Times New Roman" w:cs="Times New Roman"/>
+          <w:b/>
+          <w:bCs/>
+          <w:sz w:val="24"/>
+          <w:szCs w:val="24"/>
+          <w:lang w:val="ru-RU"/>
+        </w:rPr>
+      </w:pPr>
+      <w:r>
+        <w:rPr>
+          <w:rFonts w:ascii="Times New Roman" w:hAnsi="Times New Roman" w:cs="Times New Roman"/>
+          <w:b/>
+          <w:bCs/>
+          <w:sz w:val="24"/>
+          <w:szCs w:val="24"/>
+          <w:lang w:val="ru-RU"/>
+        </w:rPr>
+        <w:t>4.2. Точки для логарифмической ветки (</w:t>
+      </w:r>
+      <w:r>
+        <w:rPr>
+          <w:rFonts w:ascii="Times New Roman" w:hAnsi="Times New Roman" w:cs="Times New Roman"/>
+          <w:b/>
+          <w:bCs/>
+          <w:sz w:val="24"/>
+          <w:szCs w:val="24"/>
+        </w:rPr>
+        <w:t>x</w:t>
+      </w:r>
+      <w:r>
+        <w:rPr>
+          <w:rFonts w:ascii="Times New Roman" w:hAnsi="Times New Roman" w:cs="Times New Roman"/>
+          <w:b/>
+          <w:bCs/>
+          <w:sz w:val="24"/>
+          <w:szCs w:val="24"/>
+          <w:lang w:val="ru-RU"/>
+        </w:rPr>
+        <w:t>&gt;0</w:t>
+      </w:r>
+      <w:r>
+        <w:rPr>
+          <w:rFonts w:ascii="Times New Roman" w:hAnsi="Times New Roman" w:cs="Times New Roman"/>
+          <w:b/>
+          <w:bCs/>
+          <w:i/>
+          <w:iCs/>
+          <w:sz w:val="24"/>
+          <w:szCs w:val="24"/>
+        </w:rPr>
+        <w:t>x</w:t>
+      </w:r>
+      <w:r>
+        <w:rPr>
+          <w:rFonts w:ascii="Times New Roman" w:hAnsi="Times New Roman" w:cs="Times New Roman"/>
+          <w:b/>
+          <w:bCs/>
+          <w:sz w:val="24"/>
+          <w:szCs w:val="24"/>
+          <w:lang w:val="ru-RU"/>
+        </w:rPr>
+        <w:t>&gt;0)</w:t>
+      </w:r>
+    </w:p>
+    <w:p>
+      <w:pPr>
+        <w:rPr>
+          <w:rFonts w:ascii="Times New Roman" w:hAnsi="Times New Roman" w:cs="Times New Roman"/>
+          <w:sz w:val="24"/>
+          <w:szCs w:val="24"/>
+          <w:lang w:val="ru-RU"/>
+        </w:rPr>
+      </w:pPr>
+      <w:r>
+        <w:rPr>
+          <w:rFonts w:ascii="Times New Roman" w:hAnsi="Times New Roman" w:cs="Times New Roman"/>
+          <w:sz w:val="24"/>
+          <w:szCs w:val="24"/>
+          <w:lang w:val="ru-RU"/>
+        </w:rPr>
+        <w:t>Выбраны</w:t>
+      </w:r>
+      <w:r>
+        <w:rPr>
+          <w:rFonts w:ascii="Times New Roman" w:hAnsi="Times New Roman" w:cs="Times New Roman"/>
+          <w:sz w:val="24"/>
+          <w:szCs w:val="24"/>
+        </w:rPr>
+        <w:t> </w:t>
+      </w:r>
+      <w:r>
+        <w:rPr>
+          <w:rFonts w:ascii="Times New Roman" w:hAnsi="Times New Roman" w:cs="Times New Roman"/>
+          <w:sz w:val="24"/>
+          <w:szCs w:val="24"/>
+          <w:lang w:val="ru-RU"/>
+        </w:rPr>
+        <w:t>особые точки</w:t>
+      </w:r>
+      <w:r>
+        <w:rPr>
+          <w:rFonts w:ascii="Times New Roman" w:hAnsi="Times New Roman" w:cs="Times New Roman"/>
+          <w:sz w:val="24"/>
+          <w:szCs w:val="24"/>
+        </w:rPr>
+        <w:t> </w:t>
+      </w:r>
+      <w:r>
+        <w:rPr>
+          <w:rFonts w:ascii="Times New Roman" w:hAnsi="Times New Roman" w:cs="Times New Roman"/>
+          <w:sz w:val="24"/>
+          <w:szCs w:val="24"/>
+          <w:lang w:val="ru-RU"/>
+        </w:rPr>
+        <w:t xml:space="preserve">по построенному графику в </w:t>
+      </w:r>
+      <w:r>
+        <w:rPr>
+          <w:rFonts w:ascii="Times New Roman" w:hAnsi="Times New Roman" w:cs="Times New Roman"/>
+          <w:sz w:val="24"/>
+          <w:szCs w:val="24"/>
+        </w:rPr>
+        <w:t>desmos</w:t>
+      </w:r>
+    </w:p>
+    <w:p>
+      <w:pPr>
+        <w:rPr>
+          <w:rFonts w:ascii="Times New Roman" w:hAnsi="Times New Roman" w:cs="Times New Roman"/>
+          <w:sz w:val="24"/>
+          <w:szCs w:val="24"/>
+          <w:lang w:val="ru-RU"/>
+        </w:rPr>
+      </w:pPr>
+      <w:r>
+        <w:rPr>
+          <w:noProof/>
+          <w14:ligatures w14:val="standardContextual"/>
+        </w:rPr>
+        <w:drawing>
+          <wp:inline distT="0" distB="0" distL="0" distR="0" wp14:anchorId="526BE183" wp14:editId="0FB73FB3">
+            <wp:extent cx="3524250" cy="3162300"/>
+            <wp:effectExtent l="0" t="0" r="0" b="0"/>
+            <wp:docPr id="5" name="Рисунок 5"/>
+            <wp:cNvGraphicFramePr>
+              <a:graphicFrameLocks xmlns:a="http://schemas.openxmlformats.org/drawingml/2006/main" noChangeAspect="1"/>
+            </wp:cNvGraphicFramePr>
+            <a:graphic xmlns:a="http://schemas.openxmlformats.org/drawingml/2006/main">
+              <a:graphicData uri="http://schemas.openxmlformats.org/drawingml/2006/picture">
+                <pic:pic xmlns:pic="http://schemas.openxmlformats.org/drawingml/2006/picture">
+                  <pic:nvPicPr>
+                    <pic:cNvPr id="1" name=""/>
+                    <pic:cNvPicPr/>
+                  </pic:nvPicPr>
+                  <pic:blipFill>
+                    <a:blip r:embed="rId10"/>
+                    <a:stretch>
+                      <a:fillRect/>
+                    </a:stretch>
+                  </pic:blipFill>
+                  <pic:spPr>
+                    <a:xfrm>
+                      <a:off x="0" y="0"/>
+                      <a:ext cx="3524250" cy="3162300"/>
+                    </a:xfrm>
+                    <a:prstGeom prst="rect">
+                      <a:avLst/>
+                    </a:prstGeom>
+                  </pic:spPr>
+                </pic:pic>
+              </a:graphicData>
+            </a:graphic>
+          </wp:inline>
+        </w:drawing>
+      </w:r>
+    </w:p>
+    <w:p>
+      <w:pPr>
+        <w:rPr>
+          <w:rFonts w:ascii="Times New Roman" w:hAnsi="Times New Roman" w:cs="Times New Roman"/>
+          <w:sz w:val="24"/>
+          <w:szCs w:val="24"/>
+          <w:lang w:val="ru-RU"/>
+        </w:rPr>
+      </w:pPr>
+      <w:r>
+        <w:rPr>
+          <w:noProof/>
+          <w14:ligatures w14:val="standardContextual"/>
+        </w:rPr>
+        <w:lastRenderedPageBreak/>
+        <w:drawing>
+          <wp:inline distT="0" distB="0" distL="0" distR="0" wp14:anchorId="53A4E484" wp14:editId="77DF70D8">
+            <wp:extent cx="5600700" cy="1990725"/>
+            <wp:effectExtent l="0" t="0" r="0" b="9525"/>
+            <wp:docPr id="6" name="Рисунок 6"/>
+            <wp:cNvGraphicFramePr>
+              <a:graphicFrameLocks xmlns:a="http://schemas.openxmlformats.org/drawingml/2006/main" noChangeAspect="1"/>
+            </wp:cNvGraphicFramePr>
+            <a:graphic xmlns:a="http://schemas.openxmlformats.org/drawingml/2006/main">
+              <a:graphicData uri="http://schemas.openxmlformats.org/drawingml/2006/picture">
+                <pic:pic xmlns:pic="http://schemas.openxmlformats.org/drawingml/2006/picture">
+                  <pic:nvPicPr>
+                    <pic:cNvPr id="1" name=""/>
+                    <pic:cNvPicPr/>
+                  </pic:nvPicPr>
+                  <pic:blipFill>
+                    <a:blip r:embed="rId11"/>
+                    <a:stretch>
+                      <a:fillRect/>
+                    </a:stretch>
+                  </pic:blipFill>
+                  <pic:spPr>
+                    <a:xfrm>
+                      <a:off x="0" y="0"/>
+                      <a:ext cx="5600700" cy="1990725"/>
+                    </a:xfrm>
+                    <a:prstGeom prst="rect">
+                      <a:avLst/>
+                    </a:prstGeom>
+                  </pic:spPr>
+                </pic:pic>
+              </a:graphicData>
+            </a:graphic>
+          </wp:inline>
+        </w:drawing>
+      </w:r>
+    </w:p>
+    <w:p>
+      <w:pPr>
+        <w:rPr>
+          <w:rFonts w:ascii="Times New Roman" w:hAnsi="Times New Roman" w:cs="Times New Roman"/>
+          <w:sz w:val="24"/>
+          <w:szCs w:val="24"/>
+          <w:lang w:val="ru-RU"/>
+        </w:rPr>
+      </w:pPr>
+      <w:r>
+        <w:rPr>
+          <w:noProof/>
+          <w14:ligatures w14:val="standardContextual"/>
+        </w:rPr>
+        <w:drawing>
+          <wp:inline distT="0" distB="0" distL="0" distR="0" wp14:anchorId="08093A49" wp14:editId="009737C7">
+            <wp:extent cx="6152515" cy="3367405"/>
+            <wp:effectExtent l="0" t="0" r="635" b="4445"/>
+            <wp:docPr id="3" name="Рисунок 3"/>
+            <wp:cNvGraphicFramePr>
+              <a:graphicFrameLocks xmlns:a="http://schemas.openxmlformats.org/drawingml/2006/main" noChangeAspect="1"/>
+            </wp:cNvGraphicFramePr>
+            <a:graphic xmlns:a="http://schemas.openxmlformats.org/drawingml/2006/main">
+              <a:graphicData uri="http://schemas.openxmlformats.org/drawingml/2006/picture">
+                <pic:pic xmlns:pic="http://schemas.openxmlformats.org/drawingml/2006/picture">
+                  <pic:nvPicPr>
+                    <pic:cNvPr id="1" name=""/>
+                    <pic:cNvPicPr/>
+                  </pic:nvPicPr>
+                  <pic:blipFill>
+                    <a:blip r:embed="rId12"/>
+                    <a:stretch>
+                      <a:fillRect/>
+                    </a:stretch>
+                  </pic:blipFill>
+                  <pic:spPr>
+                    <a:xfrm>
+                      <a:off x="0" y="0"/>
+                      <a:ext cx="6152515" cy="3367405"/>
+                    </a:xfrm>
+                    <a:prstGeom prst="rect">
+                      <a:avLst/>
+                    </a:prstGeom>
+                  </pic:spPr>
+                </pic:pic>
+              </a:graphicData>
+            </a:graphic>
+          </wp:inline>
+        </w:drawing>
+      </w:r>
+    </w:p>
+    <w:p>
+      <w:pPr>
+        <w:rPr>
+          <w:rFonts w:ascii="Times New Roman" w:hAnsi="Times New Roman" w:cs="Times New Roman"/>
+          <w:b/>
+          <w:bCs/>
+          <w:sz w:val="24"/>
+          <w:szCs w:val="24"/>
+          <w:lang w:val="ru-RU"/>
+        </w:rPr>
+      </w:pPr>
+      <w:r>
+        <w:rPr>
+          <w:rFonts w:ascii="Times New Roman" w:hAnsi="Times New Roman" w:cs="Times New Roman"/>
+          <w:b/>
+          <w:bCs/>
+          <w:sz w:val="24"/>
+          <w:szCs w:val="24"/>
+        </w:rPr>
+        <w:t>4.3. Интеграционные тесты (JUnit 5)</w:t>
+      </w:r>
+    </w:p>
+    <w:tbl>
+      <w:tblPr>
+        <w:tblStyle w:val="ae"/>
+        <w:tblW w:w="9895" w:type="dxa"/>
+        <w:tblLook w:val="04A0" w:firstRow="1" w:lastRow="0" w:firstColumn="1" w:lastColumn="0" w:noHBand="0" w:noVBand="1"/>
+      </w:tblPr>
+      <w:tblGrid>
+        <w:gridCol w:w="2789"/>
+        <w:gridCol w:w="1795"/>
+        <w:gridCol w:w="5311"/>
+      </w:tblGrid>
+      <w:tr>
+        <w:tc>
+          <w:tcPr>
+            <w:tcW w:w="2789" w:type="dxa"/>
+            <w:vAlign w:val="center"/>
+          </w:tcPr>
+          <w:p>
+            <w:r>
+              <w:rPr>
+                <w:rFonts w:ascii="Times New Roman" w:hAnsi="Times New Roman" w:cs="Times New Roman"/>
+                <w:sz w:val="24"/>
+                <w:szCs w:val="24"/>
+                <w:lang w:val="en-US"/>
+              </w:rPr>
+              <w:t>Класс тестов</w:t>
+            </w:r>
+          </w:p>
+        </w:tc>
+        <w:tc>
+          <w:tcPr>
+            <w:tcW w:w="1795" w:type="dxa"/>
+            <w:vAlign w:val="center"/>
+          </w:tcPr>
+          <w:p>
+            <w:r>
+              <w:rPr>
+                <w:rFonts w:ascii="Times New Roman" w:hAnsi="Times New Roman" w:cs="Times New Roman"/>
+                <w:sz w:val="24"/>
+                <w:szCs w:val="24"/>
+                <w:lang w:val="en-US"/>
+              </w:rPr>
+              <w:t>Количество тестов</w:t>
+            </w:r>
+          </w:p>
+        </w:tc>
+        <w:tc>
+          <w:tcPr>
+            <w:tcW w:w="5311" w:type="dxa"/>
+            <w:vAlign w:val="center"/>
+          </w:tcPr>
+          <w:p>
+            <w:r>
+              <w:rPr>
+                <w:rFonts w:ascii="Times New Roman" w:hAnsi="Times New Roman" w:cs="Times New Roman"/>
+                <w:sz w:val="24"/>
+                <w:szCs w:val="24"/>
+                <w:lang w:val="en-US"/>
+              </w:rPr>
+              <w:t>Проверяемый этап</w:t>
+            </w:r>
+          </w:p>
+        </w:tc>
+      </w:tr>
+      <w:tr>
+        <w:tc>
+          <w:tcPr>
+            <w:tcW w:w="2789" w:type="dxa"/>
+            <w:vAlign w:val="center"/>
+          </w:tcPr>
+          <w:p>
+            <w:pPr>
+              <w:rPr>
+                <w:rFonts w:ascii="Times New Roman" w:hAnsi="Times New Roman" w:cs="Times New Roman"/>
+                <w:b/>
+                <w:bCs/>
+                <w:sz w:val="24"/>
+                <w:szCs w:val="24"/>
+              </w:rPr>
+            </w:pPr>
+            <w:r>
+              <w:rPr>
+                <w:rFonts w:ascii="Times New Roman" w:hAnsi="Times New Roman" w:cs="Times New Roman"/>
+                <w:sz w:val="24"/>
+                <w:szCs w:val="24"/>
+                <w:lang w:val="en-US"/>
+              </w:rPr>
+              <w:t>SystemIntegrationTest</w:t>
+            </w:r>
+          </w:p>
+        </w:tc>
+        <w:tc>
+          <w:tcPr>
+            <w:tcW w:w="1795" w:type="dxa"/>
+            <w:vAlign w:val="center"/>
+          </w:tcPr>
+          <w:p>
+            <w:pPr>
+              <w:rPr>
+                <w:rFonts w:ascii="Times New Roman" w:hAnsi="Times New Roman" w:cs="Times New Roman"/>
+                <w:b/>
+                <w:bCs/>
+                <w:sz w:val="24"/>
+                <w:szCs w:val="24"/>
+              </w:rPr>
+            </w:pPr>
+            <w:r>
+              <w:rPr>
+                <w:rFonts w:ascii="Times New Roman" w:hAnsi="Times New Roman" w:cs="Times New Roman"/>
+                <w:sz w:val="24"/>
+                <w:szCs w:val="24"/>
+                <w:lang w:val="en-US"/>
+              </w:rPr>
+              <w:t>4</w:t>
+            </w:r>
+          </w:p>
+        </w:tc>
+        <w:tc>
+          <w:tcPr>
+            <w:tcW w:w="5311" w:type="dxa"/>
+            <w:vAlign w:val="center"/>
+          </w:tcPr>
+          <w:p>
+            <w:pPr>
+              <w:rPr>
+                <w:rFonts w:ascii="Times New Roman" w:hAnsi="Times New Roman" w:cs="Times New Roman"/>
+                <w:b/>
+                <w:bCs/>
+                <w:sz w:val="24"/>
+                <w:szCs w:val="24"/>
+              </w:rPr>
+            </w:pPr>
+            <w:r>
+              <w:rPr>
+                <w:rFonts w:ascii="Times New Roman" w:hAnsi="Times New Roman" w:cs="Times New Roman"/>
+                <w:sz w:val="24"/>
+                <w:szCs w:val="24"/>
+              </w:rPr>
+              <w:t xml:space="preserve">0 (заглушки), реальная </w:t>
+            </w:r>
+            <w:r>
+              <w:rPr>
+                <w:rFonts w:ascii="Times New Roman" w:hAnsi="Times New Roman" w:cs="Times New Roman"/>
+                <w:sz w:val="24"/>
+                <w:szCs w:val="24"/>
+                <w:lang w:val="en-US"/>
+              </w:rPr>
+              <w:t>TrigBranch</w:t>
+            </w:r>
+            <w:r>
+              <w:rPr>
+                <w:rFonts w:ascii="Times New Roman" w:hAnsi="Times New Roman" w:cs="Times New Roman"/>
+                <w:sz w:val="24"/>
+                <w:szCs w:val="24"/>
+              </w:rPr>
+              <w:t xml:space="preserve">, реальная </w:t>
+            </w:r>
+            <w:r>
+              <w:rPr>
+                <w:rFonts w:ascii="Times New Roman" w:hAnsi="Times New Roman" w:cs="Times New Roman"/>
+                <w:sz w:val="24"/>
+                <w:szCs w:val="24"/>
+                <w:lang w:val="en-US"/>
+              </w:rPr>
+              <w:t>LogBranch</w:t>
+            </w:r>
+            <w:r>
+              <w:rPr>
+                <w:rFonts w:ascii="Times New Roman" w:hAnsi="Times New Roman" w:cs="Times New Roman"/>
+                <w:sz w:val="24"/>
+                <w:szCs w:val="24"/>
+              </w:rPr>
+              <w:t>, полностью реальная система</w:t>
+            </w:r>
+          </w:p>
+        </w:tc>
+      </w:tr>
+      <w:tr>
+        <w:tc>
+          <w:tcPr>
+            <w:tcW w:w="2789" w:type="dxa"/>
+            <w:vAlign w:val="center"/>
+          </w:tcPr>
+          <w:p>
+            <w:pPr>
+              <w:rPr>
+                <w:rFonts w:ascii="Times New Roman" w:hAnsi="Times New Roman" w:cs="Times New Roman"/>
+                <w:b/>
+                <w:bCs/>
+                <w:sz w:val="24"/>
+                <w:szCs w:val="24"/>
+              </w:rPr>
+            </w:pPr>
+            <w:r>
+              <w:rPr>
+                <w:rFonts w:ascii="Times New Roman" w:hAnsi="Times New Roman" w:cs="Times New Roman"/>
+                <w:sz w:val="24"/>
+                <w:szCs w:val="24"/>
+                <w:lang w:val="en-US"/>
+              </w:rPr>
+              <w:t>TrigBranchIntegrationTest</w:t>
+            </w:r>
+          </w:p>
+        </w:tc>
+        <w:tc>
+          <w:tcPr>
+            <w:tcW w:w="1795" w:type="dxa"/>
+            <w:vAlign w:val="center"/>
+          </w:tcPr>
+          <w:p>
+            <w:pPr>
+              <w:rPr>
+                <w:rFonts w:ascii="Times New Roman" w:hAnsi="Times New Roman" w:cs="Times New Roman"/>
+                <w:b/>
+                <w:bCs/>
+                <w:sz w:val="24"/>
+                <w:szCs w:val="24"/>
+              </w:rPr>
+            </w:pPr>
+            <w:r>
+              <w:rPr>
+                <w:rFonts w:ascii="Times New Roman" w:hAnsi="Times New Roman" w:cs="Times New Roman"/>
+                <w:sz w:val="24"/>
+                <w:szCs w:val="24"/>
+              </w:rPr>
+              <w:t>4</w:t>
+            </w:r>
+          </w:p>
+        </w:tc>
+        <w:tc>
+          <w:tcPr>
+            <w:tcW w:w="5311" w:type="dxa"/>
+            <w:vAlign w:val="center"/>
+          </w:tcPr>
+          <w:p>
+            <w:pPr>
+              <w:rPr>
+                <w:rFonts w:ascii="Times New Roman" w:hAnsi="Times New Roman" w:cs="Times New Roman"/>
+                <w:b/>
+                <w:bCs/>
+                <w:sz w:val="24"/>
+                <w:szCs w:val="24"/>
+              </w:rPr>
+            </w:pPr>
+            <w:r>
+              <w:rPr>
+                <w:rFonts w:ascii="Times New Roman" w:hAnsi="Times New Roman" w:cs="Times New Roman"/>
+                <w:sz w:val="24"/>
+                <w:szCs w:val="24"/>
+              </w:rPr>
+              <w:t xml:space="preserve">замена уровней </w:t>
+            </w:r>
+            <w:r>
+              <w:rPr>
+                <w:rFonts w:ascii="Times New Roman" w:hAnsi="Times New Roman" w:cs="Times New Roman"/>
+                <w:sz w:val="24"/>
+                <w:szCs w:val="24"/>
+              </w:rPr>
+              <w:t>1</w:t>
+            </w:r>
+            <w:r>
+              <w:rPr>
+                <w:rFonts w:ascii="Times New Roman" w:hAnsi="Times New Roman" w:cs="Times New Roman"/>
+                <w:sz w:val="24"/>
+                <w:szCs w:val="24"/>
+              </w:rPr>
+              <w:t xml:space="preserve">→2→3→4, полностью реальный </w:t>
+            </w:r>
+            <w:r>
+              <w:rPr>
+                <w:rFonts w:ascii="Times New Roman" w:hAnsi="Times New Roman" w:cs="Times New Roman"/>
+                <w:sz w:val="24"/>
+                <w:szCs w:val="24"/>
+                <w:lang w:val="en-US"/>
+              </w:rPr>
+              <w:t>TrigBranch</w:t>
+            </w:r>
+          </w:p>
+        </w:tc>
+      </w:tr>
+      <w:tr>
+        <w:tc>
+          <w:tcPr>
+            <w:tcW w:w="2789" w:type="dxa"/>
+            <w:vAlign w:val="center"/>
+          </w:tcPr>
+          <w:p>
+            <w:pPr>
+              <w:rPr>
+                <w:rFonts w:ascii="Times New Roman" w:hAnsi="Times New Roman" w:cs="Times New Roman"/>
+                <w:b/>
+                <w:bCs/>
+                <w:sz w:val="24"/>
+                <w:szCs w:val="24"/>
+              </w:rPr>
+            </w:pPr>
+            <w:r>
+              <w:rPr>
+                <w:rFonts w:ascii="Times New Roman" w:hAnsi="Times New Roman" w:cs="Times New Roman"/>
+                <w:sz w:val="24"/>
+                <w:szCs w:val="24"/>
+                <w:lang w:val="en-US"/>
+              </w:rPr>
+              <w:t>LogBranchIntegrationTest</w:t>
+            </w:r>
+          </w:p>
+        </w:tc>
+        <w:tc>
+          <w:tcPr>
+            <w:tcW w:w="1795" w:type="dxa"/>
+            <w:vAlign w:val="center"/>
+          </w:tcPr>
+          <w:p>
+            <w:pPr>
+              <w:rPr>
+                <w:rFonts w:ascii="Times New Roman" w:hAnsi="Times New Roman" w:cs="Times New Roman"/>
+                <w:b/>
+                <w:bCs/>
+                <w:sz w:val="24"/>
+                <w:szCs w:val="24"/>
+              </w:rPr>
+            </w:pPr>
+            <w:r>
+              <w:rPr>
+                <w:rFonts w:ascii="Times New Roman" w:hAnsi="Times New Roman" w:cs="Times New Roman"/>
+                <w:sz w:val="24"/>
+                <w:szCs w:val="24"/>
+                <w:lang w:val="en-US"/>
+              </w:rPr>
+              <w:t>3</w:t>
+            </w:r>
+          </w:p>
+        </w:tc>
+        <w:tc>
+          <w:tcPr>
+            <w:tcW w:w="5311" w:type="dxa"/>
+            <w:vAlign w:val="center"/>
+          </w:tcPr>
+          <w:p>
+            <w:pPr>
+              <w:rPr>
+                <w:rFonts w:ascii="Times New Roman" w:hAnsi="Times New Roman" w:cs="Times New Roman"/>
+                <w:b/>
+                <w:bCs/>
+                <w:sz w:val="24"/>
+                <w:szCs w:val="24"/>
+              </w:rPr>
+            </w:pPr>
+            <w:r>
+              <w:rPr>
+                <w:rFonts w:ascii="Times New Roman" w:hAnsi="Times New Roman" w:cs="Times New Roman"/>
+                <w:sz w:val="24"/>
+                <w:szCs w:val="24"/>
+              </w:rPr>
+              <w:t xml:space="preserve">замена </w:t>
+            </w:r>
+            <w:r>
+              <w:rPr>
+                <w:rFonts w:ascii="Times New Roman" w:hAnsi="Times New Roman" w:cs="Times New Roman"/>
+                <w:sz w:val="24"/>
+                <w:szCs w:val="24"/>
+                <w:lang w:val="en-US"/>
+              </w:rPr>
+              <w:t>Log</w:t>
+            </w:r>
+            <w:r>
+              <w:rPr>
+                <w:rFonts w:ascii="Times New Roman" w:hAnsi="Times New Roman" w:cs="Times New Roman"/>
+                <w:sz w:val="24"/>
+                <w:szCs w:val="24"/>
+              </w:rPr>
+              <w:t>2/</w:t>
+            </w:r>
+            <w:r>
+              <w:rPr>
+                <w:rFonts w:ascii="Times New Roman" w:hAnsi="Times New Roman" w:cs="Times New Roman"/>
+                <w:sz w:val="24"/>
+                <w:szCs w:val="24"/>
+                <w:lang w:val="en-US"/>
+              </w:rPr>
+              <w:t>Log</w:t>
+            </w:r>
+            <w:r>
+              <w:rPr>
+                <w:rFonts w:ascii="Times New Roman" w:hAnsi="Times New Roman" w:cs="Times New Roman"/>
+                <w:sz w:val="24"/>
+                <w:szCs w:val="24"/>
+              </w:rPr>
+              <w:t xml:space="preserve">3, замена </w:t>
+            </w:r>
+            <w:r>
+              <w:rPr>
+                <w:rFonts w:ascii="Times New Roman" w:hAnsi="Times New Roman" w:cs="Times New Roman"/>
+                <w:sz w:val="24"/>
+                <w:szCs w:val="24"/>
+                <w:lang w:val="en-US"/>
+              </w:rPr>
+              <w:t>Ln</w:t>
+            </w:r>
+            <w:r>
+              <w:rPr>
+                <w:rFonts w:ascii="Times New Roman" w:hAnsi="Times New Roman" w:cs="Times New Roman"/>
+                <w:sz w:val="24"/>
+                <w:szCs w:val="24"/>
+              </w:rPr>
+              <w:t xml:space="preserve">, полностью реальный </w:t>
+            </w:r>
+            <w:r>
+              <w:rPr>
+                <w:rFonts w:ascii="Times New Roman" w:hAnsi="Times New Roman" w:cs="Times New Roman"/>
+                <w:sz w:val="24"/>
+                <w:szCs w:val="24"/>
+                <w:lang w:val="en-US"/>
+              </w:rPr>
+              <w:t>LogBranch</w:t>
+            </w:r>
+          </w:p>
+        </w:tc>
+      </w:tr>
+    </w:tbl>
+    <w:p>
+      <w:pPr>
+        <w:rPr>
+          <w:rFonts w:ascii="Times New Roman" w:hAnsi="Times New Roman" w:cs="Times New Roman"/>
+          <w:sz w:val="24"/>
+          <w:szCs w:val="24"/>
+        </w:rPr>
+      </w:pPr>
+    </w:p>
+    <w:p>
+      <w:pPr>
+        <w:rPr>
+          <w:rFonts w:ascii="Times New Roman" w:hAnsi="Times New Roman" w:cs="Times New Roman"/>
+          <w:b/>
+          <w:bCs/>
+          <w:sz w:val="24"/>
+          <w:szCs w:val="24"/>
+        </w:rPr>
+      </w:pPr>
+      <w:r>
+        <w:rPr>
+          <w:rFonts w:ascii="Times New Roman" w:hAnsi="Times New Roman" w:cs="Times New Roman"/>
+          <w:b/>
+          <w:bCs/>
+          <w:sz w:val="24"/>
+          <w:szCs w:val="24"/>
+        </w:rPr>
+        <w:t>5. Эталонные значения и заглушки</w:t>
+      </w:r>
+    </w:p>
+    <w:p>
+      <w:pPr>
+        <w:numPr>
+          <w:ilvl w:val="0"/>
+          <w:numId w:val="6"/>
+        </w:numPr>
+        <w:rPr>
+          <w:rFonts w:ascii="Times New Roman" w:hAnsi="Times New Roman" w:cs="Times New Roman"/>
+          <w:sz w:val="24"/>
+          <w:szCs w:val="24"/>
+          <w:lang w:val="ru-RU"/>
+        </w:rPr>
+      </w:pPr>
+      <w:r>
+        <w:rPr>
+          <w:rFonts w:ascii="Times New Roman" w:hAnsi="Times New Roman" w:cs="Times New Roman"/>
+          <w:sz w:val="24"/>
+          <w:szCs w:val="24"/>
+          <w:lang w:val="ru-RU"/>
+        </w:rPr>
+        <w:t>Табличные заглушки</w:t>
+      </w:r>
+      <w:r>
+        <w:rPr>
+          <w:rFonts w:ascii="Times New Roman" w:hAnsi="Times New Roman" w:cs="Times New Roman"/>
+          <w:sz w:val="24"/>
+          <w:szCs w:val="24"/>
+        </w:rPr>
+        <w:t> </w:t>
+      </w:r>
+      <w:r>
+        <w:rPr>
+          <w:rFonts w:ascii="Times New Roman" w:hAnsi="Times New Roman" w:cs="Times New Roman"/>
+          <w:sz w:val="24"/>
+          <w:szCs w:val="24"/>
+          <w:lang w:val="ru-RU"/>
+        </w:rPr>
+        <w:t>(</w:t>
+      </w:r>
+      <w:r>
+        <w:rPr>
+          <w:rFonts w:ascii="Times New Roman" w:hAnsi="Times New Roman" w:cs="Times New Roman"/>
+          <w:sz w:val="24"/>
+          <w:szCs w:val="24"/>
+        </w:rPr>
+        <w:t>TableModule</w:t>
+      </w:r>
+      <w:r>
+        <w:rPr>
+          <w:rFonts w:ascii="Times New Roman" w:hAnsi="Times New Roman" w:cs="Times New Roman"/>
+          <w:sz w:val="24"/>
+          <w:szCs w:val="24"/>
+          <w:lang w:val="ru-RU"/>
+        </w:rPr>
+        <w:t xml:space="preserve">) читают </w:t>
+      </w:r>
+      <w:r>
+        <w:rPr>
+          <w:rFonts w:ascii="Times New Roman" w:hAnsi="Times New Roman" w:cs="Times New Roman"/>
+          <w:sz w:val="24"/>
+          <w:szCs w:val="24"/>
+        </w:rPr>
+        <w:t>CSV</w:t>
+      </w:r>
+      <w:r>
+        <w:rPr>
+          <w:rFonts w:ascii="Times New Roman" w:hAnsi="Times New Roman" w:cs="Times New Roman"/>
+          <w:sz w:val="24"/>
+          <w:szCs w:val="24"/>
+          <w:lang w:val="ru-RU"/>
+        </w:rPr>
+        <w:t xml:space="preserve"> и возвращают эталонное значение для заданног</w:t>
+      </w:r>
+      <w:r>
+        <w:rPr>
+          <w:rFonts w:ascii="Times New Roman" w:hAnsi="Times New Roman" w:cs="Times New Roman"/>
+          <w:sz w:val="24"/>
+          <w:szCs w:val="24"/>
+          <w:lang w:val="ru-RU"/>
+        </w:rPr>
+        <w:t xml:space="preserve">о </w:t>
+      </w:r>
+      <w:r>
+        <w:rPr>
+          <w:rFonts w:ascii="Times New Roman" w:hAnsi="Times New Roman" w:cs="Times New Roman"/>
+          <w:sz w:val="24"/>
+          <w:szCs w:val="24"/>
+        </w:rPr>
+        <w:t>x</w:t>
+      </w:r>
+    </w:p>
+    <w:p>
+      <w:pPr>
+        <w:numPr>
+          <w:ilvl w:val="0"/>
+          <w:numId w:val="6"/>
+        </w:numPr>
+        <w:rPr>
+          <w:rFonts w:ascii="Times New Roman" w:hAnsi="Times New Roman" w:cs="Times New Roman"/>
+          <w:sz w:val="24"/>
+          <w:szCs w:val="24"/>
+          <w:lang w:val="ru-RU"/>
+        </w:rPr>
+      </w:pPr>
+      <w:r>
+        <w:rPr>
+          <w:rFonts w:ascii="Times New Roman" w:hAnsi="Times New Roman" w:cs="Times New Roman"/>
+          <w:sz w:val="24"/>
+          <w:szCs w:val="24"/>
+          <w:lang w:val="ru-RU"/>
+        </w:rPr>
+        <w:lastRenderedPageBreak/>
+        <w:t>Заглушки используются на ранних этапах интеграции, чтобы изолировать тестируемый модуль.</w:t>
+      </w:r>
+    </w:p>
+    <w:p>
+      <w:pPr>
+        <w:rPr>
+          <w:rFonts w:ascii="Times New Roman" w:hAnsi="Times New Roman" w:cs="Times New Roman"/>
+          <w:sz w:val="24"/>
+          <w:szCs w:val="24"/>
+          <w:lang w:val="ru-RU"/>
+        </w:rPr>
+      </w:pPr>
+    </w:p>
+    <w:p>
+      <w:pPr>
+        <w:rPr>
+          <w:rFonts w:ascii="Times New Roman" w:hAnsi="Times New Roman" w:cs="Times New Roman"/>
+          <w:b/>
+          <w:bCs/>
+          <w:sz w:val="24"/>
+          <w:szCs w:val="24"/>
+        </w:rPr>
+      </w:pPr>
+      <w:r>
+        <w:rPr>
+          <w:rFonts w:ascii="Times New Roman" w:hAnsi="Times New Roman" w:cs="Times New Roman"/>
+          <w:b/>
+          <w:bCs/>
+          <w:sz w:val="24"/>
+          <w:szCs w:val="24"/>
+        </w:rPr>
+        <w:t>6. Результаты тестирования</w:t>
+      </w:r>
+    </w:p>
+    <w:p>
+      <w:pPr>
+        <w:rPr>
+          <w:rFonts w:ascii="Times New Roman" w:hAnsi="Times New Roman" w:cs="Times New Roman"/>
+          <w:sz w:val="24"/>
+          <w:szCs w:val="24"/>
+          <w:lang w:val="ru-RU"/>
+        </w:rPr>
+      </w:pPr>
+      <w:r>
+        <w:rPr>
+          <w:noProof/>
+          <w14:ligatures w14:val="standardContextual"/>
+        </w:rPr>
+        <w:drawing>
+          <wp:inline distT="0" distB="0" distL="0" distR="0" wp14:anchorId="40805957" wp14:editId="750579D9">
+            <wp:extent cx="6152515" cy="4380865"/>
+            <wp:effectExtent l="0" t="0" r="635" b="635"/>
+            <wp:docPr id="4" name="Рисунок 4"/>
+            <wp:cNvGraphicFramePr>
+              <a:graphicFrameLocks xmlns:a="http://schemas.openxmlformats.org/drawingml/2006/main" noChangeAspect="1"/>
+            </wp:cNvGraphicFramePr>
+            <a:graphic xmlns:a="http://schemas.openxmlformats.org/drawingml/2006/main">
+              <a:graphicData uri="http://schemas.openxmlformats.org/drawingml/2006/picture">
+                <pic:pic xmlns:pic="http://schemas.openxmlformats.org/drawingml/2006/picture">
+                  <pic:nvPicPr>
+                    <pic:cNvPr id="1" name=""/>
+                    <pic:cNvPicPr/>
+                  </pic:nvPicPr>
+                  <pic:blipFill>
+                    <a:blip r:embed="rId13"/>
+                    <a:stretch>
+                      <a:fillRect/>
+                    </a:stretch>
+                  </pic:blipFill>
+                  <pic:spPr>
+                    <a:xfrm>
+                      <a:off x="0" y="0"/>
+                      <a:ext cx="6152515" cy="4380865"/>
+                    </a:xfrm>
+                    <a:prstGeom prst="rect">
+                      <a:avLst/>
+                    </a:prstGeom>
+                  </pic:spPr>
+                </pic:pic>
+              </a:graphicData>
+            </a:graphic>
+          </wp:inline>
+        </w:drawing>
+      </w:r>
+    </w:p>
+    <w:p>
+      <w:pPr>
+        <w:rPr>
+          <w:rFonts w:ascii="Times New Roman" w:hAnsi="Times New Roman" w:cs="Times New Roman"/>
+          <w:sz w:val="24"/>
+          <w:szCs w:val="24"/>
+          <w:lang w:val="ru-RU"/>
+        </w:rPr>
+      </w:pPr>
+    </w:p>
+    <w:p>
+      <w:pPr>
+        <w:rPr>
+          <w:rFonts w:ascii="Times New Roman" w:hAnsi="Times New Roman" w:cs="Times New Roman"/>
+          <w:sz w:val="24"/>
+          <w:szCs w:val="24"/>
+        </w:rPr>
+      </w:pPr>
+      <w:r>
+        <w:rPr>
+          <w:rFonts w:ascii="Times New Roman" w:hAnsi="Times New Roman" w:cs="Times New Roman"/>
+          <w:sz w:val="24"/>
+          <w:szCs w:val="24"/>
+        </w:rPr>
+        <w:t xml:space="preserve">8. </w:t>
+      </w:r>
+      <w:r>
+        <w:rPr>
+          <w:rFonts w:ascii="Times New Roman" w:hAnsi="Times New Roman" w:cs="Times New Roman"/>
+          <w:sz w:val="24"/>
+          <w:szCs w:val="24"/>
+        </w:rPr>
+        <w:t>UML</w:t>
+      </w:r>
+      <w:r>
+        <w:rPr>
+          <w:rFonts w:ascii="Times New Roman" w:hAnsi="Times New Roman" w:cs="Times New Roman"/>
+          <w:sz w:val="24"/>
+          <w:szCs w:val="24"/>
+        </w:rPr>
+        <w:t xml:space="preserve"> </w:t>
+      </w:r>
+    </w:p>
+    <w:p>
+      <w:pPr>
+        <w:rPr>
+          <w:rFonts w:ascii="Times New Roman" w:hAnsi="Times New Roman" w:cs="Times New Roman"/>
+          <w:sz w:val="24"/>
+          <w:szCs w:val="24"/>
+        </w:rPr>
+      </w:pPr>
+      <w:r>
+        <w:rPr>
+          <w:noProof/>
+        </w:rPr>
+        <w:lastRenderedPageBreak/>
+        <w:drawing>
+          <wp:inline distT="0" distB="0" distL="0" distR="0" wp14:anchorId="7E9688FF" wp14:editId="1DC4D90D">
+            <wp:extent cx="6152515" cy="3301365"/>
+            <wp:effectExtent l="0" t="0" r="635" b="0"/>
+            <wp:docPr id="9" name="Рисунок 9"/>
+            <wp:cNvGraphicFramePr>
+              <a:graphicFrameLocks xmlns:a="http://schemas.openxmlformats.org/drawingml/2006/main" noChangeAspect="1"/>
+            </wp:cNvGraphicFramePr>
+            <a:graphic xmlns:a="http://schemas.openxmlformats.org/drawingml/2006/main">
+              <a:graphicData uri="http://schemas.openxmlformats.org/drawingml/2006/picture">
+                <pic:pic xmlns:pic="http://schemas.openxmlformats.org/drawingml/2006/picture">
+                  <pic:nvPicPr>
+                    <pic:cNvPr id="0" name="Picture 92"/>
+                    <pic:cNvPicPr>
+                      <a:picLocks noChangeAspect="1" noChangeArrowheads="1"/>
+                    </pic:cNvPicPr>
+                  </pic:nvPicPr>
+                  <pic:blipFill>
+                    <a:blip r:embed="rId14" cstate="print">
+                      <a:extLst>
+                        <a:ext uri="{28A0092B-C50C-407E-A947-70E740481C1C}">
+                          <a14:useLocalDpi xmlns:a14="http://schemas.microsoft.com/office/drawing/2010/main" val="0"/>
+                        </a:ext>
+                      </a:extLst>
+                    </a:blip>
+                    <a:srcRect/>
+                    <a:stretch>
+                      <a:fillRect/>
+                    </a:stretch>
+                  </pic:blipFill>
+                  <pic:spPr bwMode="auto">
+                    <a:xfrm>
+                      <a:off x="0" y="0"/>
+                      <a:ext cx="6152515" cy="3301365"/>
+                    </a:xfrm>
+                    <a:prstGeom prst="rect">
+                      <a:avLst/>
+                    </a:prstGeom>
+                    <a:noFill/>
+                    <a:ln>
+                      <a:noFill/>
+                    </a:ln>
+                  </pic:spPr>
+                </pic:pic>
+              </a:graphicData>
+            </a:graphic>
+          </wp:inline>
+        </w:drawing>
+      </w:r>
+    </w:p>
+    <w:p>
+      <w:pPr>
+        <w:rPr>
+          <w:rFonts w:ascii="Times New Roman" w:hAnsi="Times New Roman" w:cs="Times New Roman"/>
+          <w:sz w:val="24"/>
+          <w:szCs w:val="24"/>
+          <w:lang w:val="ru-RU"/>
+        </w:rPr>
+      </w:pPr>
+      <w:r>
+        <w:rPr>
+          <w:noProof/>
+        </w:rPr>
+        <w:drawing>
+          <wp:inline distT="0" distB="0" distL="0" distR="0" wp14:anchorId="4440084A" wp14:editId="51A1C2E4">
+            <wp:extent cx="6152515" cy="2179320"/>
+            <wp:effectExtent l="0" t="0" r="635" b="0"/>
+            <wp:docPr id="10" name="Рисунок 10"/>
+            <wp:cNvGraphicFramePr>
+              <a:graphicFrameLocks xmlns:a="http://schemas.openxmlformats.org/drawingml/2006/main" noChangeAspect="1"/>
+            </wp:cNvGraphicFramePr>
+            <a:graphic xmlns:a="http://schemas.openxmlformats.org/drawingml/2006/main">
+              <a:graphicData uri="http://schemas.openxmlformats.org/drawingml/2006/picture">
+                <pic:pic xmlns:pic="http://schemas.openxmlformats.org/drawingml/2006/picture">
+                  <pic:nvPicPr>
+                    <pic:cNvPr id="0" name="Picture 94"/>
+                    <pic:cNvPicPr>
+                      <a:picLocks noChangeAspect="1" noChangeArrowheads="1"/>
+                    </pic:cNvPicPr>
+                  </pic:nvPicPr>
+                  <pic:blipFill>
+                    <a:blip r:embed="rId15" cstate="print">
+                      <a:extLst>
+                        <a:ext uri="{28A0092B-C50C-407E-A947-70E740481C1C}">
+                          <a14:useLocalDpi xmlns:a14="http://schemas.microsoft.com/office/drawing/2010/main" val="0"/>
+                        </a:ext>
+                      </a:extLst>
+                    </a:blip>
+                    <a:srcRect/>
+                    <a:stretch>
+                      <a:fillRect/>
+                    </a:stretch>
+                  </pic:blipFill>
+                  <pic:spPr bwMode="auto">
+                    <a:xfrm>
+                      <a:off x="0" y="0"/>
+                      <a:ext cx="6152515" cy="2179320"/>
+                    </a:xfrm>
+                    <a:prstGeom prst="rect">
+                      <a:avLst/>
+                    </a:prstGeom>
+                    <a:noFill/>
+                    <a:ln>
+                      <a:noFill/>
+                    </a:ln>
+                  </pic:spPr>
+                </pic:pic>
+              </a:graphicData>
+            </a:graphic>
+          </wp:inline>
+        </w:drawing>
+      </w:r>
+    </w:p>
+    <w:p>
+      <w:pPr>
+        <w:rPr>
+          <w:rFonts w:ascii="Times New Roman" w:hAnsi="Times New Roman" w:cs="Times New Roman"/>
+          <w:sz w:val="24"/>
+          <w:szCs w:val="24"/>
+          <w:lang w:val="ru-RU"/>
+        </w:rPr>
+      </w:pPr>
+      <w:r>
+        <w:rPr>
+          <w:rFonts w:ascii="Times New Roman" w:hAnsi="Times New Roman" w:cs="Times New Roman"/>
+          <w:noProof/>
+          <w:sz w:val="24"/>
+          <w:szCs w:val="24"/>
+          <w:lang w:val="ru-RU"/>
+        </w:rPr>
+        <w:drawing>
+          <wp:inline distT="0" distB="0" distL="0" distR="0" wp14:anchorId="37EFA8B5" wp14:editId="6A7D8884">
+            <wp:extent cx="6149340" cy="2430780"/>
+            <wp:effectExtent l="0" t="0" r="3810" b="7620"/>
+            <wp:docPr id="13" name="Рисунок 13"/>
+            <wp:cNvGraphicFramePr>
+              <a:graphicFrameLocks xmlns:a="http://schemas.openxmlformats.org/drawingml/2006/main" noChangeAspect="1"/>
+            </wp:cNvGraphicFramePr>
+            <a:graphic xmlns:a="http://schemas.openxmlformats.org/drawingml/2006/main">
+              <a:graphicData uri="http://schemas.openxmlformats.org/drawingml/2006/picture">
+                <pic:pic xmlns:pic="http://schemas.openxmlformats.org/drawingml/2006/picture">
+                  <pic:nvPicPr>
+                    <pic:cNvPr id="0" name="Picture 106"/>
+                    <pic:cNvPicPr>
+                      <a:picLocks noChangeAspect="1" noChangeArrowheads="1"/>
+                    </pic:cNvPicPr>
+                  </pic:nvPicPr>
+                  <pic:blipFill>
+                    <a:blip r:embed="rId16" cstate="print">
+                      <a:extLst>
+                        <a:ext uri="{28A0092B-C50C-407E-A947-70E740481C1C}">
+                          <a14:useLocalDpi xmlns:a14="http://schemas.microsoft.com/office/drawing/2010/main" val="0"/>
+                        </a:ext>
+                      </a:extLst>
+                    </a:blip>
+                    <a:srcRect/>
+                    <a:stretch>
+                      <a:fillRect/>
+                    </a:stretch>
+                  </pic:blipFill>
+                  <pic:spPr bwMode="auto">
+                    <a:xfrm>
+                      <a:off x="0" y="0"/>
+                      <a:ext cx="6149340" cy="2430780"/>
+                    </a:xfrm>
+                    <a:prstGeom prst="rect">
+                      <a:avLst/>
+                    </a:prstGeom>
+                    <a:noFill/>
+                    <a:ln>
+                      <a:noFill/>
+                    </a:ln>
+                  </pic:spPr>
+                </pic:pic>
+              </a:graphicData>
+            </a:graphic>
+          </wp:inline>
+        </w:drawing>
+      </w:r>
+    </w:p>
+    <w:p>
+      <w:pPr>
+        <w:rPr>
+          <w:rFonts w:ascii="Times New Roman" w:hAnsi="Times New Roman" w:cs="Times New Roman"/>
+          <w:b/>
+          <w:bCs/>
+          <w:sz w:val="24"/>
+          <w:szCs w:val="24"/>
+          <w:lang w:val="ru-RU"/>
+        </w:rPr>
+      </w:pPr>
+      <w:r>
+        <w:rPr>
+          <w:rFonts w:ascii="Times New Roman" w:hAnsi="Times New Roman" w:cs="Times New Roman"/>
+          <w:b/>
+          <w:bCs/>
+          <w:sz w:val="24"/>
+          <w:szCs w:val="24"/>
+          <w:lang w:val="ru-RU"/>
+        </w:rPr>
+        <w:t>Общая стратегия тестирования</w:t>
+      </w:r>
+    </w:p>
+    <w:p>
+      <w:pPr>
+        <w:rPr>
+          <w:rFonts w:ascii="Times New Roman" w:hAnsi="Times New Roman" w:cs="Times New Roman"/>
+          <w:sz w:val="24"/>
+          <w:szCs w:val="24"/>
+          <w:lang w:val="ru-RU"/>
+        </w:rPr>
+      </w:pPr>
+      <w:r>
+        <w:rPr>
+          <w:rFonts w:ascii="Times New Roman" w:hAnsi="Times New Roman" w:cs="Times New Roman"/>
+          <w:sz w:val="24"/>
+          <w:szCs w:val="24"/>
+          <w:lang w:val="ru-RU"/>
+        </w:rPr>
+        <w:lastRenderedPageBreak/>
+        <w:t>Для обеспечения достаточного покрытия применены следующие техники:</w:t>
+      </w:r>
+    </w:p>
+    <w:tbl>
+      <w:tblPr>
+        <w:tblStyle w:val="ae"/>
+        <w:tblW w:w="9625" w:type="dxa"/>
+        <w:tblLook w:val="04A0" w:firstRow="1" w:lastRow="0" w:firstColumn="1" w:lastColumn="0" w:noHBand="0" w:noVBand="1"/>
+      </w:tblPr>
+      <w:tblGrid>
+        <w:gridCol w:w="3055"/>
+        <w:gridCol w:w="6570"/>
+      </w:tblGrid>
+      <w:tr>
+        <w:tc>
+          <w:tcPr>
+            <w:tcW w:w="3055" w:type="dxa"/>
+            <w:vAlign w:val="center"/>
+          </w:tcPr>
+          <w:p>
+            <w:pPr>
+              <w:rPr>
+                <w:rFonts w:ascii="Times New Roman" w:hAnsi="Times New Roman" w:cs="Times New Roman"/>
+                <w:sz w:val="24"/>
+                <w:szCs w:val="24"/>
+              </w:rPr>
+            </w:pPr>
+            <w:r>
+              <w:rPr>
+                <w:rFonts w:ascii="Times New Roman" w:hAnsi="Times New Roman" w:cs="Times New Roman"/>
+                <w:sz w:val="24"/>
+                <w:szCs w:val="24"/>
+                <w:lang w:val="en-US"/>
+              </w:rPr>
+              <w:t>Техника</w:t>
+            </w:r>
+          </w:p>
+        </w:tc>
+        <w:tc>
+          <w:tcPr>
+            <w:tcW w:w="6570" w:type="dxa"/>
+            <w:vAlign w:val="center"/>
+          </w:tcPr>
+          <w:p>
+            <w:pPr>
+              <w:rPr>
+                <w:rFonts w:ascii="Times New Roman" w:hAnsi="Times New Roman" w:cs="Times New Roman"/>
+                <w:sz w:val="24"/>
+                <w:szCs w:val="24"/>
+              </w:rPr>
+            </w:pPr>
+            <w:r>
+              <w:rPr>
+                <w:rFonts w:ascii="Times New Roman" w:hAnsi="Times New Roman" w:cs="Times New Roman"/>
+                <w:sz w:val="24"/>
+                <w:szCs w:val="24"/>
+                <w:lang w:val="en-US"/>
+              </w:rPr>
+              <w:t>Применение</w:t>
+            </w:r>
+          </w:p>
+        </w:tc>
+      </w:tr>
+      <w:tr>
+        <w:tc>
+          <w:tcPr>
+            <w:tcW w:w="3055" w:type="dxa"/>
+            <w:vAlign w:val="center"/>
+          </w:tcPr>
+          <w:p>
+            <w:pPr>
+              <w:rPr>
+                <w:rFonts w:ascii="Times New Roman" w:hAnsi="Times New Roman" w:cs="Times New Roman"/>
+                <w:sz w:val="24"/>
+                <w:szCs w:val="24"/>
+              </w:rPr>
+            </w:pPr>
+            <w:r>
+              <w:rPr>
+                <w:rFonts w:ascii="Times New Roman" w:hAnsi="Times New Roman" w:cs="Times New Roman"/>
+                <w:b/>
+                <w:bCs/>
+                <w:sz w:val="24"/>
+                <w:szCs w:val="24"/>
+                <w:lang w:val="en-US"/>
+              </w:rPr>
+              <w:t>Классы эквивалентности</w:t>
+            </w:r>
+          </w:p>
+        </w:tc>
+        <w:tc>
+          <w:tcPr>
+            <w:tcW w:w="6570" w:type="dxa"/>
+            <w:vAlign w:val="center"/>
+          </w:tcPr>
+          <w:p>
+            <w:pPr>
+              <w:rPr>
+                <w:rFonts w:ascii="Times New Roman" w:hAnsi="Times New Roman" w:cs="Times New Roman"/>
+                <w:sz w:val="24"/>
+                <w:szCs w:val="24"/>
+              </w:rPr>
+            </w:pPr>
+            <w:r>
+              <w:rPr>
+                <w:rFonts w:ascii="Times New Roman" w:hAnsi="Times New Roman" w:cs="Times New Roman"/>
+                <w:sz w:val="24"/>
+                <w:szCs w:val="24"/>
+              </w:rPr>
+              <w:t>Разбиение области определения на участки с одинаковым поведением</w:t>
+            </w:r>
+          </w:p>
+        </w:tc>
+      </w:tr>
+      <w:tr>
+        <w:tc>
+          <w:tcPr>
+            <w:tcW w:w="3055" w:type="dxa"/>
+            <w:vAlign w:val="center"/>
+          </w:tcPr>
+          <w:p>
+            <w:pPr>
+              <w:rPr>
+                <w:rFonts w:ascii="Times New Roman" w:hAnsi="Times New Roman" w:cs="Times New Roman"/>
+                <w:sz w:val="24"/>
+                <w:szCs w:val="24"/>
+              </w:rPr>
+            </w:pPr>
+            <w:r>
+              <w:rPr>
+                <w:rFonts w:ascii="Times New Roman" w:hAnsi="Times New Roman" w:cs="Times New Roman"/>
+                <w:b/>
+                <w:bCs/>
+                <w:sz w:val="24"/>
+                <w:szCs w:val="24"/>
+                <w:lang w:val="en-US"/>
+              </w:rPr>
+              <w:t>Анализ граничных значений</w:t>
+            </w:r>
+          </w:p>
+        </w:tc>
+        <w:tc>
+          <w:tcPr>
+            <w:tcW w:w="6570" w:type="dxa"/>
+            <w:vAlign w:val="center"/>
+          </w:tcPr>
+          <w:p>
+            <w:pPr>
+              <w:rPr>
+                <w:rFonts w:ascii="Times New Roman" w:hAnsi="Times New Roman" w:cs="Times New Roman"/>
+                <w:sz w:val="24"/>
+                <w:szCs w:val="24"/>
+              </w:rPr>
+            </w:pPr>
+            <w:r>
+              <w:rPr>
+                <w:rFonts w:ascii="Times New Roman" w:hAnsi="Times New Roman" w:cs="Times New Roman"/>
+                <w:sz w:val="24"/>
+                <w:szCs w:val="24"/>
+              </w:rPr>
+              <w:t>Точки перехода между участками, особые точки</w:t>
+            </w:r>
+          </w:p>
+        </w:tc>
+      </w:tr>
+      <w:tr>
+        <w:tc>
+          <w:tcPr>
+            <w:tcW w:w="3055" w:type="dxa"/>
+            <w:vAlign w:val="center"/>
+          </w:tcPr>
+          <w:p>
+            <w:pPr>
+              <w:rPr>
+                <w:rFonts w:ascii="Times New Roman" w:hAnsi="Times New Roman" w:cs="Times New Roman"/>
+                <w:sz w:val="24"/>
+                <w:szCs w:val="24"/>
+              </w:rPr>
+            </w:pPr>
+            <w:r>
+              <w:rPr>
+                <w:rFonts w:ascii="Times New Roman" w:hAnsi="Times New Roman" w:cs="Times New Roman"/>
+                <w:b/>
+                <w:bCs/>
+                <w:sz w:val="24"/>
+                <w:szCs w:val="24"/>
+                <w:lang w:val="en-US"/>
+              </w:rPr>
+              <w:t>White-box (структурное) покрытие</w:t>
+            </w:r>
+          </w:p>
+        </w:tc>
+        <w:tc>
+          <w:tcPr>
+            <w:tcW w:w="6570" w:type="dxa"/>
+            <w:vAlign w:val="center"/>
+          </w:tcPr>
+          <w:p>
+            <w:pPr>
+              <w:rPr>
+                <w:rFonts w:ascii="Times New Roman" w:hAnsi="Times New Roman" w:cs="Times New Roman"/>
+                <w:sz w:val="24"/>
+                <w:szCs w:val="24"/>
+              </w:rPr>
+            </w:pPr>
+            <w:r>
+              <w:rPr>
+                <w:rFonts w:ascii="Times New Roman" w:hAnsi="Times New Roman" w:cs="Times New Roman"/>
+                <w:sz w:val="24"/>
+                <w:szCs w:val="24"/>
+              </w:rPr>
+              <w:t>Все ветви условных операторов в каждом модуле</w:t>
+            </w:r>
+          </w:p>
+        </w:tc>
+      </w:tr>
+      <w:tr>
+        <w:tc>
+          <w:tcPr>
+            <w:tcW w:w="3055" w:type="dxa"/>
+            <w:vAlign w:val="center"/>
+          </w:tcPr>
+          <w:p>
+            <w:pPr>
+              <w:rPr>
+                <w:rFonts w:ascii="Times New Roman" w:hAnsi="Times New Roman" w:cs="Times New Roman"/>
+                <w:sz w:val="24"/>
+                <w:szCs w:val="24"/>
+              </w:rPr>
+            </w:pPr>
+            <w:r>
+              <w:rPr>
+                <w:rFonts w:ascii="Times New Roman" w:hAnsi="Times New Roman" w:cs="Times New Roman"/>
+                <w:b/>
+                <w:bCs/>
+                <w:sz w:val="24"/>
+                <w:szCs w:val="24"/>
+                <w:lang w:val="en-US"/>
+              </w:rPr>
+              <w:t>Интеграционное покрытие (top-down)</w:t>
+            </w:r>
+          </w:p>
+        </w:tc>
+        <w:tc>
+          <w:tcPr>
+            <w:tcW w:w="6570" w:type="dxa"/>
+            <w:vAlign w:val="center"/>
+          </w:tcPr>
+          <w:p>
+            <w:pPr>
+              <w:rPr>
+                <w:rFonts w:ascii="Times New Roman" w:hAnsi="Times New Roman" w:cs="Times New Roman"/>
+                <w:sz w:val="24"/>
+                <w:szCs w:val="24"/>
+              </w:rPr>
+            </w:pPr>
+            <w:r>
+              <w:rPr>
+                <w:rFonts w:ascii="Times New Roman" w:hAnsi="Times New Roman" w:cs="Times New Roman"/>
+                <w:sz w:val="24"/>
+                <w:szCs w:val="24"/>
+              </w:rPr>
+              <w:t>Поэтапная замена заглушек на реальные модули</w:t>
+            </w:r>
+          </w:p>
+        </w:tc>
+      </w:tr>
+    </w:tbl>
+    <w:p>
+      <w:pPr>
+        <w:rPr>
+          <w:rFonts w:ascii="Times New Roman" w:hAnsi="Times New Roman" w:cs="Times New Roman"/>
+          <w:sz w:val="24"/>
+          <w:szCs w:val="24"/>
+          <w:lang w:val="ru-RU"/>
+        </w:rPr>
+      </w:pPr>
+    </w:p>
+    <w:p>
+      <w:pPr>
+        <w:pStyle w:val="a7"/>
+        <w:numPr>
+          <w:ilvl w:val="0"/>
+          <w:numId w:val="5"/>
+        </w:numPr>
+        <w:rPr>
+          <w:rFonts w:ascii="Times New Roman" w:hAnsi="Times New Roman" w:cs="Times New Roman"/>
+          <w:b/>
+          <w:bCs/>
+          <w:sz w:val="24"/>
+          <w:szCs w:val="24"/>
+          <w:lang w:val="ru-RU"/>
+        </w:rPr>
+      </w:pPr>
+      <w:r>
+        <w:rPr>
+          <w:rFonts w:ascii="Times New Roman" w:hAnsi="Times New Roman" w:cs="Times New Roman"/>
+          <w:b/>
+          <w:bCs/>
+          <w:sz w:val="24"/>
+          <w:szCs w:val="24"/>
+        </w:rPr>
+        <w:t>Итоговое покрытие</w:t>
+      </w:r>
+    </w:p>
+    <w:tbl>
+      <w:tblPr>
+        <w:tblStyle w:val="ae"/>
+        <w:tblW w:w="9678" w:type="dxa"/>
+        <w:tblLook w:val="04A0" w:firstRow="1" w:lastRow="0" w:firstColumn="1" w:lastColumn="0" w:noHBand="0" w:noVBand="1"/>
+      </w:tblPr>
+      <w:tblGrid>
+        <w:gridCol w:w="4839"/>
+        <w:gridCol w:w="4839"/>
+      </w:tblGrid>
+      <w:tr>
+        <w:tc>
+          <w:tcPr>
+            <w:tcW w:w="4839" w:type="dxa"/>
+            <w:vAlign w:val="center"/>
+          </w:tcPr>
+          <w:p>
+            <w:pPr>
+              <w:rPr>
+                <w:rFonts w:ascii="Times New Roman" w:hAnsi="Times New Roman" w:cs="Times New Roman"/>
+                <w:b/>
+                <w:bCs/>
+                <w:sz w:val="24"/>
+                <w:szCs w:val="24"/>
+              </w:rPr>
+            </w:pPr>
+            <w:r>
+              <w:rPr>
+                <w:rFonts w:ascii="Times New Roman" w:hAnsi="Times New Roman" w:cs="Times New Roman"/>
+                <w:sz w:val="24"/>
+                <w:szCs w:val="24"/>
+                <w:lang w:val="en-US"/>
+              </w:rPr>
+              <w:t>Компонент</w:t>
+            </w:r>
+          </w:p>
+        </w:tc>
+        <w:tc>
+          <w:tcPr>
+            <w:tcW w:w="4839" w:type="dxa"/>
+            <w:vAlign w:val="center"/>
+          </w:tcPr>
+          <w:p>
+            <w:pPr>
+              <w:rPr>
+                <w:rFonts w:ascii="Times New Roman" w:hAnsi="Times New Roman" w:cs="Times New Roman"/>
+                <w:b/>
+                <w:bCs/>
+                <w:sz w:val="24"/>
+                <w:szCs w:val="24"/>
+              </w:rPr>
+            </w:pPr>
+            <w:r>
+              <w:rPr>
+                <w:rFonts w:ascii="Times New Roman" w:hAnsi="Times New Roman" w:cs="Times New Roman"/>
+                <w:sz w:val="24"/>
+                <w:szCs w:val="24"/>
+                <w:lang w:val="en-US"/>
+              </w:rPr>
+              <w:t>Количество тестов</w:t>
+            </w:r>
+          </w:p>
+        </w:tc>
+      </w:tr>
+      <w:tr>
+        <w:tc>
+          <w:tcPr>
+            <w:tcW w:w="4839" w:type="dxa"/>
+            <w:vAlign w:val="center"/>
+          </w:tcPr>
+          <w:p>
+            <w:pPr>
+              <w:rPr>
+                <w:rFonts w:ascii="Times New Roman" w:hAnsi="Times New Roman" w:cs="Times New Roman"/>
+                <w:b/>
+                <w:bCs/>
+                <w:sz w:val="24"/>
+                <w:szCs w:val="24"/>
+              </w:rPr>
+            </w:pPr>
+            <w:r>
+              <w:rPr>
+                <w:rFonts w:ascii="Times New Roman" w:hAnsi="Times New Roman" w:cs="Times New Roman"/>
+                <w:sz w:val="24"/>
+                <w:szCs w:val="24"/>
+                <w:lang w:val="en-US"/>
+              </w:rPr>
+              <w:t>Тригонометрические модули</w:t>
+            </w:r>
+          </w:p>
+        </w:tc>
+        <w:tc>
+          <w:tcPr>
+            <w:tcW w:w="4839" w:type="dxa"/>
+            <w:vAlign w:val="center"/>
+          </w:tcPr>
+          <w:p>
+            <w:pPr>
+              <w:rPr>
+                <w:rFonts w:ascii="Times New Roman" w:hAnsi="Times New Roman" w:cs="Times New Roman"/>
+                <w:b/>
+                <w:bCs/>
+                <w:sz w:val="24"/>
+                <w:szCs w:val="24"/>
+              </w:rPr>
+            </w:pPr>
+            <w:r>
+              <w:rPr>
+                <w:rFonts w:ascii="Times New Roman" w:hAnsi="Times New Roman" w:cs="Times New Roman"/>
+                <w:sz w:val="24"/>
+                <w:szCs w:val="24"/>
+                <w:lang w:val="en-US"/>
+              </w:rPr>
+              <w:t>48</w:t>
+            </w:r>
+          </w:p>
+        </w:tc>
+      </w:tr>
+      <w:tr>
+        <w:tc>
+          <w:tcPr>
+            <w:tcW w:w="4839" w:type="dxa"/>
+            <w:vAlign w:val="center"/>
+          </w:tcPr>
+          <w:p>
+            <w:pPr>
+              <w:rPr>
+                <w:rFonts w:ascii="Times New Roman" w:hAnsi="Times New Roman" w:cs="Times New Roman"/>
+                <w:b/>
+                <w:bCs/>
+                <w:sz w:val="24"/>
+                <w:szCs w:val="24"/>
+              </w:rPr>
+            </w:pPr>
+            <w:r>
+              <w:rPr>
+                <w:rFonts w:ascii="Times New Roman" w:hAnsi="Times New Roman" w:cs="Times New Roman"/>
+                <w:sz w:val="24"/>
+                <w:szCs w:val="24"/>
+                <w:lang w:val="en-US"/>
+              </w:rPr>
+              <w:t>Логарифмические модули</w:t>
+            </w:r>
+          </w:p>
+        </w:tc>
+        <w:tc>
+          <w:tcPr>
+            <w:tcW w:w="4839" w:type="dxa"/>
+            <w:vAlign w:val="center"/>
+          </w:tcPr>
+          <w:p>
+            <w:pPr>
+              <w:rPr>
+                <w:rFonts w:ascii="Times New Roman" w:hAnsi="Times New Roman" w:cs="Times New Roman"/>
+                <w:b/>
+                <w:bCs/>
+                <w:sz w:val="24"/>
+                <w:szCs w:val="24"/>
+              </w:rPr>
+            </w:pPr>
+            <w:r>
+              <w:rPr>
+                <w:rFonts w:ascii="Times New Roman" w:hAnsi="Times New Roman" w:cs="Times New Roman"/>
+                <w:sz w:val="24"/>
+                <w:szCs w:val="24"/>
+                <w:lang w:val="en-US"/>
+              </w:rPr>
+              <w:t>22</w:t>
+            </w:r>
+          </w:p>
+        </w:tc>
+      </w:tr>
+      <w:tr>
+        <w:tc>
+          <w:tcPr>
+            <w:tcW w:w="4839" w:type="dxa"/>
+            <w:vAlign w:val="center"/>
+          </w:tcPr>
+          <w:p>
+            <w:pPr>
+              <w:rPr>
+                <w:rFonts w:ascii="Times New Roman" w:hAnsi="Times New Roman" w:cs="Times New Roman"/>
+                <w:b/>
+                <w:bCs/>
+                <w:sz w:val="24"/>
+                <w:szCs w:val="24"/>
+              </w:rPr>
+            </w:pPr>
+            <w:r>
+              <w:rPr>
+                <w:rFonts w:ascii="Times New Roman" w:hAnsi="Times New Roman" w:cs="Times New Roman"/>
+                <w:sz w:val="24"/>
+                <w:szCs w:val="24"/>
+                <w:lang w:val="en-US"/>
+              </w:rPr>
+              <w:t>Заглушки и утилиты</w:t>
+            </w:r>
+          </w:p>
+        </w:tc>
+        <w:tc>
+          <w:tcPr>
+            <w:tcW w:w="4839" w:type="dxa"/>
+            <w:vAlign w:val="center"/>
+          </w:tcPr>
+          <w:p>
+            <w:pPr>
+              <w:rPr>
+                <w:rFonts w:ascii="Times New Roman" w:hAnsi="Times New Roman" w:cs="Times New Roman"/>
+                <w:b/>
+                <w:bCs/>
+                <w:sz w:val="24"/>
+                <w:szCs w:val="24"/>
+              </w:rPr>
+            </w:pPr>
+            <w:r>
+              <w:rPr>
+                <w:rFonts w:ascii="Times New Roman" w:hAnsi="Times New Roman" w:cs="Times New Roman"/>
+                <w:sz w:val="24"/>
+                <w:szCs w:val="24"/>
+                <w:lang w:val="en-US"/>
+              </w:rPr>
+              <w:t>15</w:t>
+            </w:r>
+          </w:p>
+        </w:tc>
+      </w:tr>
+      <w:tr>
+        <w:tc>
+          <w:tcPr>
+            <w:tcW w:w="4839" w:type="dxa"/>
+            <w:vAlign w:val="center"/>
+          </w:tcPr>
+          <w:p>
+            <w:pPr>
+              <w:rPr>
+                <w:rFonts w:ascii="Times New Roman" w:hAnsi="Times New Roman" w:cs="Times New Roman"/>
+                <w:b/>
+                <w:bCs/>
+                <w:sz w:val="24"/>
+                <w:szCs w:val="24"/>
+              </w:rPr>
+            </w:pPr>
+            <w:r>
+              <w:rPr>
+                <w:rFonts w:ascii="Times New Roman" w:hAnsi="Times New Roman" w:cs="Times New Roman"/>
+                <w:sz w:val="24"/>
+                <w:szCs w:val="24"/>
+                <w:lang w:val="en-US"/>
+              </w:rPr>
+              <w:t>Интеграционные тесты</w:t>
+            </w:r>
+          </w:p>
+        </w:tc>
+        <w:tc>
+          <w:tcPr>
+            <w:tcW w:w="4839" w:type="dxa"/>
+            <w:vAlign w:val="center"/>
+          </w:tcPr>
+          <w:p>
+            <w:pPr>
+              <w:rPr>
+                <w:rFonts w:ascii="Times New Roman" w:hAnsi="Times New Roman" w:cs="Times New Roman"/>
+                <w:b/>
+                <w:bCs/>
+                <w:sz w:val="24"/>
+                <w:szCs w:val="24"/>
+              </w:rPr>
+            </w:pPr>
+            <w:r>
+              <w:rPr>
+                <w:rFonts w:ascii="Times New Roman" w:hAnsi="Times New Roman" w:cs="Times New Roman"/>
+                <w:sz w:val="24"/>
+                <w:szCs w:val="24"/>
+                <w:lang w:val="en-US"/>
+              </w:rPr>
+              <w:t>12</w:t>
+            </w:r>
+          </w:p>
+        </w:tc>
+      </w:tr>
+      <w:tr>
+        <w:tc>
+          <w:tcPr>
+            <w:tcW w:w="4839" w:type="dxa"/>
+            <w:vAlign w:val="center"/>
+          </w:tcPr>
+          <w:p>
+            <w:pPr>
+              <w:rPr>
+                <w:rFonts w:ascii="Times New Roman" w:hAnsi="Times New Roman" w:cs="Times New Roman"/>
+                <w:b/>
+                <w:bCs/>
+                <w:sz w:val="24"/>
+                <w:szCs w:val="24"/>
+              </w:rPr>
+            </w:pPr>
+            <w:r>
+              <w:rPr>
+                <w:rFonts w:ascii="Times New Roman" w:hAnsi="Times New Roman" w:cs="Times New Roman"/>
+                <w:b/>
+                <w:bCs/>
+                <w:sz w:val="24"/>
+                <w:szCs w:val="24"/>
+                <w:lang w:val="en-US"/>
+              </w:rPr>
+              <w:t>Общее</w:t>
+            </w:r>
+          </w:p>
+        </w:tc>
+        <w:tc>
+          <w:tcPr>
+            <w:tcW w:w="4839" w:type="dxa"/>
+            <w:vAlign w:val="center"/>
+          </w:tcPr>
+          <w:p>
+            <w:pPr>
+              <w:rPr>
+                <w:rFonts w:ascii="Times New Roman" w:hAnsi="Times New Roman" w:cs="Times New Roman"/>
+                <w:b/>
+                <w:bCs/>
+                <w:sz w:val="24"/>
+                <w:szCs w:val="24"/>
+              </w:rPr>
+            </w:pPr>
+            <w:r>
+              <w:rPr>
+                <w:rFonts w:ascii="Times New Roman" w:hAnsi="Times New Roman" w:cs="Times New Roman"/>
+                <w:b/>
+                <w:bCs/>
+                <w:sz w:val="24"/>
+                <w:szCs w:val="24"/>
+              </w:rPr>
+              <w:t>97</w:t>
+            </w:r>
+          </w:p>
+        </w:tc>
+      </w:tr>
+    </w:tbl>
+    <w:p>
+      <w:pPr>
+        <w:rPr>
+          <w:rFonts w:ascii="Times New Roman" w:hAnsi="Times New Roman" w:cs="Times New Roman"/>
+          <w:sz w:val="24"/>
+          <w:szCs w:val="24"/>
+          <w:lang w:val="ru-RU"/>
+        </w:rPr>
+      </w:pPr>
+    </w:p>
+    <w:p>
+      <w:pPr>
+        <w:rPr>
+          <w:rFonts w:ascii="Times New Roman" w:hAnsi="Times New Roman" w:cs="Times New Roman"/>
+          <w:b/>
+          <w:bCs/>
+          <w:sz w:val="24"/>
+          <w:szCs w:val="24"/>
+        </w:rPr>
+      </w:pPr>
+      <w:r>
+        <w:rPr>
+          <w:rFonts w:ascii="Times New Roman" w:hAnsi="Times New Roman" w:cs="Times New Roman"/>
+          <w:b/>
+          <w:bCs/>
+          <w:sz w:val="24"/>
+          <w:szCs w:val="24"/>
+          <w:lang w:val="ru-RU"/>
+        </w:rPr>
+        <w:t>9</w:t>
+      </w:r>
+      <w:r>
+        <w:rPr>
+          <w:rFonts w:ascii="Times New Roman" w:hAnsi="Times New Roman" w:cs="Times New Roman"/>
+          <w:b/>
+          <w:bCs/>
+          <w:sz w:val="24"/>
+          <w:szCs w:val="24"/>
+        </w:rPr>
+        <w:t>. Вывод</w:t>
+      </w:r>
+    </w:p>
+    <w:p>
+      <w:pPr>
+        <w:numPr>
+          <w:ilvl w:val="0"/>
+          <w:numId w:val="8"/>
+        </w:numPr>
+        <w:rPr>
+          <w:rFonts w:ascii="Times New Roman" w:hAnsi="Times New Roman" w:cs="Times New Roman"/>
+          <w:sz w:val="24"/>
+          <w:szCs w:val="24"/>
+          <w:lang w:val="ru-RU"/>
+        </w:rPr>
+      </w:pPr>
+      <w:r>
+        <w:rPr>
+          <w:rFonts w:ascii="Times New Roman" w:hAnsi="Times New Roman" w:cs="Times New Roman"/>
+          <w:sz w:val="24"/>
+          <w:szCs w:val="24"/>
+          <w:lang w:val="ru-RU"/>
+        </w:rPr>
+        <w:t>Разработанное приложение</w:t>
+      </w:r>
+      <w:r>
+        <w:rPr>
+          <w:rFonts w:ascii="Times New Roman" w:hAnsi="Times New Roman" w:cs="Times New Roman"/>
+          <w:sz w:val="24"/>
+          <w:szCs w:val="24"/>
+        </w:rPr>
+        <w:t> </w:t>
+      </w:r>
+      <w:r>
+        <w:rPr>
+          <w:rFonts w:ascii="Times New Roman" w:hAnsi="Times New Roman" w:cs="Times New Roman"/>
+          <w:b/>
+          <w:bCs/>
+          <w:sz w:val="24"/>
+          <w:szCs w:val="24"/>
+          <w:lang w:val="ru-RU"/>
+        </w:rPr>
+        <w:t>полностью реализует</w:t>
+      </w:r>
+      <w:r>
+        <w:rPr>
+          <w:rFonts w:ascii="Times New Roman" w:hAnsi="Times New Roman" w:cs="Times New Roman"/>
+          <w:sz w:val="24"/>
+          <w:szCs w:val="24"/>
+        </w:rPr>
+        <w:t> </w:t>
+      </w:r>
+      <w:r>
+        <w:rPr>
+          <w:rFonts w:ascii="Times New Roman" w:hAnsi="Times New Roman" w:cs="Times New Roman"/>
+          <w:sz w:val="24"/>
+          <w:szCs w:val="24"/>
+          <w:lang w:val="ru-RU"/>
+        </w:rPr>
+        <w:t>заданную системную функцию</w:t>
+      </w:r>
+    </w:p>
+    <w:p>
+      <w:pPr>
+        <w:numPr>
+          <w:ilvl w:val="0"/>
+          <w:numId w:val="8"/>
+        </w:numPr>
+        <w:rPr>
+          <w:rFonts w:ascii="Times New Roman" w:hAnsi="Times New Roman" w:cs="Times New Roman"/>
+          <w:sz w:val="24"/>
+          <w:szCs w:val="24"/>
+          <w:lang w:val="ru-RU"/>
+        </w:rPr>
+      </w:pPr>
+      <w:r>
+        <w:rPr>
+          <w:rFonts w:ascii="Times New Roman" w:hAnsi="Times New Roman" w:cs="Times New Roman"/>
+          <w:sz w:val="24"/>
+          <w:szCs w:val="24"/>
+          <w:lang w:val="ru-RU"/>
+        </w:rPr>
+        <w:t>Выполнена</w:t>
+      </w:r>
+      <w:r>
+        <w:rPr>
+          <w:rFonts w:ascii="Times New Roman" w:hAnsi="Times New Roman" w:cs="Times New Roman"/>
+          <w:sz w:val="24"/>
+          <w:szCs w:val="24"/>
+        </w:rPr>
+        <w:t> </w:t>
+      </w:r>
+      <w:r>
+        <w:rPr>
+          <w:rFonts w:ascii="Times New Roman" w:hAnsi="Times New Roman" w:cs="Times New Roman"/>
+          <w:b/>
+          <w:bCs/>
+          <w:sz w:val="24"/>
+          <w:szCs w:val="24"/>
+        </w:rPr>
+        <w:t>top</w:t>
+      </w:r>
+      <w:r>
+        <w:rPr>
+          <w:rFonts w:ascii="Times New Roman" w:hAnsi="Times New Roman" w:cs="Times New Roman"/>
+          <w:b/>
+          <w:bCs/>
+          <w:sz w:val="24"/>
+          <w:szCs w:val="24"/>
+          <w:lang w:val="ru-RU"/>
+        </w:rPr>
+        <w:noBreakHyphen/>
+      </w:r>
+      <w:r>
+        <w:rPr>
+          <w:rFonts w:ascii="Times New Roman" w:hAnsi="Times New Roman" w:cs="Times New Roman"/>
+          <w:b/>
+          <w:bCs/>
+          <w:sz w:val="24"/>
+          <w:szCs w:val="24"/>
+        </w:rPr>
+        <w:t>down</w:t>
+      </w:r>
+      <w:r>
+        <w:rPr>
+          <w:rFonts w:ascii="Times New Roman" w:hAnsi="Times New Roman" w:cs="Times New Roman"/>
+          <w:b/>
+          <w:bCs/>
+          <w:sz w:val="24"/>
+          <w:szCs w:val="24"/>
+          <w:lang w:val="ru-RU"/>
+        </w:rPr>
+        <w:t xml:space="preserve"> интеграция</w:t>
+      </w:r>
+      <w:r>
+        <w:rPr>
+          <w:rFonts w:ascii="Times New Roman" w:hAnsi="Times New Roman" w:cs="Times New Roman"/>
+          <w:sz w:val="24"/>
+          <w:szCs w:val="24"/>
+        </w:rPr>
+        <w:t> </w:t>
+      </w:r>
+      <w:r>
+        <w:rPr>
+          <w:rFonts w:ascii="Times New Roman" w:hAnsi="Times New Roman" w:cs="Times New Roman"/>
+          <w:sz w:val="24"/>
+          <w:szCs w:val="24"/>
+          <w:lang w:val="ru-RU"/>
+        </w:rPr>
+        <w:t>с поэтапной заменой заглушек на реальные модули</w:t>
+      </w:r>
+    </w:p>
+    <w:p>
+      <w:pPr>
+        <w:numPr>
+          <w:ilvl w:val="0"/>
+          <w:numId w:val="8"/>
+        </w:numPr>
+        <w:rPr>
+          <w:rFonts w:ascii="Times New Roman" w:hAnsi="Times New Roman" w:cs="Times New Roman"/>
+          <w:sz w:val="24"/>
+          <w:szCs w:val="24"/>
+          <w:lang w:val="ru-RU"/>
+        </w:rPr>
+      </w:pPr>
+      <w:r>
+        <w:rPr>
+          <w:rFonts w:ascii="Times New Roman" w:hAnsi="Times New Roman" w:cs="Times New Roman"/>
+          <w:sz w:val="24"/>
+          <w:szCs w:val="24"/>
+          <w:lang w:val="ru-RU"/>
+        </w:rPr>
+        <w:t>Все успешно пройдены</w:t>
+      </w:r>
+    </w:p>
+    <w:p>
+      <w:pPr>
+        <w:ind w:left="720"/>
+        <w:rPr>
+          <w:rFonts w:ascii="Times New Roman" w:hAnsi="Times New Roman" w:cs="Times New Roman"/>
+          <w:sz w:val="24"/>
+          <w:szCs w:val="24"/>
+          <w:lang w:val="ru-RU"/>
+        </w:rPr>
+      </w:pPr>
+    </w:p>
+    <w:p>
+      <w:pPr>
+        <w:rPr>
+          <w:rFonts w:ascii="Times New Roman" w:hAnsi="Times New Roman" w:cs="Times New Roman"/>
+          <w:b/>
+          <w:bCs/>
+          <w:sz w:val="24"/>
+          <w:szCs w:val="24"/>
+        </w:rPr>
+      </w:pPr>
+      <w:r>
+        <w:rPr>
+          <w:rFonts w:ascii="Times New Roman" w:hAnsi="Times New Roman" w:cs="Times New Roman"/>
+          <w:b/>
+          <w:bCs/>
+          <w:sz w:val="24"/>
+          <w:szCs w:val="24"/>
+          <w:lang w:val="ru-RU"/>
+        </w:rPr>
+        <w:t>10</w:t>
+      </w:r>
+      <w:r>
+        <w:rPr>
+          <w:rFonts w:ascii="Times New Roman" w:hAnsi="Times New Roman" w:cs="Times New Roman"/>
+          <w:b/>
+          <w:bCs/>
+          <w:sz w:val="24"/>
+          <w:szCs w:val="24"/>
+        </w:rPr>
+        <w:t>. Код проекта</w:t>
+      </w:r>
+    </w:p>
+    <w:p>
+      <w:pPr>
+        <w:rPr>
+          <w:rFonts w:ascii="Times New Roman" w:hAnsi="Times New Roman" w:cs="Times New Roman"/>
+          <w:sz w:val="24"/>
+          <w:szCs w:val="24"/>
+          <w:lang w:val="ru-RU"/>
+        </w:rPr>
+      </w:pPr>
+      <w:r>
+        <w:rPr>
+          <w:rFonts w:ascii="Times New Roman" w:hAnsi="Times New Roman" w:cs="Times New Roman"/>
+          <w:sz w:val="24"/>
+          <w:szCs w:val="24"/>
+          <w:lang w:val="ru-RU"/>
+        </w:rPr>
+        <w:t>Исходный код размещён в репозитории:</w:t>
+      </w:r>
+      <w:r>
+        <w:rPr>
+          <w:rFonts w:ascii="Times New Roman" w:hAnsi="Times New Roman" w:cs="Times New Roman"/>
+          <w:sz w:val="24"/>
+          <w:szCs w:val="24"/>
+          <w:lang w:val="ru-RU"/>
+        </w:rPr>
+        <w:br/>
+      </w:r>
+      <w:hyperlink r:id="rId17" w:tgtFrame="_blank" w:history="1">
+        <w:r>
+          <w:rPr>
+            <w:rStyle w:val="af"/>
+            <w:rFonts w:ascii="Times New Roman" w:hAnsi="Times New Roman" w:cs="Times New Roman"/>
+            <w:sz w:val="24"/>
+            <w:szCs w:val="24"/>
+          </w:rPr>
+          <w:t>https</w:t>
+        </w:r>
+        <w:r>
+          <w:rPr>
+            <w:rStyle w:val="af"/>
+            <w:rFonts w:ascii="Times New Roman" w:hAnsi="Times New Roman" w:cs="Times New Roman"/>
+            <w:sz w:val="24"/>
+            <w:szCs w:val="24"/>
+            <w:lang w:val="ru-RU"/>
+          </w:rPr>
+          <w:t>://</w:t>
+        </w:r>
+        <w:r>
+          <w:rPr>
+            <w:rStyle w:val="af"/>
+            <w:rFonts w:ascii="Times New Roman" w:hAnsi="Times New Roman" w:cs="Times New Roman"/>
+            <w:sz w:val="24"/>
+            <w:szCs w:val="24"/>
+          </w:rPr>
+          <w:t>github</w:t>
+        </w:r>
+        <w:r>
+          <w:rPr>
+            <w:rStyle w:val="af"/>
+            <w:rFonts w:ascii="Times New Roman" w:hAnsi="Times New Roman" w:cs="Times New Roman"/>
+            <w:sz w:val="24"/>
+            <w:szCs w:val="24"/>
+            <w:lang w:val="ru-RU"/>
+          </w:rPr>
+          <w:t>.</w:t>
+        </w:r>
+        <w:r>
+          <w:rPr>
+            <w:rStyle w:val="af"/>
+            <w:rFonts w:ascii="Times New Roman" w:hAnsi="Times New Roman" w:cs="Times New Roman"/>
+            <w:sz w:val="24"/>
+            <w:szCs w:val="24"/>
+          </w:rPr>
+          <w:t>com</w:t>
+        </w:r>
+        <w:r>
+          <w:rPr>
+            <w:rStyle w:val="af"/>
+            <w:rFonts w:ascii="Times New Roman" w:hAnsi="Times New Roman" w:cs="Times New Roman"/>
+            <w:sz w:val="24"/>
+            <w:szCs w:val="24"/>
+            <w:lang w:val="ru-RU"/>
+          </w:rPr>
+          <w:t>/</w:t>
+        </w:r>
+        <w:r>
+          <w:rPr>
+            <w:rStyle w:val="af"/>
+            <w:rFonts w:ascii="Times New Roman" w:hAnsi="Times New Roman" w:cs="Times New Roman"/>
+            <w:sz w:val="24"/>
+            <w:szCs w:val="24"/>
+          </w:rPr>
+          <w:t>Undefned</w:t>
+        </w:r>
+        <w:r>
+          <w:rPr>
+            <w:rStyle w:val="af"/>
+            <w:rFonts w:ascii="Times New Roman" w:hAnsi="Times New Roman" w:cs="Times New Roman"/>
+            <w:sz w:val="24"/>
+            <w:szCs w:val="24"/>
+            <w:lang w:val="ru-RU"/>
+          </w:rPr>
+          <w:t>/</w:t>
+        </w:r>
+        <w:r>
+          <w:rPr>
+            <w:rStyle w:val="af"/>
+            <w:rFonts w:ascii="Times New Roman" w:hAnsi="Times New Roman" w:cs="Times New Roman"/>
+            <w:sz w:val="24"/>
+            <w:szCs w:val="24"/>
+          </w:rPr>
+          <w:t>Software</w:t>
+        </w:r>
+        <w:r>
+          <w:rPr>
+            <w:rStyle w:val="af"/>
+            <w:rFonts w:ascii="Times New Roman" w:hAnsi="Times New Roman" w:cs="Times New Roman"/>
+            <w:sz w:val="24"/>
+            <w:szCs w:val="24"/>
+            <w:lang w:val="ru-RU"/>
+          </w:rPr>
+          <w:t>_</w:t>
+        </w:r>
+        <w:r>
+          <w:rPr>
+            <w:rStyle w:val="af"/>
+            <w:rFonts w:ascii="Times New Roman" w:hAnsi="Times New Roman" w:cs="Times New Roman"/>
+            <w:sz w:val="24"/>
+            <w:szCs w:val="24"/>
+          </w:rPr>
+          <w:t>Testing</w:t>
+        </w:r>
+        <w:r>
+          <w:rPr>
+            <w:rStyle w:val="af"/>
+            <w:rFonts w:ascii="Times New Roman" w:hAnsi="Times New Roman" w:cs="Times New Roman"/>
+            <w:sz w:val="24"/>
+            <w:szCs w:val="24"/>
+            <w:lang w:val="ru-RU"/>
+          </w:rPr>
+          <w:t>_2026/</w:t>
+        </w:r>
+        <w:r>
+          <w:rPr>
+            <w:rStyle w:val="af"/>
+            <w:rFonts w:ascii="Times New Roman" w:hAnsi="Times New Roman" w:cs="Times New Roman"/>
+            <w:sz w:val="24"/>
+            <w:szCs w:val="24"/>
+          </w:rPr>
+          <w:t>tree</w:t>
+        </w:r>
+        <w:r>
+          <w:rPr>
+            <w:rStyle w:val="af"/>
+            <w:rFonts w:ascii="Times New Roman" w:hAnsi="Times New Roman" w:cs="Times New Roman"/>
+            <w:sz w:val="24"/>
+            <w:szCs w:val="24"/>
+            <w:lang w:val="ru-RU"/>
+          </w:rPr>
+          <w:t>/</w:t>
+        </w:r>
+        <w:r>
+          <w:rPr>
+            <w:rStyle w:val="af"/>
+            <w:rFonts w:ascii="Times New Roman" w:hAnsi="Times New Roman" w:cs="Times New Roman"/>
+            <w:sz w:val="24"/>
+            <w:szCs w:val="24"/>
+          </w:rPr>
+          <w:t>main</w:t>
+        </w:r>
+        <w:r>
+          <w:rPr>
+            <w:rStyle w:val="af"/>
+            <w:rFonts w:ascii="Times New Roman" w:hAnsi="Times New Roman" w:cs="Times New Roman"/>
+            <w:sz w:val="24"/>
+            <w:szCs w:val="24"/>
+            <w:lang w:val="ru-RU"/>
+          </w:rPr>
+          <w:t>/</w:t>
+        </w:r>
+        <w:r>
+          <w:rPr>
+            <w:rStyle w:val="af"/>
+            <w:rFonts w:ascii="Times New Roman" w:hAnsi="Times New Roman" w:cs="Times New Roman"/>
+            <w:sz w:val="24"/>
+            <w:szCs w:val="24"/>
+          </w:rPr>
+          <w:t>Lab</w:t>
+        </w:r>
+        <w:r>
+          <w:rPr>
+            <w:rStyle w:val="af"/>
+            <w:rFonts w:ascii="Times New Roman" w:hAnsi="Times New Roman" w:cs="Times New Roman"/>
+            <w:sz w:val="24"/>
+            <w:szCs w:val="24"/>
+            <w:lang w:val="ru-RU"/>
+          </w:rPr>
+          <w:t>2</w:t>
+        </w:r>
+      </w:hyperlink>
+    </w:p>
+    <w:p>
+      <w:pPr>
+        <w:rPr>
+          <w:rFonts w:ascii="Times New Roman" w:hAnsi="Times New Roman" w:cs="Times New Roman"/>
+          <w:sz w:val="24"/>
+          <w:szCs w:val="24"/>
+        </w:rPr>
+      </w:pPr>
+      <w:r>
+        <w:rPr>
+          <w:rFonts w:ascii="Times New Roman" w:hAnsi="Times New Roman" w:cs="Times New Roman"/>
+          <w:sz w:val="24"/>
+          <w:szCs w:val="24"/>
+        </w:rPr>
+        <w:t>Основные классы:</w:t>
+      </w:r>
+    </w:p>
+    <w:p>
+      <w:pPr>
+        <w:numPr>
+          <w:ilvl w:val="0"/>
+          <w:numId w:val="9"/>
+        </w:numPr>
+        <w:rPr>
+          <w:rFonts w:ascii="Times New Roman" w:hAnsi="Times New Roman" w:cs="Times New Roman"/>
+          <w:sz w:val="24"/>
+          <w:szCs w:val="24"/>
+        </w:rPr>
+      </w:pPr>
+      <w:r>
+        <w:rPr>
+          <w:rFonts w:ascii="Times New Roman" w:hAnsi="Times New Roman" w:cs="Times New Roman"/>
+          <w:sz w:val="24"/>
+          <w:szCs w:val="24"/>
+        </w:rPr>
+        <w:t>SystemFunction, TrigBranch, LogBranch – системные ветки</w:t>
+      </w:r>
+    </w:p>
+    <w:p>
+      <w:pPr>
+        <w:numPr>
+          <w:ilvl w:val="0"/>
+          <w:numId w:val="9"/>
+        </w:numPr>
+        <w:rPr>
+          <w:rFonts w:ascii="Times New Roman" w:hAnsi="Times New Roman" w:cs="Times New Roman"/>
+          <w:sz w:val="24"/>
+          <w:szCs w:val="24"/>
+        </w:rPr>
+      </w:pPr>
+      <w:r>
+        <w:rPr>
+          <w:rFonts w:ascii="Times New Roman" w:hAnsi="Times New Roman" w:cs="Times New Roman"/>
+          <w:sz w:val="24"/>
+          <w:szCs w:val="24"/>
+        </w:rPr>
+        <w:t>Sin, Cos, Tan, Cot, Sec, Csc – тригонометрические модули</w:t>
+      </w:r>
+    </w:p>
+    <w:p>
+      <w:pPr>
+        <w:numPr>
+          <w:ilvl w:val="0"/>
+          <w:numId w:val="9"/>
+        </w:numPr>
+        <w:rPr>
+          <w:rFonts w:ascii="Times New Roman" w:hAnsi="Times New Roman" w:cs="Times New Roman"/>
+          <w:sz w:val="24"/>
+          <w:szCs w:val="24"/>
+        </w:rPr>
+      </w:pPr>
+      <w:r>
+        <w:rPr>
+          <w:rFonts w:ascii="Times New Roman" w:hAnsi="Times New Roman" w:cs="Times New Roman"/>
+          <w:sz w:val="24"/>
+          <w:szCs w:val="24"/>
+        </w:rPr>
+        <w:t>Ln, Log2, Log3 – логарифмические модули</w:t>
+      </w:r>
+    </w:p>
+    <w:p>
+      <w:pPr>
+        <w:numPr>
+          <w:ilvl w:val="0"/>
+          <w:numId w:val="9"/>
+        </w:numPr>
+        <w:rPr>
+          <w:rFonts w:ascii="Times New Roman" w:hAnsi="Times New Roman" w:cs="Times New Roman"/>
+          <w:sz w:val="24"/>
+          <w:szCs w:val="24"/>
+        </w:rPr>
+      </w:pPr>
+      <w:r>
+        <w:rPr>
+          <w:rFonts w:ascii="Times New Roman" w:hAnsi="Times New Roman" w:cs="Times New Roman"/>
+          <w:sz w:val="24"/>
+          <w:szCs w:val="24"/>
+        </w:rPr>
+        <w:t>CsvStubGenerator – генератор эталонных CSV</w:t>
+      </w:r>
+    </w:p>
+    <w:p>
+      <w:pPr>
+        <w:numPr>
+          <w:ilvl w:val="0"/>
+          <w:numId w:val="9"/>
+        </w:numPr>
+        <w:rPr>
+          <w:rFonts w:ascii="Times New Roman" w:hAnsi="Times New Roman" w:cs="Times New Roman"/>
+          <w:sz w:val="24"/>
+          <w:szCs w:val="24"/>
+        </w:rPr>
+      </w:pPr>
+      <w:r>
+        <w:rPr>
+          <w:rFonts w:ascii="Times New Roman" w:hAnsi="Times New Roman" w:cs="Times New Roman"/>
+          <w:sz w:val="24"/>
+          <w:szCs w:val="24"/>
+        </w:rPr>
+        <w:t>StubModules, TableModule – табличные заглушки</w:t>
+      </w:r>
+    </w:p>
+    <w:p>
+      <w:pPr>
+        <w:numPr>
+          <w:ilvl w:val="0"/>
+          <w:numId w:val="9"/>
+        </w:numPr>
+        <w:rPr>
+          <w:rFonts w:ascii="Times New Roman" w:hAnsi="Times New Roman" w:cs="Times New Roman"/>
+          <w:sz w:val="24"/>
+          <w:szCs w:val="24"/>
+        </w:rPr>
+      </w:pPr>
+      <w:r>
+        <w:rPr>
+          <w:rFonts w:ascii="Times New Roman" w:hAnsi="Times New Roman" w:cs="Times New Roman"/>
+          <w:sz w:val="24"/>
+          <w:szCs w:val="24"/>
+        </w:rPr>
+        <w:t>IntegrationTestSupport – вспомогательные методы для тестов</w:t>
+      </w:r>
+    </w:p>
+    <w:p>
+      <w:pPr>
+        <w:rPr>
+          <w:rFonts w:ascii="Times New Roman" w:hAnsi="Times New Roman" w:cs="Times New Roman"/>
+          <w:sz w:val="24"/>
+          <w:szCs w:val="24"/>
+        </w:rPr>
+      </w:pPr>
+    </w:p>
+    <w:p>
+      <w:pPr>
+        <w:rPr>
+          <w:rFonts w:ascii="Times New Roman" w:hAnsi="Times New Roman" w:cs="Times New Roman"/>
+          <w:b/>
+          <w:bCs/>
+          <w:sz w:val="24"/>
+          <w:szCs w:val="24"/>
+        </w:rPr>
+      </w:pPr>
+      <w:r>
+        <w:rPr>
+          <w:rFonts w:ascii="Times New Roman" w:hAnsi="Times New Roman" w:cs="Times New Roman"/>
+          <w:b/>
+          <w:bCs/>
+          <w:sz w:val="24"/>
+          <w:szCs w:val="24"/>
+        </w:rPr>
+        <w:lastRenderedPageBreak/>
+        <w:t>Список использованных источников</w:t>
+      </w:r>
+    </w:p>
+    <w:p>
+      <w:pPr>
+        <w:numPr>
+          <w:ilvl w:val="0"/>
+          <w:numId w:val="10"/>
+        </w:numPr>
+        <w:rPr>
+          <w:rFonts w:ascii="Times New Roman" w:hAnsi="Times New Roman" w:cs="Times New Roman"/>
+          <w:sz w:val="24"/>
+          <w:szCs w:val="24"/>
+          <w:lang w:val="ru-RU"/>
+        </w:rPr>
+      </w:pPr>
+      <w:r>
+        <w:rPr>
+          <w:rFonts w:ascii="Times New Roman" w:hAnsi="Times New Roman" w:cs="Times New Roman"/>
+          <w:sz w:val="24"/>
+          <w:szCs w:val="24"/>
+        </w:rPr>
+        <w:t>JUnit</w:t>
+      </w:r>
+      <w:r>
+        <w:rPr>
+          <w:rFonts w:ascii="Times New Roman" w:hAnsi="Times New Roman" w:cs="Times New Roman"/>
+          <w:sz w:val="24"/>
+          <w:szCs w:val="24"/>
+          <w:lang w:val="ru-RU"/>
+        </w:rPr>
+        <w:t xml:space="preserve"> 5 </w:t>
+      </w:r>
+      <w:r>
+        <w:rPr>
+          <w:rFonts w:ascii="Times New Roman" w:hAnsi="Times New Roman" w:cs="Times New Roman"/>
+          <w:sz w:val="24"/>
+          <w:szCs w:val="24"/>
+        </w:rPr>
+        <w:t>User</w:t>
+      </w:r>
+      <w:r>
+        <w:rPr>
+          <w:rFonts w:ascii="Times New Roman" w:hAnsi="Times New Roman" w:cs="Times New Roman"/>
+          <w:sz w:val="24"/>
+          <w:szCs w:val="24"/>
+          <w:lang w:val="ru-RU"/>
+        </w:rPr>
+        <w:t xml:space="preserve"> </w:t>
+      </w:r>
+      <w:r>
+        <w:rPr>
+          <w:rFonts w:ascii="Times New Roman" w:hAnsi="Times New Roman" w:cs="Times New Roman"/>
+          <w:sz w:val="24"/>
+          <w:szCs w:val="24"/>
+        </w:rPr>
+        <w:t>Guide</w:t>
+      </w:r>
+      <w:r>
+        <w:rPr>
+          <w:rFonts w:ascii="Times New Roman" w:hAnsi="Times New Roman" w:cs="Times New Roman"/>
+          <w:sz w:val="24"/>
+          <w:szCs w:val="24"/>
+          <w:lang w:val="ru-RU"/>
+        </w:rPr>
+        <w:t xml:space="preserve"> [Электронный ресурс]. – </w:t>
+      </w:r>
+      <w:r>
+        <w:rPr>
+          <w:rFonts w:ascii="Times New Roman" w:hAnsi="Times New Roman" w:cs="Times New Roman"/>
+          <w:sz w:val="24"/>
+          <w:szCs w:val="24"/>
+        </w:rPr>
+        <w:t>URL</w:t>
+      </w:r>
+      <w:r>
+        <w:rPr>
+          <w:rFonts w:ascii="Times New Roman" w:hAnsi="Times New Roman" w:cs="Times New Roman"/>
+          <w:sz w:val="24"/>
+          <w:szCs w:val="24"/>
+          <w:lang w:val="ru-RU"/>
+        </w:rPr>
+        <w:t>:</w:t>
+      </w:r>
+      <w:r>
+        <w:rPr>
+          <w:rFonts w:ascii="Times New Roman" w:hAnsi="Times New Roman" w:cs="Times New Roman"/>
+          <w:sz w:val="24"/>
+          <w:szCs w:val="24"/>
+        </w:rPr>
+        <w:t> </w:t>
+      </w:r>
+      <w:hyperlink r:id="rId18" w:tgtFrame="_blank" w:history="1">
+        <w:r>
+          <w:rPr>
+            <w:rStyle w:val="af"/>
+            <w:rFonts w:ascii="Times New Roman" w:hAnsi="Times New Roman" w:cs="Times New Roman"/>
+            <w:sz w:val="24"/>
+            <w:szCs w:val="24"/>
+          </w:rPr>
+          <w:t>https</w:t>
+        </w:r>
+        <w:r>
+          <w:rPr>
+            <w:rStyle w:val="af"/>
+            <w:rFonts w:ascii="Times New Roman" w:hAnsi="Times New Roman" w:cs="Times New Roman"/>
+            <w:sz w:val="24"/>
+            <w:szCs w:val="24"/>
+            <w:lang w:val="ru-RU"/>
+          </w:rPr>
+          <w:t>://</w:t>
+        </w:r>
+        <w:r>
+          <w:rPr>
+            <w:rStyle w:val="af"/>
+            <w:rFonts w:ascii="Times New Roman" w:hAnsi="Times New Roman" w:cs="Times New Roman"/>
+            <w:sz w:val="24"/>
+            <w:szCs w:val="24"/>
+          </w:rPr>
+          <w:t>junit</w:t>
+        </w:r>
+        <w:r>
+          <w:rPr>
+            <w:rStyle w:val="af"/>
+            <w:rFonts w:ascii="Times New Roman" w:hAnsi="Times New Roman" w:cs="Times New Roman"/>
+            <w:sz w:val="24"/>
+            <w:szCs w:val="24"/>
+            <w:lang w:val="ru-RU"/>
+          </w:rPr>
+          <w:t>.</w:t>
+        </w:r>
+        <w:r>
+          <w:rPr>
+            <w:rStyle w:val="af"/>
+            <w:rFonts w:ascii="Times New Roman" w:hAnsi="Times New Roman" w:cs="Times New Roman"/>
+            <w:sz w:val="24"/>
+            <w:szCs w:val="24"/>
+          </w:rPr>
+          <w:t>org</w:t>
+        </w:r>
+        <w:r>
+          <w:rPr>
+            <w:rStyle w:val="af"/>
+            <w:rFonts w:ascii="Times New Roman" w:hAnsi="Times New Roman" w:cs="Times New Roman"/>
+            <w:sz w:val="24"/>
+            <w:szCs w:val="24"/>
+            <w:lang w:val="ru-RU"/>
+          </w:rPr>
+          <w:t>/</w:t>
+        </w:r>
+        <w:r>
+          <w:rPr>
+            <w:rStyle w:val="af"/>
+            <w:rFonts w:ascii="Times New Roman" w:hAnsi="Times New Roman" w:cs="Times New Roman"/>
+            <w:sz w:val="24"/>
+            <w:szCs w:val="24"/>
+          </w:rPr>
+          <w:t>junit</w:t>
+        </w:r>
+        <w:r>
+          <w:rPr>
+            <w:rStyle w:val="af"/>
+            <w:rFonts w:ascii="Times New Roman" w:hAnsi="Times New Roman" w:cs="Times New Roman"/>
+            <w:sz w:val="24"/>
+            <w:szCs w:val="24"/>
+            <w:lang w:val="ru-RU"/>
+          </w:rPr>
+          <w:t>5/</w:t>
+        </w:r>
+        <w:r>
+          <w:rPr>
+            <w:rStyle w:val="af"/>
+            <w:rFonts w:ascii="Times New Roman" w:hAnsi="Times New Roman" w:cs="Times New Roman"/>
+            <w:sz w:val="24"/>
+            <w:szCs w:val="24"/>
+          </w:rPr>
+          <w:t>docs</w:t>
+        </w:r>
+        <w:r>
+          <w:rPr>
+            <w:rStyle w:val="af"/>
+            <w:rFonts w:ascii="Times New Roman" w:hAnsi="Times New Roman" w:cs="Times New Roman"/>
+            <w:sz w:val="24"/>
+            <w:szCs w:val="24"/>
+            <w:lang w:val="ru-RU"/>
+          </w:rPr>
+          <w:t>/</w:t>
+        </w:r>
+        <w:r>
+          <w:rPr>
+            <w:rStyle w:val="af"/>
+            <w:rFonts w:ascii="Times New Roman" w:hAnsi="Times New Roman" w:cs="Times New Roman"/>
+            <w:sz w:val="24"/>
+            <w:szCs w:val="24"/>
+          </w:rPr>
+          <w:t>current</w:t>
+        </w:r>
+        <w:r>
+          <w:rPr>
+            <w:rStyle w:val="af"/>
+            <w:rFonts w:ascii="Times New Roman" w:hAnsi="Times New Roman" w:cs="Times New Roman"/>
+            <w:sz w:val="24"/>
+            <w:szCs w:val="24"/>
+            <w:lang w:val="ru-RU"/>
+          </w:rPr>
+          <w:t>/</w:t>
+        </w:r>
+        <w:r>
+          <w:rPr>
+            <w:rStyle w:val="af"/>
+            <w:rFonts w:ascii="Times New Roman" w:hAnsi="Times New Roman" w:cs="Times New Roman"/>
+            <w:sz w:val="24"/>
+            <w:szCs w:val="24"/>
+          </w:rPr>
+          <w:t>user</w:t>
+        </w:r>
+        <w:r>
+          <w:rPr>
+            <w:rStyle w:val="af"/>
+            <w:rFonts w:ascii="Times New Roman" w:hAnsi="Times New Roman" w:cs="Times New Roman"/>
+            <w:sz w:val="24"/>
+            <w:szCs w:val="24"/>
+            <w:lang w:val="ru-RU"/>
+          </w:rPr>
+          <w:t>-</w:t>
+        </w:r>
+        <w:r>
+          <w:rPr>
+            <w:rStyle w:val="af"/>
+            <w:rFonts w:ascii="Times New Roman" w:hAnsi="Times New Roman" w:cs="Times New Roman"/>
+            <w:sz w:val="24"/>
+            <w:szCs w:val="24"/>
+          </w:rPr>
+          <w:t>guide</w:t>
+        </w:r>
+        <w:r>
+          <w:rPr>
+            <w:rStyle w:val="af"/>
+            <w:rFonts w:ascii="Times New Roman" w:hAnsi="Times New Roman" w:cs="Times New Roman"/>
+            <w:sz w:val="24"/>
+            <w:szCs w:val="24"/>
+            <w:lang w:val="ru-RU"/>
+          </w:rPr>
+          <w:t>/</w:t>
+        </w:r>
+      </w:hyperlink>
+    </w:p>
+    <w:p>
+      <w:pPr>
+        <w:numPr>
+          <w:ilvl w:val="0"/>
+          <w:numId w:val="10"/>
+        </w:numPr>
+        <w:rPr>
+          <w:rFonts w:ascii="Times New Roman" w:hAnsi="Times New Roman" w:cs="Times New Roman"/>
+          <w:sz w:val="24"/>
+          <w:szCs w:val="24"/>
+        </w:rPr>
+      </w:pPr>
+      <w:r>
+        <w:rPr>
+          <w:rFonts w:ascii="Times New Roman" w:hAnsi="Times New Roman" w:cs="Times New Roman"/>
+          <w:sz w:val="24"/>
+          <w:szCs w:val="24"/>
+        </w:rPr>
+        <w:t>Maven Surefire Plugin [Электронный ресурс]. – URL: </w:t>
+      </w:r>
+      <w:hyperlink r:id="rId19" w:tgtFrame="_blank" w:history="1">
+        <w:r>
+          <w:rPr>
+            <w:rStyle w:val="af"/>
+            <w:rFonts w:ascii="Times New Roman" w:hAnsi="Times New Roman" w:cs="Times New Roman"/>
+            <w:sz w:val="24"/>
+            <w:szCs w:val="24"/>
+          </w:rPr>
+          <w:t>https://maven.apache.org/surefire/maven-surefire-plugin/</w:t>
+        </w:r>
+      </w:hyperlink>
+    </w:p>
+    <w:p>
+      <w:pPr>
+        <w:numPr>
+          <w:ilvl w:val="0"/>
+          <w:numId w:val="10"/>
+        </w:numPr>
+        <w:rPr>
+          <w:rFonts w:ascii="Times New Roman" w:hAnsi="Times New Roman" w:cs="Times New Roman"/>
+          <w:sz w:val="24"/>
+          <w:szCs w:val="24"/>
+        </w:rPr>
+      </w:pPr>
+      <w:r>
+        <w:rPr>
+          <w:rFonts w:ascii="Times New Roman" w:hAnsi="Times New Roman" w:cs="Times New Roman"/>
+          <w:sz w:val="24"/>
+          <w:szCs w:val="24"/>
+        </w:rPr>
+        <w:t>JaCoCo – Java Code Coverage Library [Электронный ресурс]. – URL: </w:t>
+      </w:r>
+      <w:hyperlink r:id="rId20" w:tgtFrame="_blank" w:history="1">
+        <w:r>
+          <w:rPr>
+            <w:rStyle w:val="af"/>
+            <w:rFonts w:ascii="Times New Roman" w:hAnsi="Times New Roman" w:cs="Times New Roman"/>
+            <w:sz w:val="24"/>
+            <w:szCs w:val="24"/>
+          </w:rPr>
+          <w:t>https://www.eclemma.org/jacoco/</w:t>
+        </w:r>
+      </w:hyperlink>
+    </w:p>
+    <w:p>
+      <w:pPr>
+        <w:numPr>
+          <w:ilvl w:val="0"/>
+          <w:numId w:val="10"/>
+        </w:numPr>
+        <w:rPr>
+          <w:rFonts w:ascii="Times New Roman" w:hAnsi="Times New Roman" w:cs="Times New Roman"/>
+          <w:sz w:val="24"/>
+          <w:szCs w:val="24"/>
+          <w:lang w:val="ru-RU"/>
+        </w:rPr>
+      </w:pPr>
+      <w:r>
+        <w:rPr>
+          <w:rFonts w:ascii="Times New Roman" w:hAnsi="Times New Roman" w:cs="Times New Roman"/>
+          <w:sz w:val="24"/>
+          <w:szCs w:val="24"/>
+          <w:lang w:val="ru-RU"/>
+        </w:rPr>
+        <w:t>Адлер Ю. П., Маркова Е. В., Грановский Ю. В. Планирование эксперимента при поиске оптимальных условий. – М.: Наука, 1976.</w:t>
+      </w:r>
+    </w:p>
+    <w:p>
+      <w:pPr>
+        <w:rPr>
+          <w:rFonts w:ascii="Times New Roman" w:hAnsi="Times New Roman" w:cs="Times New Roman"/>
+          <w:sz w:val="24"/>
+          <w:szCs w:val="24"/>
+          <w:lang w:val="ru-RU"/>
+        </w:rPr>
+      </w:pPr>
+    </w:p>
     <w:sectPr>
       <w:pgSz w:w="12240" w:h="15840"/>
       <w:pgMar w:top="1134" w:right="850" w:bottom="1134" w:left="1701" w:header="720" w:footer="720" w:gutter="0"/>
@@ -1041,6 +5832,304 @@
 <file path=word/numbering.xml><?xml version="1.0" encoding="utf-8"?>
 <w:numbering xmlns:wpc="http://schemas.microsoft.com/office/word/2010/wordprocessingCanvas" xmlns:cx="http://schemas.microsoft.com/office/drawing/2014/chartex" xmlns:cx1="http://schemas.microsoft.com/office/drawing/2015/9/8/chartex" xmlns:cx2="http://schemas.microsoft.com/office/drawing/2015/10/21/chartex" xmlns:cx3="http://schemas.microsoft.com/office/drawing/2016/5/9/chartex" xmlns:cx4="http://schemas.microsoft.com/office/drawing/2016/5/10/chartex" xmlns:cx5="http://schemas.microsoft.com/office/drawing/2016/5/11/chartex" xmlns:cx6="http://schemas.microsoft.com/office/drawing/2016/5/12/chartex" xmlns:cx7="http://schemas.microsoft.com/office/drawing/2016/5/13/chartex" xmlns:cx8="http://schemas.microsoft.com/office/drawing/2016/5/14/chartex" xmlns:mc="http://schemas.openxmlformats.org/markup-compatibility/2006" xmlns:aink="http://schemas.microsoft.com/office/drawing/2016/ink" xmlns:am3d="http://schemas.microsoft.com/office/drawing/2017/model3d" xmlns:o="urn:schemas-microsoft-com:office:office" xmlns:oel="http://schemas.microsoft.com/office/2019/extlst" xmlns:r="http://schemas.openxmlformats.org/officeDocument/2006/relationships" xmlns:m="http://schemas.openxmlformats.org/officeDocument/2006/math" xmlns:v="urn:schemas-microsoft-com:vml" xmlns:wp14="http://schemas.microsoft.com/office/word/2010/wordprocessingDrawing" xmlns:wp="http://schemas.openxmlformats.org/drawingml/2006/wordprocessingDrawing" xmlns:w10="urn:schemas-microsoft-com:office:word" xmlns:w="http://schemas.openxmlformats.org/wordprocessingml/2006/main" xmlns:w14="http://schemas.microsoft.com/office/word/2010/wordml" xmlns:w15="http://schemas.microsoft.com/office/word/2012/wordml" xmlns:w16cex="http://schemas.microsoft.com/office/word/2018/wordml/cex" xmlns:w16cid="http://schemas.microsoft.com/office/word/2016/wordml/cid" xmlns:w16="http://schemas.microsoft.com/office/word/2018/wordml" xmlns:w16sdtdh="http://schemas.microsoft.com/office/word/2020/wordml/sdtdatahash" xmlns:w16se="http://schemas.microsoft.com/office/word/2015/wordml/symex" xmlns:wpg="http://schemas.microsoft.com/office/word/2010/wordprocessingGroup" xmlns:wpi="http://schemas.microsoft.com/office/word/2010/wordprocessingInk" xmlns:wne="http://schemas.microsoft.com/office/word/2006/wordml" xmlns:wps="http://schemas.microsoft.com/office/word/2010/wordprocessingShape" mc:Ignorable="w14 w15 w16se w16cid w16 w16cex w16sdtdh wp14">
   <w:abstractNum w:abstractNumId="0" w15:restartNumberingAfterBreak="0">
+    <w:nsid w:val="38BA7D87"/>
+    <w:multiLevelType w:val="multilevel"/>
+    <w:tmpl w:val="FF6EA19C"/>
+    <w:lvl w:ilvl="0">
+      <w:start w:val="1"/>
+      <w:numFmt w:val="bullet"/>
+      <w:lvlText w:val=""/>
+      <w:lvlJc w:val="left"/>
+      <w:pPr>
+        <w:tabs>
+          <w:tab w:val="num" w:pos="720"/>
+        </w:tabs>
+        <w:ind w:left="720" w:hanging="360"/>
+      </w:pPr>
+      <w:rPr>
+        <w:rFonts w:ascii="Symbol" w:hAnsi="Symbol" w:hint="default"/>
+        <w:sz w:val="20"/>
+      </w:rPr>
+    </w:lvl>
+    <w:lvl w:ilvl="1" w:tentative="1">
+      <w:start w:val="1"/>
+      <w:numFmt w:val="bullet"/>
+      <w:lvlText w:val="o"/>
+      <w:lvlJc w:val="left"/>
+      <w:pPr>
+        <w:tabs>
+          <w:tab w:val="num" w:pos="1440"/>
+        </w:tabs>
+        <w:ind w:left="1440" w:hanging="360"/>
+      </w:pPr>
+      <w:rPr>
+        <w:rFonts w:ascii="Courier New" w:hAnsi="Courier New" w:hint="default"/>
+        <w:sz w:val="20"/>
+      </w:rPr>
+    </w:lvl>
+    <w:lvl w:ilvl="2" w:tentative="1">
+      <w:start w:val="1"/>
+      <w:numFmt w:val="bullet"/>
+      <w:lvlText w:val=""/>
+      <w:lvlJc w:val="left"/>
+      <w:pPr>
+        <w:tabs>
+          <w:tab w:val="num" w:pos="2160"/>
+        </w:tabs>
+        <w:ind w:left="2160" w:hanging="360"/>
+      </w:pPr>
+      <w:rPr>
+        <w:rFonts w:ascii="Wingdings" w:hAnsi="Wingdings" w:hint="default"/>
+        <w:sz w:val="20"/>
+      </w:rPr>
+    </w:lvl>
+    <w:lvl w:ilvl="3" w:tentative="1">
+      <w:start w:val="1"/>
+      <w:numFmt w:val="bullet"/>
+      <w:lvlText w:val=""/>
+      <w:lvlJc w:val="left"/>
+      <w:pPr>
+        <w:tabs>
+          <w:tab w:val="num" w:pos="2880"/>
+        </w:tabs>
+        <w:ind w:left="2880" w:hanging="360"/>
+      </w:pPr>
+      <w:rPr>
+        <w:rFonts w:ascii="Wingdings" w:hAnsi="Wingdings" w:hint="default"/>
+        <w:sz w:val="20"/>
+      </w:rPr>
+    </w:lvl>
+    <w:lvl w:ilvl="4" w:tentative="1">
+      <w:start w:val="1"/>
+      <w:numFmt w:val="bullet"/>
+      <w:lvlText w:val=""/>
+      <w:lvlJc w:val="left"/>
+      <w:pPr>
+        <w:tabs>
+          <w:tab w:val="num" w:pos="3600"/>
+        </w:tabs>
+        <w:ind w:left="3600" w:hanging="360"/>
+      </w:pPr>
+      <w:rPr>
+        <w:rFonts w:ascii="Wingdings" w:hAnsi="Wingdings" w:hint="default"/>
+        <w:sz w:val="20"/>
+      </w:rPr>
+    </w:lvl>
+    <w:lvl w:ilvl="5" w:tentative="1">
+      <w:start w:val="1"/>
+      <w:numFmt w:val="bullet"/>
+      <w:lvlText w:val=""/>
+      <w:lvlJc w:val="left"/>
+      <w:pPr>
+        <w:tabs>
+          <w:tab w:val="num" w:pos="4320"/>
+        </w:tabs>
+        <w:ind w:left="4320" w:hanging="360"/>
+      </w:pPr>
+      <w:rPr>
+        <w:rFonts w:ascii="Wingdings" w:hAnsi="Wingdings" w:hint="default"/>
+        <w:sz w:val="20"/>
+      </w:rPr>
+    </w:lvl>
+    <w:lvl w:ilvl="6" w:tentative="1">
+      <w:start w:val="1"/>
+      <w:numFmt w:val="bullet"/>
+      <w:lvlText w:val=""/>
+      <w:lvlJc w:val="left"/>
+      <w:pPr>
+        <w:tabs>
+          <w:tab w:val="num" w:pos="5040"/>
+        </w:tabs>
+        <w:ind w:left="5040" w:hanging="360"/>
+      </w:pPr>
+      <w:rPr>
+        <w:rFonts w:ascii="Wingdings" w:hAnsi="Wingdings" w:hint="default"/>
+        <w:sz w:val="20"/>
+      </w:rPr>
+    </w:lvl>
+    <w:lvl w:ilvl="7" w:tentative="1">
+      <w:start w:val="1"/>
+      <w:numFmt w:val="bullet"/>
+      <w:lvlText w:val=""/>
+      <w:lvlJc w:val="left"/>
+      <w:pPr>
+        <w:tabs>
+          <w:tab w:val="num" w:pos="5760"/>
+        </w:tabs>
+        <w:ind w:left="5760" w:hanging="360"/>
+      </w:pPr>
+      <w:rPr>
+        <w:rFonts w:ascii="Wingdings" w:hAnsi="Wingdings" w:hint="default"/>
+        <w:sz w:val="20"/>
+      </w:rPr>
+    </w:lvl>
+    <w:lvl w:ilvl="8" w:tentative="1">
+      <w:start w:val="1"/>
+      <w:numFmt w:val="bullet"/>
+      <w:lvlText w:val=""/>
+      <w:lvlJc w:val="left"/>
+      <w:pPr>
+        <w:tabs>
+          <w:tab w:val="num" w:pos="6480"/>
+        </w:tabs>
+        <w:ind w:left="6480" w:hanging="360"/>
+      </w:pPr>
+      <w:rPr>
+        <w:rFonts w:ascii="Wingdings" w:hAnsi="Wingdings" w:hint="default"/>
+        <w:sz w:val="20"/>
+      </w:rPr>
+    </w:lvl>
+  </w:abstractNum>
+  <w:abstractNum w:abstractNumId="1" w15:restartNumberingAfterBreak="0">
+    <w:nsid w:val="3CC91973"/>
+    <w:multiLevelType w:val="multilevel"/>
+    <w:tmpl w:val="04E4E2EC"/>
+    <w:lvl w:ilvl="0">
+      <w:start w:val="1"/>
+      <w:numFmt w:val="bullet"/>
+      <w:lvlText w:val=""/>
+      <w:lvlJc w:val="left"/>
+      <w:pPr>
+        <w:tabs>
+          <w:tab w:val="num" w:pos="720"/>
+        </w:tabs>
+        <w:ind w:left="720" w:hanging="360"/>
+      </w:pPr>
+      <w:rPr>
+        <w:rFonts w:ascii="Symbol" w:hAnsi="Symbol" w:hint="default"/>
+        <w:sz w:val="20"/>
+      </w:rPr>
+    </w:lvl>
+    <w:lvl w:ilvl="1" w:tentative="1">
+      <w:start w:val="1"/>
+      <w:numFmt w:val="bullet"/>
+      <w:lvlText w:val="o"/>
+      <w:lvlJc w:val="left"/>
+      <w:pPr>
+        <w:tabs>
+          <w:tab w:val="num" w:pos="1440"/>
+        </w:tabs>
+        <w:ind w:left="1440" w:hanging="360"/>
+      </w:pPr>
+      <w:rPr>
+        <w:rFonts w:ascii="Courier New" w:hAnsi="Courier New" w:hint="default"/>
+        <w:sz w:val="20"/>
+      </w:rPr>
+    </w:lvl>
+    <w:lvl w:ilvl="2" w:tentative="1">
+      <w:start w:val="1"/>
+      <w:numFmt w:val="bullet"/>
+      <w:lvlText w:val=""/>
+      <w:lvlJc w:val="left"/>
+      <w:pPr>
+        <w:tabs>
+          <w:tab w:val="num" w:pos="2160"/>
+        </w:tabs>
+        <w:ind w:left="2160" w:hanging="360"/>
+      </w:pPr>
+      <w:rPr>
+        <w:rFonts w:ascii="Wingdings" w:hAnsi="Wingdings" w:hint="default"/>
+        <w:sz w:val="20"/>
+      </w:rPr>
+    </w:lvl>
+    <w:lvl w:ilvl="3" w:tentative="1">
+      <w:start w:val="1"/>
+      <w:numFmt w:val="bullet"/>
+      <w:lvlText w:val=""/>
+      <w:lvlJc w:val="left"/>
+      <w:pPr>
+        <w:tabs>
+          <w:tab w:val="num" w:pos="2880"/>
+        </w:tabs>
+        <w:ind w:left="2880" w:hanging="360"/>
+      </w:pPr>
+      <w:rPr>
+        <w:rFonts w:ascii="Wingdings" w:hAnsi="Wingdings" w:hint="default"/>
+        <w:sz w:val="20"/>
+      </w:rPr>
+    </w:lvl>
+    <w:lvl w:ilvl="4" w:tentative="1">
+      <w:start w:val="1"/>
+      <w:numFmt w:val="bullet"/>
+      <w:lvlText w:val=""/>
+      <w:lvlJc w:val="left"/>
+      <w:pPr>
+        <w:tabs>
+          <w:tab w:val="num" w:pos="3600"/>
+        </w:tabs>
+        <w:ind w:left="3600" w:hanging="360"/>
+      </w:pPr>
+      <w:rPr>
+        <w:rFonts w:ascii="Wingdings" w:hAnsi="Wingdings" w:hint="default"/>
+        <w:sz w:val="20"/>
+      </w:rPr>
+    </w:lvl>
+    <w:lvl w:ilvl="5" w:tentative="1">
+      <w:start w:val="1"/>
+      <w:numFmt w:val="bullet"/>
+      <w:lvlText w:val=""/>
+      <w:lvlJc w:val="left"/>
+      <w:pPr>
+        <w:tabs>
+          <w:tab w:val="num" w:pos="4320"/>
+        </w:tabs>
+        <w:ind w:left="4320" w:hanging="360"/>
+      </w:pPr>
+      <w:rPr>
+        <w:rFonts w:ascii="Wingdings" w:hAnsi="Wingdings" w:hint="default"/>
+        <w:sz w:val="20"/>
+      </w:rPr>
+    </w:lvl>
+    <w:lvl w:ilvl="6" w:tentative="1">
+      <w:start w:val="1"/>
+      <w:numFmt w:val="bullet"/>
+      <w:lvlText w:val=""/>
+      <w:lvlJc w:val="left"/>
+      <w:pPr>
+        <w:tabs>
+          <w:tab w:val="num" w:pos="5040"/>
+        </w:tabs>
+        <w:ind w:left="5040" w:hanging="360"/>
+      </w:pPr>
+      <w:rPr>
+        <w:rFonts w:ascii="Wingdings" w:hAnsi="Wingdings" w:hint="default"/>
+        <w:sz w:val="20"/>
+      </w:rPr>
+    </w:lvl>
+    <w:lvl w:ilvl="7" w:tentative="1">
+      <w:start w:val="1"/>
+      <w:numFmt w:val="bullet"/>
+      <w:lvlText w:val=""/>
+      <w:lvlJc w:val="left"/>
+      <w:pPr>
+        <w:tabs>
+          <w:tab w:val="num" w:pos="5760"/>
+        </w:tabs>
+        <w:ind w:left="5760" w:hanging="360"/>
+      </w:pPr>
+      <w:rPr>
+        <w:rFonts w:ascii="Wingdings" w:hAnsi="Wingdings" w:hint="default"/>
+        <w:sz w:val="20"/>
+      </w:rPr>
+    </w:lvl>
+    <w:lvl w:ilvl="8" w:tentative="1">
+      <w:start w:val="1"/>
+      <w:numFmt w:val="bullet"/>
+      <w:lvlText w:val=""/>
+      <w:lvlJc w:val="left"/>
+      <w:pPr>
+        <w:tabs>
+          <w:tab w:val="num" w:pos="6480"/>
+        </w:tabs>
+        <w:ind w:left="6480" w:hanging="360"/>
+      </w:pPr>
+      <w:rPr>
+        <w:rFonts w:ascii="Wingdings" w:hAnsi="Wingdings" w:hint="default"/>
+        <w:sz w:val="20"/>
+      </w:rPr>
+    </w:lvl>
+  </w:abstractNum>
+  <w:abstractNum w:abstractNumId="2" w15:restartNumberingAfterBreak="0">
     <w:nsid w:val="402F7FFC"/>
     <w:multiLevelType w:val="hybridMultilevel"/>
     <w:tmpl w:val="6F92D09E"/>
@@ -1094,7 +6183,7 @@
       <w:lvlJc w:val="left"/>
     </w:lvl>
   </w:abstractNum>
-  <w:abstractNum w:abstractNumId="1" w15:restartNumberingAfterBreak="0">
+  <w:abstractNum w:abstractNumId="3" w15:restartNumberingAfterBreak="0">
     <w:nsid w:val="4A3355A0"/>
     <w:multiLevelType w:val="hybridMultilevel"/>
     <w:tmpl w:val="8E107C56"/>
@@ -1183,7 +6272,418 @@
       </w:pPr>
     </w:lvl>
   </w:abstractNum>
-  <w:abstractNum w:abstractNumId="2" w15:restartNumberingAfterBreak="0">
+  <w:abstractNum w:abstractNumId="4" w15:restartNumberingAfterBreak="0">
+    <w:nsid w:val="4C756EAF"/>
+    <w:multiLevelType w:val="multilevel"/>
+    <w:tmpl w:val="E72073EE"/>
+    <w:lvl w:ilvl="0">
+      <w:start w:val="1"/>
+      <w:numFmt w:val="bullet"/>
+      <w:lvlText w:val=""/>
+      <w:lvlJc w:val="left"/>
+      <w:pPr>
+        <w:tabs>
+          <w:tab w:val="num" w:pos="720"/>
+        </w:tabs>
+        <w:ind w:left="720" w:hanging="360"/>
+      </w:pPr>
+      <w:rPr>
+        <w:rFonts w:ascii="Symbol" w:hAnsi="Symbol" w:hint="default"/>
+        <w:sz w:val="20"/>
+      </w:rPr>
+    </w:lvl>
+    <w:lvl w:ilvl="1" w:tentative="1">
+      <w:start w:val="1"/>
+      <w:numFmt w:val="bullet"/>
+      <w:lvlText w:val="o"/>
+      <w:lvlJc w:val="left"/>
+      <w:pPr>
+        <w:tabs>
+          <w:tab w:val="num" w:pos="1440"/>
+        </w:tabs>
+        <w:ind w:left="1440" w:hanging="360"/>
+      </w:pPr>
+      <w:rPr>
+        <w:rFonts w:ascii="Courier New" w:hAnsi="Courier New" w:hint="default"/>
+        <w:sz w:val="20"/>
+      </w:rPr>
+    </w:lvl>
+    <w:lvl w:ilvl="2" w:tentative="1">
+      <w:start w:val="1"/>
+      <w:numFmt w:val="bullet"/>
+      <w:lvlText w:val=""/>
+      <w:lvlJc w:val="left"/>
+      <w:pPr>
+        <w:tabs>
+          <w:tab w:val="num" w:pos="2160"/>
+        </w:tabs>
+        <w:ind w:left="2160" w:hanging="360"/>
+      </w:pPr>
+      <w:rPr>
+        <w:rFonts w:ascii="Wingdings" w:hAnsi="Wingdings" w:hint="default"/>
+        <w:sz w:val="20"/>
+      </w:rPr>
+    </w:lvl>
+    <w:lvl w:ilvl="3" w:tentative="1">
+      <w:start w:val="1"/>
+      <w:numFmt w:val="bullet"/>
+      <w:lvlText w:val=""/>
+      <w:lvlJc w:val="left"/>
+      <w:pPr>
+        <w:tabs>
+          <w:tab w:val="num" w:pos="2880"/>
+        </w:tabs>
+        <w:ind w:left="2880" w:hanging="360"/>
+      </w:pPr>
+      <w:rPr>
+        <w:rFonts w:ascii="Wingdings" w:hAnsi="Wingdings" w:hint="default"/>
+        <w:sz w:val="20"/>
+      </w:rPr>
+    </w:lvl>
+    <w:lvl w:ilvl="4" w:tentative="1">
+      <w:start w:val="1"/>
+      <w:numFmt w:val="bullet"/>
+      <w:lvlText w:val=""/>
+      <w:lvlJc w:val="left"/>
+      <w:pPr>
+        <w:tabs>
+          <w:tab w:val="num" w:pos="3600"/>
+        </w:tabs>
+        <w:ind w:left="3600" w:hanging="360"/>
+      </w:pPr>
+      <w:rPr>
+        <w:rFonts w:ascii="Wingdings" w:hAnsi="Wingdings" w:hint="default"/>
+        <w:sz w:val="20"/>
+      </w:rPr>
+    </w:lvl>
+    <w:lvl w:ilvl="5" w:tentative="1">
+      <w:start w:val="1"/>
+      <w:numFmt w:val="bullet"/>
+      <w:lvlText w:val=""/>
+      <w:lvlJc w:val="left"/>
+      <w:pPr>
+        <w:tabs>
+          <w:tab w:val="num" w:pos="4320"/>
+        </w:tabs>
+        <w:ind w:left="4320" w:hanging="360"/>
+      </w:pPr>
+      <w:rPr>
+        <w:rFonts w:ascii="Wingdings" w:hAnsi="Wingdings" w:hint="default"/>
+        <w:sz w:val="20"/>
+      </w:rPr>
+    </w:lvl>
+    <w:lvl w:ilvl="6" w:tentative="1">
+      <w:start w:val="1"/>
+      <w:numFmt w:val="bullet"/>
+      <w:lvlText w:val=""/>
+      <w:lvlJc w:val="left"/>
+      <w:pPr>
+        <w:tabs>
+          <w:tab w:val="num" w:pos="5040"/>
+        </w:tabs>
+        <w:ind w:left="5040" w:hanging="360"/>
+      </w:pPr>
+      <w:rPr>
+        <w:rFonts w:ascii="Wingdings" w:hAnsi="Wingdings" w:hint="default"/>
+        <w:sz w:val="20"/>
+      </w:rPr>
+    </w:lvl>
+    <w:lvl w:ilvl="7" w:tentative="1">
+      <w:start w:val="1"/>
+      <w:numFmt w:val="bullet"/>
+      <w:lvlText w:val=""/>
+      <w:lvlJc w:val="left"/>
+      <w:pPr>
+        <w:tabs>
+          <w:tab w:val="num" w:pos="5760"/>
+        </w:tabs>
+        <w:ind w:left="5760" w:hanging="360"/>
+      </w:pPr>
+      <w:rPr>
+        <w:rFonts w:ascii="Wingdings" w:hAnsi="Wingdings" w:hint="default"/>
+        <w:sz w:val="20"/>
+      </w:rPr>
+    </w:lvl>
+    <w:lvl w:ilvl="8" w:tentative="1">
+      <w:start w:val="1"/>
+      <w:numFmt w:val="bullet"/>
+      <w:lvlText w:val=""/>
+      <w:lvlJc w:val="left"/>
+      <w:pPr>
+        <w:tabs>
+          <w:tab w:val="num" w:pos="6480"/>
+        </w:tabs>
+        <w:ind w:left="6480" w:hanging="360"/>
+      </w:pPr>
+      <w:rPr>
+        <w:rFonts w:ascii="Wingdings" w:hAnsi="Wingdings" w:hint="default"/>
+        <w:sz w:val="20"/>
+      </w:rPr>
+    </w:lvl>
+  </w:abstractNum>
+  <w:abstractNum w:abstractNumId="5" w15:restartNumberingAfterBreak="0">
+    <w:nsid w:val="5B4B0410"/>
+    <w:multiLevelType w:val="multilevel"/>
+    <w:tmpl w:val="25ACBCF8"/>
+    <w:lvl w:ilvl="0">
+      <w:start w:val="1"/>
+      <w:numFmt w:val="bullet"/>
+      <w:lvlText w:val=""/>
+      <w:lvlJc w:val="left"/>
+      <w:pPr>
+        <w:tabs>
+          <w:tab w:val="num" w:pos="720"/>
+        </w:tabs>
+        <w:ind w:left="720" w:hanging="360"/>
+      </w:pPr>
+      <w:rPr>
+        <w:rFonts w:ascii="Symbol" w:hAnsi="Symbol" w:hint="default"/>
+        <w:sz w:val="20"/>
+      </w:rPr>
+    </w:lvl>
+    <w:lvl w:ilvl="1" w:tentative="1">
+      <w:start w:val="1"/>
+      <w:numFmt w:val="bullet"/>
+      <w:lvlText w:val="o"/>
+      <w:lvlJc w:val="left"/>
+      <w:pPr>
+        <w:tabs>
+          <w:tab w:val="num" w:pos="1440"/>
+        </w:tabs>
+        <w:ind w:left="1440" w:hanging="360"/>
+      </w:pPr>
+      <w:rPr>
+        <w:rFonts w:ascii="Courier New" w:hAnsi="Courier New" w:hint="default"/>
+        <w:sz w:val="20"/>
+      </w:rPr>
+    </w:lvl>
+    <w:lvl w:ilvl="2" w:tentative="1">
+      <w:start w:val="1"/>
+      <w:numFmt w:val="bullet"/>
+      <w:lvlText w:val=""/>
+      <w:lvlJc w:val="left"/>
+      <w:pPr>
+        <w:tabs>
+          <w:tab w:val="num" w:pos="2160"/>
+        </w:tabs>
+        <w:ind w:left="2160" w:hanging="360"/>
+      </w:pPr>
+      <w:rPr>
+        <w:rFonts w:ascii="Wingdings" w:hAnsi="Wingdings" w:hint="default"/>
+        <w:sz w:val="20"/>
+      </w:rPr>
+    </w:lvl>
+    <w:lvl w:ilvl="3" w:tentative="1">
+      <w:start w:val="1"/>
+      <w:numFmt w:val="bullet"/>
+      <w:lvlText w:val=""/>
+      <w:lvlJc w:val="left"/>
+      <w:pPr>
+        <w:tabs>
+          <w:tab w:val="num" w:pos="2880"/>
+        </w:tabs>
+        <w:ind w:left="2880" w:hanging="360"/>
+      </w:pPr>
+      <w:rPr>
+        <w:rFonts w:ascii="Wingdings" w:hAnsi="Wingdings" w:hint="default"/>
+        <w:sz w:val="20"/>
+      </w:rPr>
+    </w:lvl>
+    <w:lvl w:ilvl="4" w:tentative="1">
+      <w:start w:val="1"/>
+      <w:numFmt w:val="bullet"/>
+      <w:lvlText w:val=""/>
+      <w:lvlJc w:val="left"/>
+      <w:pPr>
+        <w:tabs>
+          <w:tab w:val="num" w:pos="3600"/>
+        </w:tabs>
+        <w:ind w:left="3600" w:hanging="360"/>
+      </w:pPr>
+      <w:rPr>
+        <w:rFonts w:ascii="Wingdings" w:hAnsi="Wingdings" w:hint="default"/>
+        <w:sz w:val="20"/>
+      </w:rPr>
+    </w:lvl>
+    <w:lvl w:ilvl="5" w:tentative="1">
+      <w:start w:val="1"/>
+      <w:numFmt w:val="bullet"/>
+      <w:lvlText w:val=""/>
+      <w:lvlJc w:val="left"/>
+      <w:pPr>
+        <w:tabs>
+          <w:tab w:val="num" w:pos="4320"/>
+        </w:tabs>
+        <w:ind w:left="4320" w:hanging="360"/>
+      </w:pPr>
+      <w:rPr>
+        <w:rFonts w:ascii="Wingdings" w:hAnsi="Wingdings" w:hint="default"/>
+        <w:sz w:val="20"/>
+      </w:rPr>
+    </w:lvl>
+    <w:lvl w:ilvl="6" w:tentative="1">
+      <w:start w:val="1"/>
+      <w:numFmt w:val="bullet"/>
+      <w:lvlText w:val=""/>
+      <w:lvlJc w:val="left"/>
+      <w:pPr>
+        <w:tabs>
+          <w:tab w:val="num" w:pos="5040"/>
+        </w:tabs>
+        <w:ind w:left="5040" w:hanging="360"/>
+      </w:pPr>
+      <w:rPr>
+        <w:rFonts w:ascii="Wingdings" w:hAnsi="Wingdings" w:hint="default"/>
+        <w:sz w:val="20"/>
+      </w:rPr>
+    </w:lvl>
+    <w:lvl w:ilvl="7" w:tentative="1">
+      <w:start w:val="1"/>
+      <w:numFmt w:val="bullet"/>
+      <w:lvlText w:val=""/>
+      <w:lvlJc w:val="left"/>
+      <w:pPr>
+        <w:tabs>
+          <w:tab w:val="num" w:pos="5760"/>
+        </w:tabs>
+        <w:ind w:left="5760" w:hanging="360"/>
+      </w:pPr>
+      <w:rPr>
+        <w:rFonts w:ascii="Wingdings" w:hAnsi="Wingdings" w:hint="default"/>
+        <w:sz w:val="20"/>
+      </w:rPr>
+    </w:lvl>
+    <w:lvl w:ilvl="8" w:tentative="1">
+      <w:start w:val="1"/>
+      <w:numFmt w:val="bullet"/>
+      <w:lvlText w:val=""/>
+      <w:lvlJc w:val="left"/>
+      <w:pPr>
+        <w:tabs>
+          <w:tab w:val="num" w:pos="6480"/>
+        </w:tabs>
+        <w:ind w:left="6480" w:hanging="360"/>
+      </w:pPr>
+      <w:rPr>
+        <w:rFonts w:ascii="Wingdings" w:hAnsi="Wingdings" w:hint="default"/>
+        <w:sz w:val="20"/>
+      </w:rPr>
+    </w:lvl>
+  </w:abstractNum>
+  <w:abstractNum w:abstractNumId="6" w15:restartNumberingAfterBreak="0">
+    <w:nsid w:val="5F1A403E"/>
+    <w:multiLevelType w:val="multilevel"/>
+    <w:tmpl w:val="87EC01FE"/>
+    <w:lvl w:ilvl="0">
+      <w:start w:val="1"/>
+      <w:numFmt w:val="decimal"/>
+      <w:lvlText w:val="%1."/>
+      <w:lvlJc w:val="left"/>
+      <w:pPr>
+        <w:tabs>
+          <w:tab w:val="num" w:pos="720"/>
+        </w:tabs>
+        <w:ind w:left="720" w:hanging="360"/>
+      </w:pPr>
+    </w:lvl>
+    <w:lvl w:ilvl="1" w:tentative="1">
+      <w:start w:val="1"/>
+      <w:numFmt w:val="decimal"/>
+      <w:lvlText w:val="%2."/>
+      <w:lvlJc w:val="left"/>
+      <w:pPr>
+        <w:tabs>
+          <w:tab w:val="num" w:pos="1440"/>
+        </w:tabs>
+        <w:ind w:left="1440" w:hanging="360"/>
+      </w:pPr>
+    </w:lvl>
+    <w:lvl w:ilvl="2" w:tentative="1">
+      <w:start w:val="1"/>
+      <w:numFmt w:val="decimal"/>
+      <w:lvlText w:val="%3."/>
+      <w:lvlJc w:val="left"/>
+      <w:pPr>
+        <w:tabs>
+          <w:tab w:val="num" w:pos="2160"/>
+        </w:tabs>
+        <w:ind w:left="2160" w:hanging="360"/>
+      </w:pPr>
+    </w:lvl>
+    <w:lvl w:ilvl="3" w:tentative="1">
+      <w:start w:val="1"/>
+      <w:numFmt w:val="decimal"/>
+      <w:lvlText w:val="%4."/>
+      <w:lvlJc w:val="left"/>
+      <w:pPr>
+        <w:tabs>
+          <w:tab w:val="num" w:pos="2880"/>
+        </w:tabs>
+        <w:ind w:left="2880" w:hanging="360"/>
+      </w:pPr>
+    </w:lvl>
+    <w:lvl w:ilvl="4" w:tentative="1">
+      <w:start w:val="1"/>
+      <w:numFmt w:val="decimal"/>
+      <w:lvlText w:val="%5."/>
+      <w:lvlJc w:val="left"/>
+      <w:pPr>
+        <w:tabs>
+          <w:tab w:val="num" w:pos="3600"/>
+        </w:tabs>
+        <w:ind w:left="3600" w:hanging="360"/>
+      </w:pPr>
+    </w:lvl>
+    <w:lvl w:ilvl="5" w:tentative="1">
+      <w:start w:val="1"/>
+      <w:numFmt w:val="decimal"/>
+      <w:lvlText w:val="%6."/>
+      <w:lvlJc w:val="left"/>
+      <w:pPr>
+        <w:tabs>
+          <w:tab w:val="num" w:pos="4320"/>
+        </w:tabs>
+        <w:ind w:left="4320" w:hanging="360"/>
+      </w:pPr>
+    </w:lvl>
+    <w:lvl w:ilvl="6" w:tentative="1">
+      <w:start w:val="1"/>
+      <w:numFmt w:val="decimal"/>
+      <w:lvlText w:val="%7."/>
+      <w:lvlJc w:val="left"/>
+      <w:pPr>
+        <w:tabs>
+          <w:tab w:val="num" w:pos="5040"/>
+        </w:tabs>
+        <w:ind w:left="5040" w:hanging="360"/>
+      </w:pPr>
+    </w:lvl>
+    <w:lvl w:ilvl="7" w:tentative="1">
+      <w:start w:val="1"/>
+      <w:numFmt w:val="decimal"/>
+      <w:lvlText w:val="%8."/>
+      <w:lvlJc w:val="left"/>
+      <w:pPr>
+        <w:tabs>
+          <w:tab w:val="num" w:pos="5760"/>
+        </w:tabs>
+        <w:ind w:left="5760" w:hanging="360"/>
+      </w:pPr>
+    </w:lvl>
+    <w:lvl w:ilvl="8" w:tentative="1">
+      <w:start w:val="1"/>
+      <w:numFmt w:val="decimal"/>
+      <w:lvlText w:val="%9."/>
+      <w:lvlJc w:val="left"/>
+      <w:pPr>
+        <w:tabs>
+          <w:tab w:val="num" w:pos="6480"/>
+        </w:tabs>
+        <w:ind w:left="6480" w:hanging="360"/>
+      </w:pPr>
+    </w:lvl>
+  </w:abstractNum>
+  <w:abstractNum w:abstractNumId="7" w15:restartNumberingAfterBreak="0">
     <w:nsid w:val="62EF3C5B"/>
     <w:multiLevelType w:val="hybridMultilevel"/>
     <w:tmpl w:val="470C07FA"/>
@@ -1237,20 +6737,423 @@
       <w:lvlJc w:val="left"/>
     </w:lvl>
   </w:abstractNum>
+  <w:abstractNum w:abstractNumId="8" w15:restartNumberingAfterBreak="0">
+    <w:nsid w:val="6C793948"/>
+    <w:multiLevelType w:val="multilevel"/>
+    <w:tmpl w:val="62C6A5B4"/>
+    <w:lvl w:ilvl="0">
+      <w:start w:val="1"/>
+      <w:numFmt w:val="decimal"/>
+      <w:lvlText w:val="%1."/>
+      <w:lvlJc w:val="left"/>
+      <w:pPr>
+        <w:tabs>
+          <w:tab w:val="num" w:pos="720"/>
+        </w:tabs>
+        <w:ind w:left="720" w:hanging="360"/>
+      </w:pPr>
+    </w:lvl>
+    <w:lvl w:ilvl="1">
+      <w:start w:val="1"/>
+      <w:numFmt w:val="bullet"/>
+      <w:lvlText w:val="o"/>
+      <w:lvlJc w:val="left"/>
+      <w:pPr>
+        <w:tabs>
+          <w:tab w:val="num" w:pos="1440"/>
+        </w:tabs>
+        <w:ind w:left="1440" w:hanging="360"/>
+      </w:pPr>
+      <w:rPr>
+        <w:rFonts w:ascii="Courier New" w:hAnsi="Courier New" w:hint="default"/>
+        <w:sz w:val="20"/>
+      </w:rPr>
+    </w:lvl>
+    <w:lvl w:ilvl="2" w:tentative="1">
+      <w:start w:val="1"/>
+      <w:numFmt w:val="decimal"/>
+      <w:lvlText w:val="%3."/>
+      <w:lvlJc w:val="left"/>
+      <w:pPr>
+        <w:tabs>
+          <w:tab w:val="num" w:pos="2160"/>
+        </w:tabs>
+        <w:ind w:left="2160" w:hanging="360"/>
+      </w:pPr>
+    </w:lvl>
+    <w:lvl w:ilvl="3" w:tentative="1">
+      <w:start w:val="1"/>
+      <w:numFmt w:val="decimal"/>
+      <w:lvlText w:val="%4."/>
+      <w:lvlJc w:val="left"/>
+      <w:pPr>
+        <w:tabs>
+          <w:tab w:val="num" w:pos="2880"/>
+        </w:tabs>
+        <w:ind w:left="2880" w:hanging="360"/>
+      </w:pPr>
+    </w:lvl>
+    <w:lvl w:ilvl="4" w:tentative="1">
+      <w:start w:val="1"/>
+      <w:numFmt w:val="decimal"/>
+      <w:lvlText w:val="%5."/>
+      <w:lvlJc w:val="left"/>
+      <w:pPr>
+        <w:tabs>
+          <w:tab w:val="num" w:pos="3600"/>
+        </w:tabs>
+        <w:ind w:left="3600" w:hanging="360"/>
+      </w:pPr>
+    </w:lvl>
+    <w:lvl w:ilvl="5" w:tentative="1">
+      <w:start w:val="1"/>
+      <w:numFmt w:val="decimal"/>
+      <w:lvlText w:val="%6."/>
+      <w:lvlJc w:val="left"/>
+      <w:pPr>
+        <w:tabs>
+          <w:tab w:val="num" w:pos="4320"/>
+        </w:tabs>
+        <w:ind w:left="4320" w:hanging="360"/>
+      </w:pPr>
+    </w:lvl>
+    <w:lvl w:ilvl="6" w:tentative="1">
+      <w:start w:val="1"/>
+      <w:numFmt w:val="decimal"/>
+      <w:lvlText w:val="%7."/>
+      <w:lvlJc w:val="left"/>
+      <w:pPr>
+        <w:tabs>
+          <w:tab w:val="num" w:pos="5040"/>
+        </w:tabs>
+        <w:ind w:left="5040" w:hanging="360"/>
+      </w:pPr>
+    </w:lvl>
+    <w:lvl w:ilvl="7" w:tentative="1">
+      <w:start w:val="1"/>
+      <w:numFmt w:val="decimal"/>
+      <w:lvlText w:val="%8."/>
+      <w:lvlJc w:val="left"/>
+      <w:pPr>
+        <w:tabs>
+          <w:tab w:val="num" w:pos="5760"/>
+        </w:tabs>
+        <w:ind w:left="5760" w:hanging="360"/>
+      </w:pPr>
+    </w:lvl>
+    <w:lvl w:ilvl="8" w:tentative="1">
+      <w:start w:val="1"/>
+      <w:numFmt w:val="decimal"/>
+      <w:lvlText w:val="%9."/>
+      <w:lvlJc w:val="left"/>
+      <w:pPr>
+        <w:tabs>
+          <w:tab w:val="num" w:pos="6480"/>
+        </w:tabs>
+        <w:ind w:left="6480" w:hanging="360"/>
+      </w:pPr>
+    </w:lvl>
+  </w:abstractNum>
+  <w:abstractNum w:abstractNumId="9" w15:restartNumberingAfterBreak="0">
+    <w:nsid w:val="7970206B"/>
+    <w:multiLevelType w:val="multilevel"/>
+    <w:tmpl w:val="CD42D90E"/>
+    <w:lvl w:ilvl="0">
+      <w:start w:val="1"/>
+      <w:numFmt w:val="bullet"/>
+      <w:lvlText w:val=""/>
+      <w:lvlJc w:val="left"/>
+      <w:pPr>
+        <w:tabs>
+          <w:tab w:val="num" w:pos="720"/>
+        </w:tabs>
+        <w:ind w:left="720" w:hanging="360"/>
+      </w:pPr>
+      <w:rPr>
+        <w:rFonts w:ascii="Symbol" w:hAnsi="Symbol" w:hint="default"/>
+        <w:sz w:val="20"/>
+      </w:rPr>
+    </w:lvl>
+    <w:lvl w:ilvl="1" w:tentative="1">
+      <w:start w:val="1"/>
+      <w:numFmt w:val="bullet"/>
+      <w:lvlText w:val="o"/>
+      <w:lvlJc w:val="left"/>
+      <w:pPr>
+        <w:tabs>
+          <w:tab w:val="num" w:pos="1440"/>
+        </w:tabs>
+        <w:ind w:left="1440" w:hanging="360"/>
+      </w:pPr>
+      <w:rPr>
+        <w:rFonts w:ascii="Courier New" w:hAnsi="Courier New" w:hint="default"/>
+        <w:sz w:val="20"/>
+      </w:rPr>
+    </w:lvl>
+    <w:lvl w:ilvl="2" w:tentative="1">
+      <w:start w:val="1"/>
+      <w:numFmt w:val="bullet"/>
+      <w:lvlText w:val=""/>
+      <w:lvlJc w:val="left"/>
+      <w:pPr>
+        <w:tabs>
+          <w:tab w:val="num" w:pos="2160"/>
+        </w:tabs>
+        <w:ind w:left="2160" w:hanging="360"/>
+      </w:pPr>
+      <w:rPr>
+        <w:rFonts w:ascii="Wingdings" w:hAnsi="Wingdings" w:hint="default"/>
+        <w:sz w:val="20"/>
+      </w:rPr>
+    </w:lvl>
+    <w:lvl w:ilvl="3" w:tentative="1">
+      <w:start w:val="1"/>
+      <w:numFmt w:val="bullet"/>
+      <w:lvlText w:val=""/>
+      <w:lvlJc w:val="left"/>
+      <w:pPr>
+        <w:tabs>
+          <w:tab w:val="num" w:pos="2880"/>
+        </w:tabs>
+        <w:ind w:left="2880" w:hanging="360"/>
+      </w:pPr>
+      <w:rPr>
+        <w:rFonts w:ascii="Wingdings" w:hAnsi="Wingdings" w:hint="default"/>
+        <w:sz w:val="20"/>
+      </w:rPr>
+    </w:lvl>
+    <w:lvl w:ilvl="4" w:tentative="1">
+      <w:start w:val="1"/>
+      <w:numFmt w:val="bullet"/>
+      <w:lvlText w:val=""/>
+      <w:lvlJc w:val="left"/>
+      <w:pPr>
+        <w:tabs>
+          <w:tab w:val="num" w:pos="3600"/>
+        </w:tabs>
+        <w:ind w:left="3600" w:hanging="360"/>
+      </w:pPr>
+      <w:rPr>
+        <w:rFonts w:ascii="Wingdings" w:hAnsi="Wingdings" w:hint="default"/>
+        <w:sz w:val="20"/>
+      </w:rPr>
+    </w:lvl>
+    <w:lvl w:ilvl="5" w:tentative="1">
+      <w:start w:val="1"/>
+      <w:numFmt w:val="bullet"/>
+      <w:lvlText w:val=""/>
+      <w:lvlJc w:val="left"/>
+      <w:pPr>
+        <w:tabs>
+          <w:tab w:val="num" w:pos="4320"/>
+        </w:tabs>
+        <w:ind w:left="4320" w:hanging="360"/>
+      </w:pPr>
+      <w:rPr>
+        <w:rFonts w:ascii="Wingdings" w:hAnsi="Wingdings" w:hint="default"/>
+        <w:sz w:val="20"/>
+      </w:rPr>
+    </w:lvl>
+    <w:lvl w:ilvl="6" w:tentative="1">
+      <w:start w:val="1"/>
+      <w:numFmt w:val="bullet"/>
+      <w:lvlText w:val=""/>
+      <w:lvlJc w:val="left"/>
+      <w:pPr>
+        <w:tabs>
+          <w:tab w:val="num" w:pos="5040"/>
+        </w:tabs>
+        <w:ind w:left="5040" w:hanging="360"/>
+      </w:pPr>
+      <w:rPr>
+        <w:rFonts w:ascii="Wingdings" w:hAnsi="Wingdings" w:hint="default"/>
+        <w:sz w:val="20"/>
+      </w:rPr>
+    </w:lvl>
+    <w:lvl w:ilvl="7" w:tentative="1">
+      <w:start w:val="1"/>
+      <w:numFmt w:val="bullet"/>
+      <w:lvlText w:val=""/>
+      <w:lvlJc w:val="left"/>
+      <w:pPr>
+        <w:tabs>
+          <w:tab w:val="num" w:pos="5760"/>
+        </w:tabs>
+        <w:ind w:left="5760" w:hanging="360"/>
+      </w:pPr>
+      <w:rPr>
+        <w:rFonts w:ascii="Wingdings" w:hAnsi="Wingdings" w:hint="default"/>
+        <w:sz w:val="20"/>
+      </w:rPr>
+    </w:lvl>
+    <w:lvl w:ilvl="8" w:tentative="1">
+      <w:start w:val="1"/>
+      <w:numFmt w:val="bullet"/>
+      <w:lvlText w:val=""/>
+      <w:lvlJc w:val="left"/>
+      <w:pPr>
+        <w:tabs>
+          <w:tab w:val="num" w:pos="6480"/>
+        </w:tabs>
+        <w:ind w:left="6480" w:hanging="360"/>
+      </w:pPr>
+      <w:rPr>
+        <w:rFonts w:ascii="Wingdings" w:hAnsi="Wingdings" w:hint="default"/>
+        <w:sz w:val="20"/>
+      </w:rPr>
+    </w:lvl>
+  </w:abstractNum>
+  <w:abstractNum w:abstractNumId="10" w15:restartNumberingAfterBreak="0">
+    <w:nsid w:val="7C325D82"/>
+    <w:multiLevelType w:val="multilevel"/>
+    <w:tmpl w:val="3822DAFE"/>
+    <w:lvl w:ilvl="0">
+      <w:start w:val="1"/>
+      <w:numFmt w:val="decimal"/>
+      <w:lvlText w:val="%1."/>
+      <w:lvlJc w:val="left"/>
+      <w:pPr>
+        <w:tabs>
+          <w:tab w:val="num" w:pos="720"/>
+        </w:tabs>
+        <w:ind w:left="720" w:hanging="360"/>
+      </w:pPr>
+    </w:lvl>
+    <w:lvl w:ilvl="1" w:tentative="1">
+      <w:start w:val="1"/>
+      <w:numFmt w:val="decimal"/>
+      <w:lvlText w:val="%2."/>
+      <w:lvlJc w:val="left"/>
+      <w:pPr>
+        <w:tabs>
+          <w:tab w:val="num" w:pos="1440"/>
+        </w:tabs>
+        <w:ind w:left="1440" w:hanging="360"/>
+      </w:pPr>
+    </w:lvl>
+    <w:lvl w:ilvl="2" w:tentative="1">
+      <w:start w:val="1"/>
+      <w:numFmt w:val="decimal"/>
+      <w:lvlText w:val="%3."/>
+      <w:lvlJc w:val="left"/>
+      <w:pPr>
+        <w:tabs>
+          <w:tab w:val="num" w:pos="2160"/>
+        </w:tabs>
+        <w:ind w:left="2160" w:hanging="360"/>
+      </w:pPr>
+    </w:lvl>
+    <w:lvl w:ilvl="3" w:tentative="1">
+      <w:start w:val="1"/>
+      <w:numFmt w:val="decimal"/>
+      <w:lvlText w:val="%4."/>
+      <w:lvlJc w:val="left"/>
+      <w:pPr>
+        <w:tabs>
+          <w:tab w:val="num" w:pos="2880"/>
+        </w:tabs>
+        <w:ind w:left="2880" w:hanging="360"/>
+      </w:pPr>
+    </w:lvl>
+    <w:lvl w:ilvl="4" w:tentative="1">
+      <w:start w:val="1"/>
+      <w:numFmt w:val="decimal"/>
+      <w:lvlText w:val="%5."/>
+      <w:lvlJc w:val="left"/>
+      <w:pPr>
+        <w:tabs>
+          <w:tab w:val="num" w:pos="3600"/>
+        </w:tabs>
+        <w:ind w:left="3600" w:hanging="360"/>
+      </w:pPr>
+    </w:lvl>
+    <w:lvl w:ilvl="5" w:tentative="1">
+      <w:start w:val="1"/>
+      <w:numFmt w:val="decimal"/>
+      <w:lvlText w:val="%6."/>
+      <w:lvlJc w:val="left"/>
+      <w:pPr>
+        <w:tabs>
+          <w:tab w:val="num" w:pos="4320"/>
+        </w:tabs>
+        <w:ind w:left="4320" w:hanging="360"/>
+      </w:pPr>
+    </w:lvl>
+    <w:lvl w:ilvl="6" w:tentative="1">
+      <w:start w:val="1"/>
+      <w:numFmt w:val="decimal"/>
+      <w:lvlText w:val="%7."/>
+      <w:lvlJc w:val="left"/>
+      <w:pPr>
+        <w:tabs>
+          <w:tab w:val="num" w:pos="5040"/>
+        </w:tabs>
+        <w:ind w:left="5040" w:hanging="360"/>
+      </w:pPr>
+    </w:lvl>
+    <w:lvl w:ilvl="7" w:tentative="1">
+      <w:start w:val="1"/>
+      <w:numFmt w:val="decimal"/>
+      <w:lvlText w:val="%8."/>
+      <w:lvlJc w:val="left"/>
+      <w:pPr>
+        <w:tabs>
+          <w:tab w:val="num" w:pos="5760"/>
+        </w:tabs>
+        <w:ind w:left="5760" w:hanging="360"/>
+      </w:pPr>
+    </w:lvl>
+    <w:lvl w:ilvl="8" w:tentative="1">
+      <w:start w:val="1"/>
+      <w:numFmt w:val="decimal"/>
+      <w:lvlText w:val="%9."/>
+      <w:lvlJc w:val="left"/>
+      <w:pPr>
+        <w:tabs>
+          <w:tab w:val="num" w:pos="6480"/>
+        </w:tabs>
+        <w:ind w:left="6480" w:hanging="360"/>
+      </w:pPr>
+    </w:lvl>
+  </w:abstractNum>
   <w:num w:numId="1" w16cid:durableId="1052537270">
-    <w:abstractNumId w:val="0"/>
+    <w:abstractNumId w:val="2"/>
     <w:lvlOverride w:ilvl="0">
       <w:startOverride w:val="1"/>
     </w:lvlOverride>
   </w:num>
   <w:num w:numId="2" w16cid:durableId="1458337367">
-    <w:abstractNumId w:val="2"/>
+    <w:abstractNumId w:val="7"/>
     <w:lvlOverride w:ilvl="0">
       <w:startOverride w:val="1"/>
     </w:lvlOverride>
   </w:num>
   <w:num w:numId="3" w16cid:durableId="1135028631">
+    <w:abstractNumId w:val="3"/>
+  </w:num>
+  <w:num w:numId="4" w16cid:durableId="1314094956">
+    <w:abstractNumId w:val="9"/>
+  </w:num>
+  <w:num w:numId="5" w16cid:durableId="1685592092">
+    <w:abstractNumId w:val="6"/>
+  </w:num>
+  <w:num w:numId="6" w16cid:durableId="379132272">
     <w:abstractNumId w:val="1"/>
+  </w:num>
+  <w:num w:numId="7" w16cid:durableId="1314526083">
+    <w:abstractNumId w:val="8"/>
+  </w:num>
+  <w:num w:numId="8" w16cid:durableId="153111998">
+    <w:abstractNumId w:val="4"/>
+  </w:num>
+  <w:num w:numId="9" w16cid:durableId="1131556025">
+    <w:abstractNumId w:val="0"/>
+  </w:num>
+  <w:num w:numId="10" w16cid:durableId="1969775979">
+    <w:abstractNumId w:val="10"/>
+  </w:num>
+  <w:num w:numId="11" w16cid:durableId="2017220292">
+    <w:abstractNumId w:val="5"/>
   </w:num>
 </w:numbering>
 </file>
@@ -1655,7 +7558,7 @@
   <w:style w:type="paragraph" w:default="1" w:styleId="a">
     <w:name w:val="Normal"/>
     <w:qFormat/>
-    <w:rsid w:val="00B0320D"/>
+    <w:rsid w:val="006A19C2"/>
     <w:pPr>
       <w:spacing w:line="259" w:lineRule="auto"/>
     </w:pPr>
@@ -1867,7 +7770,6 @@
   <w:style w:type="character" w:default="1" w:styleId="a0">
     <w:name w:val="Default Paragraph Font"/>
     <w:uiPriority w:val="1"/>
-    <w:semiHidden/>
     <w:unhideWhenUsed/>
   </w:style>
   <w:style w:type="table" w:default="1" w:styleId="a1">
